--- a/downloads/student/ai-1-week-29.docx
+++ b/downloads/student/ai-1-week-29.docx
@@ -1934,6 +1934,16 @@
       </w:r>
     </w:p>
     <w:p>
+      <w:r>
+        <w:t>Read the labelled picture: Write a one-sentence project goal and say what evidence would count as a failure.</w:t>
+      </w:r>
+    </w:p>
+    <w:p>
+      <w:r>
+        <w:t>Change one thing: The approved list contains no tray with every requested tool. Predict the result before checking the explanation. What remains the same?</w:t>
+      </w:r>
+    </w:p>
+    <w:p>
       <w:pPr>
         <w:pStyle w:val="Heading1"/>
       </w:pPr>
@@ -3687,6 +3697,187 @@
     <w:p>
       <w:r>
         <w:t>Attempt the independent case before hints. Record whether you worked alone, used a hint or followed a model. After feedback, fix the first unsupported step and explain why it changed. A later check uses a changed case, not a copied answer.</w:t>
+      </w:r>
+    </w:p>
+    <w:p>
+      <w:pPr>
+        <w:pStyle w:val="Heading1"/>
+      </w:pPr>
+      <w:r>
+        <w:t>15. Your lesson route</w:t>
+      </w:r>
+    </w:p>
+    <w:p>
+      <w:r>
+        <w:t>Start with this question: A fictional class loses time finding the correct craft tray.</w:t>
+      </w:r>
+    </w:p>
+    <w:tbl>
+      <w:tblPr>
+        <w:tblStyle w:val="LightShading-Accent1"/>
+        <w:tblW w:type="auto" w:w="0"/>
+        <w:tblLook w:firstColumn="1" w:firstRow="1" w:lastColumn="0" w:lastRow="0" w:noHBand="0" w:noVBand="1" w:val="04A0"/>
+      </w:tblPr>
+      <w:tblGrid>
+        <w:gridCol w:w="5112"/>
+        <w:gridCol w:w="5112"/>
+      </w:tblGrid>
+      <w:tr>
+        <w:trPr>
+          <w:tblHeader/>
+        </w:trPr>
+        <w:tc>
+          <w:tcPr>
+            <w:tcW w:type="dxa" w:w="5112"/>
+          </w:tcPr>
+          <w:p>
+            <w:r>
+              <w:t>By the end, I can</w:t>
+            </w:r>
+          </w:p>
+        </w:tc>
+        <w:tc>
+          <w:tcPr>
+            <w:tcW w:type="dxa" w:w="5112"/>
+          </w:tcPr>
+          <w:p>
+            <w:r>
+              <w:t>How I will show it</w:t>
+            </w:r>
+          </w:p>
+        </w:tc>
+      </w:tr>
+      <w:tr>
+        <w:tc>
+          <w:tcPr>
+            <w:tcW w:type="dxa" w:w="5112"/>
+          </w:tcPr>
+          <w:p>
+            <w:r>
+              <w:t>Describe a specific user difficulty using supplied evidence without inventing its cause</w:t>
+            </w:r>
+          </w:p>
+        </w:tc>
+        <w:tc>
+          <w:tcPr>
+            <w:tcW w:type="dxa" w:w="5112"/>
+          </w:tcPr>
+          <w:p>
+            <w:r>
+              <w:t>Explain the deciding step, show a trace or test, and state one limit.</w:t>
+            </w:r>
+          </w:p>
+        </w:tc>
+      </w:tr>
+      <w:tr>
+        <w:tc>
+          <w:tcPr>
+            <w:tcW w:type="dxa" w:w="5112"/>
+          </w:tcPr>
+          <w:p>
+            <w:r>
+              <w:t>Define a useful outcome and a way to observe it before choosing a solution</w:t>
+            </w:r>
+          </w:p>
+        </w:tc>
+        <w:tc>
+          <w:tcPr>
+            <w:tcW w:type="dxa" w:w="5112"/>
+          </w:tcPr>
+          <w:p>
+            <w:r>
+              <w:t>Explain the deciding step, show a trace or test, and state one limit.</w:t>
+            </w:r>
+          </w:p>
+        </w:tc>
+      </w:tr>
+      <w:tr>
+        <w:tc>
+          <w:tcPr>
+            <w:tcW w:type="dxa" w:w="5112"/>
+          </w:tcPr>
+          <w:p>
+            <w:r>
+              <w:t>Choose a small project with clear boundaries, permitted information and a simple alternative</w:t>
+            </w:r>
+          </w:p>
+        </w:tc>
+        <w:tc>
+          <w:tcPr>
+            <w:tcW w:type="dxa" w:w="5112"/>
+          </w:tcPr>
+          <w:p>
+            <w:r>
+              <w:t>Explain the deciding step, show a trace or test, and state one limit.</w:t>
+            </w:r>
+          </w:p>
+        </w:tc>
+      </w:tr>
+    </w:tbl>
+    <w:p>
+      <w:r>
+        <w:t>Remember → watch and explain → try with help → investigate → try independently → keep project evidence. Your teacher may spread this lesson across several classes.</w:t>
+      </w:r>
+    </w:p>
+    <w:p>
+      <w:r>
+        <w:t>Keep your first prediction. Compare it with what the evidence shows and explain any change.</w:t>
+      </w:r>
+    </w:p>
+    <w:p>
+      <w:pPr>
+        <w:pStyle w:val="Heading1"/>
+      </w:pPr>
+      <w:r>
+        <w:t>16. Finish and return</w:t>
+      </w:r>
+    </w:p>
+    <w:p>
+      <w:r>
+        <w:t>Close your notes. Explain this goal in your own words: Describe a specific user difficulty using supplied evidence without inventing its cause</w:t>
+      </w:r>
+    </w:p>
+    <w:p>
+      <w:pPr>
+        <w:pStyle w:val="Heading3"/>
+      </w:pPr>
+      <w:r>
+        <w:t>My deciding step, evidence and one remaining question</w:t>
+      </w:r>
+    </w:p>
+    <w:p>
+      <w:r>
+        <w:t>________________________________________________________________</w:t>
+      </w:r>
+    </w:p>
+    <w:p>
+      <w:r>
+        <w:t>________________________________________________________________</w:t>
+      </w:r>
+    </w:p>
+    <w:p>
+      <w:r>
+        <w:t>________________________________________________________________</w:t>
+      </w:r>
+    </w:p>
+    <w:p>
+      <w:r>
+        <w:t>________________________________________________________________</w:t>
+      </w:r>
+    </w:p>
+    <w:p>
+      <w:r>
+        <w:t>________________________________________________________________</w:t>
+      </w:r>
+    </w:p>
+    <w:p>
+      <w:r>
+        <w:t>If you are unsure, return to the worked picture and explain one arrow. If you are ready, change an input or assumption and justify your prediction.</w:t>
+      </w:r>
+    </w:p>
+    <w:p>
+      <w:r>
+        <w:t>Save your workbook evidence. At the next review, try a different case before opening your old answer.</w:t>
       </w:r>
     </w:p>
     <w:sectPr>

--- a/downloads/student/ai-1-week-29.docx
+++ b/downloads/student/ai-1-week-29.docx
@@ -3878,6 +3878,207 @@
     <w:p>
       <w:r>
         <w:t>Save your workbook evidence. At the next review, try a different case before opening your old answer.</w:t>
+      </w:r>
+    </w:p>
+    <w:p>
+      <w:pPr>
+        <w:pStyle w:val="Heading1"/>
+      </w:pPr>
+      <w:r>
+        <w:t>17. Supported practice, repair and portfolio</w:t>
+      </w:r>
+    </w:p>
+    <w:p>
+      <w:r>
+        <w:t>Use this supported practice once, in the browser or on paper. Keep the reserved independent assessment for a separate first attempt before teacher feedback.</w:t>
+      </w:r>
+    </w:p>
+    <w:p>
+      <w:r>
+        <w:t>A fictional class loses time finding the correct craft tray.</w:t>
+      </w:r>
+    </w:p>
+    <w:p>
+      <w:pPr>
+        <w:pStyle w:val="Heading3"/>
+      </w:pPr>
+      <w:r>
+        <w:t>Practice 1: explain the deciding evidence</w:t>
+      </w:r>
+    </w:p>
+    <w:p>
+      <w:r>
+        <w:t>Which labelled step matches this detail? Use fictional tool requests; do not collect identity or purchase equipment.</w:t>
+      </w:r>
+    </w:p>
+    <w:p>
+      <w:r>
+        <w:t>1. Bound the project</w:t>
+      </w:r>
+    </w:p>
+    <w:p>
+      <w:r>
+        <w:t>2. Observe problem</w:t>
+      </w:r>
+    </w:p>
+    <w:p>
+      <w:r>
+        <w:t>3. Set success test</w:t>
+      </w:r>
+    </w:p>
+    <w:p>
+      <w:r>
+        <w:t>4. Define need</w:t>
+      </w:r>
+    </w:p>
+    <w:p>
+      <w:pPr>
+        <w:pStyle w:val="Heading3"/>
+      </w:pPr>
+      <w:r>
+        <w:t>My selected conclusion, deciding fact and explanation</w:t>
+      </w:r>
+    </w:p>
+    <w:p>
+      <w:r>
+        <w:t>________________________________________________________________</w:t>
+      </w:r>
+    </w:p>
+    <w:p>
+      <w:r>
+        <w:t>________________________________________________________________</w:t>
+      </w:r>
+    </w:p>
+    <w:p>
+      <w:r>
+        <w:t>________________________________________________________________</w:t>
+      </w:r>
+    </w:p>
+    <w:p>
+      <w:r>
+        <w:t>________________________________________________________________</w:t>
+      </w:r>
+    </w:p>
+    <w:p>
+      <w:r>
+        <w:t>________________________________________________________________</w:t>
+      </w:r>
+    </w:p>
+    <w:p>
+      <w:r>
+        <w:t>Hint if needed: Read the steps in the pictorial case. Match the supplied detail to the stage that performs or records it.</w:t>
+      </w:r>
+    </w:p>
+    <w:p>
+      <w:r>
+        <w:t>After your attempt, compare with the supported explanation: Bound the project Use fictional tool requests; do not collect identity or purchase equipment. The mismatch record describes a concrete need. A measurable goal checks whether the chosen tray satisfies the request; calling the system smart would not tell us how to evaluate it. Start with a transparent paper baseline, and keep unsatisfied requests visible instead of selecting a near match without warning.</w:t>
+      </w:r>
+    </w:p>
+    <w:p>
+      <w:pPr>
+        <w:pStyle w:val="Heading3"/>
+      </w:pPr>
+      <w:r>
+        <w:t>Practice 2: explain the deciding evidence</w:t>
+      </w:r>
+    </w:p>
+    <w:p>
+      <w:r>
+        <w:t>Changed-case practice: The approved list contains no tray with every requested tool. Which conclusion is supported by the supplied facts?</w:t>
+      </w:r>
+    </w:p>
+    <w:p>
+      <w:r>
+        <w:t>1. We can decide the result without examining the changed input or the procedure.</w:t>
+      </w:r>
+    </w:p>
+    <w:p>
+      <w:r>
+        <w:t>2. The finder should report no suitable tray rather than guess.</w:t>
+      </w:r>
+    </w:p>
+    <w:p>
+      <w:r>
+        <w:t>3. This one example guarantees correct results for every future input.</w:t>
+      </w:r>
+    </w:p>
+    <w:p>
+      <w:pPr>
+        <w:pStyle w:val="Heading3"/>
+      </w:pPr>
+      <w:r>
+        <w:t>My selected conclusion, deciding fact and explanation</w:t>
+      </w:r>
+    </w:p>
+    <w:p>
+      <w:r>
+        <w:t>________________________________________________________________</w:t>
+      </w:r>
+    </w:p>
+    <w:p>
+      <w:r>
+        <w:t>________________________________________________________________</w:t>
+      </w:r>
+    </w:p>
+    <w:p>
+      <w:r>
+        <w:t>________________________________________________________________</w:t>
+      </w:r>
+    </w:p>
+    <w:p>
+      <w:r>
+        <w:t>________________________________________________________________</w:t>
+      </w:r>
+    </w:p>
+    <w:p>
+      <w:r>
+        <w:t>________________________________________________________________</w:t>
+      </w:r>
+    </w:p>
+    <w:p>
+      <w:r>
+        <w:t>Hint if needed: Use the changed condition and the deciding step in the pictorial trace. The answer must say what follows from those facts.</w:t>
+      </w:r>
+    </w:p>
+    <w:p>
+      <w:r>
+        <w:t>After your attempt, compare with the supported explanation: The finder should report no suitable tray rather than guess. Success includes honestly identifying unsatisfied requirements.</w:t>
+      </w:r>
+    </w:p>
+    <w:p>
+      <w:pPr>
+        <w:pStyle w:val="Heading3"/>
+      </w:pPr>
+      <w:r>
+        <w:t>Repair a missing building block</w:t>
+      </w:r>
+    </w:p>
+    <w:p>
+      <w:r>
+        <w:t>Review Humans Set Boundaries (ai-1/28). Goal: Distinguish a system’s capability, the correctness of its output and permission to take an action. Short practice: Which original proposal is authorised? Why do the other two need separate approval?. Return to this week and explain what you changed.</w:t>
+      </w:r>
+    </w:p>
+    <w:p>
+      <w:r>
+        <w:t>Review Prompts Are Design Instructions (ai-1/26). Goal: Write a prompt with a clear task, supplied evidence and checkable output requirements. Short practice: What must happen if B instead conflicts with another equally authoritative duration record?. Return to this week and explain what you changed.</w:t>
+      </w:r>
+    </w:p>
+    <w:p>
+      <w:r>
+        <w:t>Review Fair for Whom? (ai-1/23). Goal: Compute a correct-out-of-assessed fraction and explain its denominator. Short practice: Which group loses performance under N, and can total improvement erase that fact?. Return to this week and explain what you changed.</w:t>
+      </w:r>
+    </w:p>
+    <w:p>
+      <w:pPr>
+        <w:pStyle w:val="Heading3"/>
+      </w:pPr>
+      <w:r>
+        <w:t>Keep your completed work</w:t>
+      </w:r>
+    </w:p>
+    <w:p>
+      <w:r>
+        <w:t>Use Download completed work in the hosted lesson to export your answers, reflections, practice feedback and code-run evidence. Open the HTML copy to read or print it. Drafts stay in this browser when storage is available; clear drafts on a shared device.</w:t>
       </w:r>
     </w:p>
     <w:sectPr>

--- a/downloads/student/ai-1-week-29.docx
+++ b/downloads/student/ai-1-week-29.docx
@@ -42,6 +42,11 @@
       </w:r>
     </w:p>
     <w:p>
+      <w:r>
+        <w:t>Start with the target: Describe a specific user difficulty using supplied evidence without inventing its cause. Try the recall before opening notes.</w:t>
+      </w:r>
+    </w:p>
+    <w:p>
       <w:pPr>
         <w:pStyle w:val="Heading3"/>
       </w:pPr>
@@ -50,17 +55,71 @@
       </w:r>
     </w:p>
     <w:p>
-      <w:r>
-        <w:t>I can describe a specific user difficulty using supplied evidence without inventing its cause.</w:t>
-      </w:r>
-    </w:p>
-    <w:p>
-      <w:r>
-        <w:t>I can define a useful outcome and a way to observe it before choosing a solution.</w:t>
-      </w:r>
-    </w:p>
-    <w:p>
-      <w:r>
+      <w:pPr>
+        <w:spacing w:line="336" w:lineRule="auto" w:after="180"/>
+      </w:pPr>
+      <w:r>
+        <w:rPr>
+          <w:b w:val="0"/>
+        </w:rPr>
+        <w:t xml:space="preserve">I can describe a specific </w:t>
+      </w:r>
+      <w:r>
+        <w:rPr>
+          <w:b/>
+        </w:rPr>
+        <w:t>user</w:t>
+      </w:r>
+      <w:r>
+        <w:rPr>
+          <w:b w:val="0"/>
+        </w:rPr>
+        <w:t xml:space="preserve"> difficulty using supplied </w:t>
+      </w:r>
+      <w:r>
+        <w:rPr>
+          <w:b/>
+        </w:rPr>
+        <w:t>evidence</w:t>
+      </w:r>
+      <w:r>
+        <w:rPr>
+          <w:b w:val="0"/>
+        </w:rPr>
+        <w:t xml:space="preserve"> without inventing its cause.</w:t>
+      </w:r>
+    </w:p>
+    <w:p>
+      <w:pPr>
+        <w:spacing w:line="336" w:lineRule="auto" w:after="180"/>
+      </w:pPr>
+      <w:r>
+        <w:rPr>
+          <w:b w:val="0"/>
+        </w:rPr>
+        <w:t xml:space="preserve">I can define a useful </w:t>
+      </w:r>
+      <w:r>
+        <w:rPr>
+          <w:b/>
+        </w:rPr>
+        <w:t>outcome</w:t>
+      </w:r>
+      <w:r>
+        <w:rPr>
+          <w:b w:val="0"/>
+        </w:rPr>
+        <w:t xml:space="preserve"> and a way to observe it before choosing a solution.</w:t>
+      </w:r>
+    </w:p>
+    <w:p>
+      <w:pPr>
+        <w:spacing w:line="336" w:lineRule="auto" w:after="180"/>
+      </w:pPr>
+      <w:r>
+        <w:rPr>
+          <w:b w:val="0"/>
+        </w:rPr>
         <w:t>I can choose a small project with clear boundaries, permitted information and a simple alternative.</w:t>
       </w:r>
     </w:p>
@@ -73,33 +132,105 @@
       </w:r>
     </w:p>
     <w:p>
-      <w:r>
+      <w:pPr>
+        <w:spacing w:line="336" w:lineRule="auto" w:after="180"/>
+      </w:pPr>
+      <w:r>
+        <w:rPr>
+          <w:b w:val="0"/>
+        </w:rPr>
         <w:t>Close your notes first. A rough first answer helps us choose the right starting point; it is not a score for your ability.</w:t>
       </w:r>
     </w:p>
     <w:p>
-      <w:r>
+      <w:pPr>
+        <w:spacing w:line="336" w:lineRule="auto" w:after="180"/>
+      </w:pPr>
+      <w:r>
+        <w:rPr>
+          <w:b w:val="0"/>
+        </w:rPr>
         <w:t>Without opening the old lesson, explain one key idea from Humans Set Boundaries. Give an example and a mistake that the idea helps you avoid.</w:t>
       </w:r>
     </w:p>
     <w:p>
-      <w:r>
+      <w:pPr>
+        <w:spacing w:line="336" w:lineRule="auto" w:after="180"/>
+      </w:pPr>
+      <w:r>
+        <w:rPr>
+          <w:b w:val="0"/>
+        </w:rPr>
         <w:t>Without opening the old lesson, explain one key idea from Prompts Are Design Instructions. Give an example and a mistake that the idea helps you avoid.</w:t>
       </w:r>
     </w:p>
     <w:p>
-      <w:r>
+      <w:pPr>
+        <w:spacing w:line="336" w:lineRule="auto" w:after="180"/>
+      </w:pPr>
+      <w:r>
+        <w:rPr>
+          <w:b w:val="0"/>
+        </w:rPr>
         <w:t>Without opening the old lesson, explain one key idea from Fair for Whom?. Give an example and a mistake that the idea helps you avoid.</w:t>
       </w:r>
     </w:p>
     <w:p>
-      <w:r>
-        <w:t>After trying, check the relevant lesson or ask your teacher. Change the part of your explanation that the evidence shows was wrong.</w:t>
-      </w:r>
-    </w:p>
-    <w:p>
-      <w:r>
-        <w:t>A strong project begins with a specific user and observable need.</w:t>
+      <w:pPr>
+        <w:spacing w:line="336" w:lineRule="auto" w:after="180"/>
+      </w:pPr>
+      <w:r>
+        <w:rPr>
+          <w:b w:val="0"/>
+        </w:rPr>
+        <w:t xml:space="preserve">After trying, check the relevant lesson or ask your teacher. Change the part of your explanation that the </w:t>
+      </w:r>
+      <w:r>
+        <w:rPr>
+          <w:b/>
+        </w:rPr>
+        <w:t>evidence</w:t>
+      </w:r>
+      <w:r>
+        <w:rPr>
+          <w:b w:val="0"/>
+        </w:rPr>
+        <w:t xml:space="preserve"> shows was wrong.</w:t>
+      </w:r>
+    </w:p>
+    <w:p>
+      <w:pPr>
+        <w:spacing w:line="336" w:lineRule="auto" w:after="180"/>
+      </w:pPr>
+      <w:r>
+        <w:rPr>
+          <w:b w:val="0"/>
+        </w:rPr>
+        <w:t xml:space="preserve">A strong project begins with a specific </w:t>
+      </w:r>
+      <w:r>
+        <w:rPr>
+          <w:b/>
+        </w:rPr>
+        <w:t>user</w:t>
+      </w:r>
+      <w:r>
+        <w:rPr>
+          <w:b w:val="0"/>
+        </w:rPr>
+        <w:t xml:space="preserve"> and observable </w:t>
+      </w:r>
+      <w:r>
+        <w:rPr>
+          <w:b/>
+        </w:rPr>
+        <w:t>need</w:t>
+      </w:r>
+      <w:r>
+        <w:rPr>
+          <w:b w:val="0"/>
+        </w:rPr>
+        <w:t>.</w:t>
       </w:r>
     </w:p>
     <w:p>
@@ -139,12 +270,33 @@
       </w:r>
     </w:p>
     <w:p>
-      <w:r>
+      <w:pPr>
+        <w:pStyle w:val="Heading3"/>
+      </w:pPr>
+      <w:r>
+        <w:t>Your target</w:t>
+      </w:r>
+    </w:p>
+    <w:p>
+      <w:pPr>
+        <w:spacing w:line="336" w:lineRule="auto" w:after="180"/>
+        <w:shd w:fill="EDF7F3"/>
+      </w:pPr>
+      <w:r>
+        <w:rPr>
+          <w:b w:val="0"/>
+        </w:rPr>
         <w:t>LEARNING TARGET  Students spend three minutes finding returned books. Compare shelf labels with an AI locator. Define one fair success test before choosing a solution.</w:t>
       </w:r>
     </w:p>
     <w:p>
-      <w:r>
+      <w:pPr>
+        <w:spacing w:line="336" w:lineRule="auto" w:after="180"/>
+      </w:pPr>
+      <w:r>
+        <w:rPr>
+          <w:b w:val="0"/>
+        </w:rPr>
         <w:t>Learner name:</w:t>
       </w:r>
     </w:p>
@@ -157,7 +309,13 @@
       </w:r>
     </w:p>
     <w:p>
-      <w:r>
+      <w:pPr>
+        <w:spacing w:line="336" w:lineRule="auto" w:after="180"/>
+      </w:pPr>
+      <w:r>
+        <w:rPr>
+          <w:b w:val="0"/>
+        </w:rPr>
         <w:t>A teacher permits a paper prototype using fictional activity requests. Does this permit collecting real pupils’ names and publishing their choices? Explain.</w:t>
       </w:r>
     </w:p>
@@ -170,7 +328,13 @@
       </w:r>
     </w:p>
     <w:p>
-      <w:r>
+      <w:pPr>
+        <w:spacing w:line="336" w:lineRule="auto" w:after="180"/>
+      </w:pPr>
+      <w:r>
+        <w:rPr>
+          <w:b w:val="0"/>
+        </w:rPr>
         <w:t>By the end, I can turn a recorded problem into a bounded, measurable project goal.</w:t>
       </w:r>
     </w:p>
@@ -184,6 +348,17 @@
     </w:p>
     <w:p>
       <w:r>
+        <w:t>Investigate the supplied Find a Real Problem case. Separate observations, given facts and assumptions before choosing an explanation.</w:t>
+      </w:r>
+    </w:p>
+    <w:p>
+      <w:pPr>
+        <w:spacing w:line="336" w:lineRule="auto" w:after="180"/>
+      </w:pPr>
+      <w:r>
+        <w:rPr>
+          <w:b/>
+        </w:rPr>
         <w:t>PICTURE STORY</w:t>
       </w:r>
     </w:p>
@@ -196,8 +371,26 @@
       </w:r>
     </w:p>
     <w:p>
-      <w:r>
-        <w:t>Pictures give clues; evidence tells us what the clues mean.</w:t>
+      <w:pPr>
+        <w:spacing w:line="336" w:lineRule="auto" w:after="180"/>
+      </w:pPr>
+      <w:r>
+        <w:rPr>
+          <w:b w:val="0"/>
+        </w:rPr>
+        <w:t xml:space="preserve">Pictures give clues; </w:t>
+      </w:r>
+      <w:r>
+        <w:rPr>
+          <w:b/>
+        </w:rPr>
+        <w:t>evidence</w:t>
+      </w:r>
+      <w:r>
+        <w:rPr>
+          <w:b w:val="0"/>
+        </w:rPr>
+        <w:t xml:space="preserve"> tells us what the clues mean.</w:t>
       </w:r>
     </w:p>
     <w:p>
@@ -237,46 +430,158 @@
       </w:r>
     </w:p>
     <w:p>
-      <w:r>
-        <w:t>MYSTERY  'Students need AI' is not a problem statement; 'students spend five minutes finding misplaced supplies after art' is observable and testable.</w:t>
-      </w:r>
-    </w:p>
-    <w:p>
       <w:pPr>
         <w:pStyle w:val="Heading3"/>
       </w:pPr>
       <w:r>
+        <w:t>Start with this puzzle</w:t>
+      </w:r>
+    </w:p>
+    <w:p>
+      <w:pPr>
+        <w:spacing w:line="336" w:lineRule="auto" w:after="180"/>
+        <w:shd w:fill="F1F6FC"/>
+      </w:pPr>
+      <w:r>
+        <w:rPr>
+          <w:b w:val="0"/>
+        </w:rPr>
+        <w:t xml:space="preserve">MYSTERY  'Students </w:t>
+      </w:r>
+      <w:r>
+        <w:rPr>
+          <w:b/>
+        </w:rPr>
+        <w:t>need</w:t>
+      </w:r>
+      <w:r>
+        <w:rPr>
+          <w:b w:val="0"/>
+        </w:rPr>
+        <w:t xml:space="preserve"> AI' is not a </w:t>
+      </w:r>
+      <w:r>
+        <w:rPr>
+          <w:b/>
+        </w:rPr>
+        <w:t>problem statement</w:t>
+      </w:r>
+      <w:r>
+        <w:rPr>
+          <w:b w:val="0"/>
+        </w:rPr>
+        <w:t>; 'students spend five minutes finding misplaced supplies after art' is observable and testable.</w:t>
+      </w:r>
+    </w:p>
+    <w:p>
+      <w:pPr>
+        <w:pStyle w:val="Heading3"/>
+      </w:pPr>
+      <w:r>
         <w:t>What do you notice?</w:t>
       </w:r>
     </w:p>
     <w:p>
-      <w:r>
+      <w:pPr>
+        <w:spacing w:line="336" w:lineRule="auto" w:after="180"/>
+      </w:pPr>
+      <w:r>
+        <w:rPr>
+          <w:b w:val="0"/>
+        </w:rPr>
         <w:t>Name three visible details without explaining them yet.</w:t>
       </w:r>
     </w:p>
     <w:p>
-      <w:r>
+      <w:pPr>
+        <w:spacing w:line="336" w:lineRule="auto" w:after="180"/>
+      </w:pPr>
+      <w:r>
+        <w:rPr>
+          <w:b w:val="0"/>
+        </w:rPr>
         <w:t>Circle the detail most connected to the system's decision.</w:t>
       </w:r>
     </w:p>
     <w:p>
-      <w:r>
+      <w:pPr>
+        <w:spacing w:line="336" w:lineRule="auto" w:after="180"/>
+      </w:pPr>
+      <w:r>
+        <w:rPr>
+          <w:b w:val="0"/>
+        </w:rPr>
         <w:t>Name one detail that may be decoration or distraction.</w:t>
       </w:r>
     </w:p>
     <w:p>
-      <w:r>
-        <w:t>Make a first prediction and state the clue that supports it.</w:t>
-      </w:r>
-    </w:p>
-    <w:p>
-      <w:r>
-        <w:t>My observations, prediction, and evidence:</w:t>
-      </w:r>
-    </w:p>
-    <w:p>
-      <w:r>
-        <w:t>GOOD THINKING  A prediction can change when stronger evidence appears.</w:t>
+      <w:pPr>
+        <w:spacing w:line="336" w:lineRule="auto" w:after="180"/>
+      </w:pPr>
+      <w:r>
+        <w:rPr>
+          <w:b w:val="0"/>
+        </w:rPr>
+        <w:t xml:space="preserve">Make a first </w:t>
+      </w:r>
+      <w:r>
+        <w:rPr>
+          <w:b/>
+        </w:rPr>
+        <w:t>prediction</w:t>
+      </w:r>
+      <w:r>
+        <w:rPr>
+          <w:b w:val="0"/>
+        </w:rPr>
+        <w:t xml:space="preserve"> and state the clue that supports it.</w:t>
+      </w:r>
+    </w:p>
+    <w:p>
+      <w:pPr>
+        <w:spacing w:line="336" w:lineRule="auto" w:after="180"/>
+      </w:pPr>
+      <w:r>
+        <w:rPr>
+          <w:b w:val="0"/>
+        </w:rPr>
+        <w:t xml:space="preserve">My </w:t>
+      </w:r>
+      <w:r>
+        <w:rPr>
+          <w:b/>
+        </w:rPr>
+        <w:t>observation</w:t>
+      </w:r>
+      <w:r>
+        <w:rPr>
+          <w:b w:val="0"/>
+        </w:rPr>
+        <w:t xml:space="preserve">s, </w:t>
+      </w:r>
+      <w:r>
+        <w:rPr>
+          <w:b/>
+        </w:rPr>
+        <w:t>prediction</w:t>
+      </w:r>
+      <w:r>
+        <w:rPr>
+          <w:b w:val="0"/>
+        </w:rPr>
+        <w:t xml:space="preserve">, and </w:t>
+      </w:r>
+      <w:r>
+        <w:rPr>
+          <w:b/>
+        </w:rPr>
+        <w:t>evidence</w:t>
+      </w:r>
+      <w:r>
+        <w:rPr>
+          <w:b w:val="0"/>
+        </w:rPr>
+        <w:t>:</w:t>
       </w:r>
     </w:p>
     <w:p>
@@ -284,22 +589,225 @@
         <w:pStyle w:val="Heading3"/>
       </w:pPr>
       <w:r>
+        <w:t>Thinking habit</w:t>
+      </w:r>
+    </w:p>
+    <w:p>
+      <w:pPr>
+        <w:spacing w:line="336" w:lineRule="auto" w:after="180"/>
+        <w:shd w:fill="EDF7F3"/>
+      </w:pPr>
+      <w:r>
+        <w:rPr>
+          <w:b w:val="0"/>
+        </w:rPr>
+        <w:t xml:space="preserve">GOOD THINKING  A </w:t>
+      </w:r>
+      <w:r>
+        <w:rPr>
+          <w:b/>
+        </w:rPr>
+        <w:t>prediction</w:t>
+      </w:r>
+      <w:r>
+        <w:rPr>
+          <w:b w:val="0"/>
+        </w:rPr>
+        <w:t xml:space="preserve"> can change when stronger </w:t>
+      </w:r>
+      <w:r>
+        <w:rPr>
+          <w:b/>
+        </w:rPr>
+        <w:t>evidence</w:t>
+      </w:r>
+      <w:r>
+        <w:rPr>
+          <w:b w:val="0"/>
+        </w:rPr>
+        <w:t xml:space="preserve"> appears.</w:t>
+      </w:r>
+    </w:p>
+    <w:p>
+      <w:pPr>
+        <w:pStyle w:val="Heading3"/>
+      </w:pPr>
+      <w:r>
         <w:t>A closer explanation</w:t>
       </w:r>
     </w:p>
     <w:p>
-      <w:r>
-        <w:t>For the final project sequence, we will develop a small activity recommender on paper. Its users are fictional pupils choosing a classroom activity that fits their available time and room conditions. We will decide what the recommender must do, build a traceable process, test it and explain its limits. A recommendation is a suggestion; the pupil can decline it.</w:t>
-      </w:r>
-    </w:p>
-    <w:p>
-      <w:r>
-        <w:t>Start before the solution. Our supplied observation log describes ten fictional requests made using an activity catalogue. Six first choices fit the request’s time and room conditions. Four did not and needed another choice. These invented classroom records give us a problem to investigate. They are not observations of your classmates and do not show how often this happens in other classes.</w:t>
-      </w:r>
-    </w:p>
-    <w:p>
-      <w:r>
-        <w:t>A useful problem statement is: “In the supplied ten-request exercise, four first choices did not fit the stated time or room conditions, so those users had to choose again.” “We need AI” names a possible technology but says neither who needs help nor what should improve. The log also does not establish whether unclear wording, missing information or another cause produced the mismatches.</w:t>
+      <w:pPr>
+        <w:spacing w:line="336" w:lineRule="auto" w:after="180"/>
+      </w:pPr>
+      <w:r>
+        <w:rPr>
+          <w:b w:val="0"/>
+        </w:rPr>
+        <w:t xml:space="preserve">For the final project sequence, we will develop a small activity recommender on paper. Its </w:t>
+      </w:r>
+      <w:r>
+        <w:rPr>
+          <w:b/>
+        </w:rPr>
+        <w:t>user</w:t>
+      </w:r>
+      <w:r>
+        <w:rPr>
+          <w:b w:val="0"/>
+        </w:rPr>
+        <w:t>s are fictional pupils choosing a classroom activity that fits their available time and room conditions.</w:t>
+      </w:r>
+    </w:p>
+    <w:p>
+      <w:pPr>
+        <w:spacing w:line="336" w:lineRule="auto" w:after="180"/>
+      </w:pPr>
+      <w:r>
+        <w:rPr>
+          <w:b w:val="0"/>
+        </w:rPr>
+        <w:t xml:space="preserve">We will decide what the recommender must do, build a traceable </w:t>
+      </w:r>
+      <w:r>
+        <w:rPr>
+          <w:b/>
+        </w:rPr>
+        <w:t>process</w:t>
+      </w:r>
+      <w:r>
+        <w:rPr>
+          <w:b w:val="0"/>
+        </w:rPr>
+        <w:t>, test it and explain its limits. A recommendation is a suggestion; the pupil can decline it.</w:t>
+      </w:r>
+    </w:p>
+    <w:p>
+      <w:pPr>
+        <w:spacing w:line="336" w:lineRule="auto" w:after="180"/>
+      </w:pPr>
+      <w:r>
+        <w:rPr>
+          <w:b w:val="0"/>
+        </w:rPr>
+        <w:t xml:space="preserve">Start before the solution. Our supplied </w:t>
+      </w:r>
+      <w:r>
+        <w:rPr>
+          <w:b/>
+        </w:rPr>
+        <w:t>observation</w:t>
+      </w:r>
+      <w:r>
+        <w:rPr>
+          <w:b w:val="0"/>
+        </w:rPr>
+        <w:t xml:space="preserve"> log describes ten fictional requests made using an activity catalogue. Six first choices fit the request’s time and room conditions. Four did not and </w:t>
+      </w:r>
+      <w:r>
+        <w:rPr>
+          <w:b/>
+        </w:rPr>
+        <w:t>need</w:t>
+      </w:r>
+      <w:r>
+        <w:rPr>
+          <w:b w:val="0"/>
+        </w:rPr>
+        <w:t>ed another choice.</w:t>
+      </w:r>
+    </w:p>
+    <w:p>
+      <w:pPr>
+        <w:spacing w:line="336" w:lineRule="auto" w:after="180"/>
+      </w:pPr>
+      <w:r>
+        <w:rPr>
+          <w:b w:val="0"/>
+        </w:rPr>
+        <w:t xml:space="preserve">These invented classroom records give us a problem to investigate. They are not </w:t>
+      </w:r>
+      <w:r>
+        <w:rPr>
+          <w:b/>
+        </w:rPr>
+        <w:t>observation</w:t>
+      </w:r>
+      <w:r>
+        <w:rPr>
+          <w:b w:val="0"/>
+        </w:rPr>
+        <w:t>s of your classmates and do not show how often this happens in other classes.</w:t>
+      </w:r>
+    </w:p>
+    <w:p>
+      <w:pPr>
+        <w:spacing w:line="336" w:lineRule="auto" w:after="180"/>
+      </w:pPr>
+      <w:r>
+        <w:rPr>
+          <w:b w:val="0"/>
+        </w:rPr>
+        <w:t xml:space="preserve">A useful </w:t>
+      </w:r>
+      <w:r>
+        <w:rPr>
+          <w:b/>
+        </w:rPr>
+        <w:t>problem statement</w:t>
+      </w:r>
+      <w:r>
+        <w:rPr>
+          <w:b w:val="0"/>
+        </w:rPr>
+        <w:t xml:space="preserve"> is: “In the supplied ten-request exercise, four first choices did not fit the stated time or room conditions, so those </w:t>
+      </w:r>
+      <w:r>
+        <w:rPr>
+          <w:b/>
+        </w:rPr>
+        <w:t>user</w:t>
+      </w:r>
+      <w:r>
+        <w:rPr>
+          <w:b w:val="0"/>
+        </w:rPr>
+        <w:t xml:space="preserve">s had to choose again.” “We </w:t>
+      </w:r>
+      <w:r>
+        <w:rPr>
+          <w:b/>
+        </w:rPr>
+        <w:t>need</w:t>
+      </w:r>
+      <w:r>
+        <w:rPr>
+          <w:b w:val="0"/>
+        </w:rPr>
+        <w:t xml:space="preserve"> AI” names a possible technology but says neither who </w:t>
+      </w:r>
+      <w:r>
+        <w:rPr>
+          <w:b/>
+        </w:rPr>
+        <w:t>need</w:t>
+      </w:r>
+      <w:r>
+        <w:rPr>
+          <w:b w:val="0"/>
+        </w:rPr>
+        <w:t>s help nor what should improve.</w:t>
+      </w:r>
+    </w:p>
+    <w:p>
+      <w:pPr>
+        <w:spacing w:line="336" w:lineRule="auto" w:after="180"/>
+      </w:pPr>
+      <w:r>
+        <w:rPr>
+          <w:b w:val="0"/>
+        </w:rPr>
+        <w:t>The log also does not establish whether unclear wording, missing information or another cause produced the mismatches.</w:t>
       </w:r>
     </w:p>
     <w:p>
@@ -312,7 +820,24 @@
     </w:p>
     <w:p>
       <w:r>
-        <w:t>VISUAL MECHANISM</w:t>
+        <w:t>Follow the mechanism for Find a Real Problem. Connect each labelled input, deciding step and result.</w:t>
+      </w:r>
+    </w:p>
+    <w:p>
+      <w:pPr>
+        <w:spacing w:line="336" w:lineRule="auto" w:after="180"/>
+      </w:pPr>
+      <w:r>
+        <w:rPr>
+          <w:b/>
+        </w:rPr>
+        <w:t xml:space="preserve">VISUAL </w:t>
+      </w:r>
+      <w:r>
+        <w:rPr>
+          <w:b/>
+        </w:rPr>
+        <w:t>MECHANISM</w:t>
       </w:r>
     </w:p>
     <w:p>
@@ -324,7 +849,13 @@
       </w:r>
     </w:p>
     <w:p>
-      <w:r>
+      <w:pPr>
+        <w:spacing w:line="336" w:lineRule="auto" w:after="180"/>
+      </w:pPr>
+      <w:r>
+        <w:rPr>
+          <w:b w:val="0"/>
+        </w:rPr>
         <w:t>Follow the information instead of imagining magic inside the machine.</w:t>
       </w:r>
     </w:p>
@@ -437,32 +968,230 @@
       </w:r>
     </w:p>
     <w:p>
-      <w:r>
-        <w:t>INPUT  observations and interview evidence</w:t>
-      </w:r>
-    </w:p>
-    <w:p>
-      <w:r>
-        <w:t>PROCESS  identify user, situation, need, and measurable effect</w:t>
-      </w:r>
-    </w:p>
-    <w:p>
-      <w:r>
-        <w:t>OUTPUT  testable problem statement without a preselected solution</w:t>
-      </w:r>
-    </w:p>
-    <w:p>
-      <w:r>
-        <w:t>CORE IDEA  A strong project begins with a specific user and observable need.</w:t>
-      </w:r>
-    </w:p>
-    <w:p>
-      <w:r>
-        <w:t>UNDER THE HOOD  Problem framing separates evidence about a user's need from assumptions about a solution. A strong statement identifies who, when, what observable difficulty occurs, and how improvement could be measured.</w:t>
-      </w:r>
-    </w:p>
-    <w:p>
-      <w:r>
+      <w:pPr>
+        <w:spacing w:line="336" w:lineRule="auto" w:after="180"/>
+      </w:pPr>
+      <w:r>
+        <w:rPr>
+          <w:b/>
+        </w:rPr>
+        <w:t>INPUT</w:t>
+      </w:r>
+      <w:r>
+        <w:rPr>
+          <w:b w:val="0"/>
+        </w:rPr>
+        <w:t xml:space="preserve">  </w:t>
+      </w:r>
+      <w:r>
+        <w:rPr>
+          <w:b/>
+        </w:rPr>
+        <w:t>observation</w:t>
+      </w:r>
+      <w:r>
+        <w:rPr>
+          <w:b w:val="0"/>
+        </w:rPr>
+        <w:t xml:space="preserve">s and </w:t>
+      </w:r>
+      <w:r>
+        <w:rPr>
+          <w:b/>
+        </w:rPr>
+        <w:t>interview</w:t>
+      </w:r>
+      <w:r>
+        <w:rPr>
+          <w:b w:val="0"/>
+        </w:rPr>
+        <w:t xml:space="preserve"> </w:t>
+      </w:r>
+      <w:r>
+        <w:rPr>
+          <w:b/>
+        </w:rPr>
+        <w:t>evidence</w:t>
+      </w:r>
+    </w:p>
+    <w:p>
+      <w:pPr>
+        <w:spacing w:line="336" w:lineRule="auto" w:after="180"/>
+      </w:pPr>
+      <w:r>
+        <w:rPr>
+          <w:b/>
+        </w:rPr>
+        <w:t>PROCESS</w:t>
+      </w:r>
+      <w:r>
+        <w:rPr>
+          <w:b w:val="0"/>
+        </w:rPr>
+        <w:t xml:space="preserve">  identify </w:t>
+      </w:r>
+      <w:r>
+        <w:rPr>
+          <w:b/>
+        </w:rPr>
+        <w:t>user</w:t>
+      </w:r>
+      <w:r>
+        <w:rPr>
+          <w:b w:val="0"/>
+        </w:rPr>
+        <w:t xml:space="preserve">, situation, </w:t>
+      </w:r>
+      <w:r>
+        <w:rPr>
+          <w:b/>
+        </w:rPr>
+        <w:t>need</w:t>
+      </w:r>
+      <w:r>
+        <w:rPr>
+          <w:b w:val="0"/>
+        </w:rPr>
+        <w:t>, and measurable effect</w:t>
+      </w:r>
+    </w:p>
+    <w:p>
+      <w:pPr>
+        <w:spacing w:line="336" w:lineRule="auto" w:after="180"/>
+      </w:pPr>
+      <w:r>
+        <w:rPr>
+          <w:b/>
+        </w:rPr>
+        <w:t>OUTPUT</w:t>
+      </w:r>
+      <w:r>
+        <w:rPr>
+          <w:b w:val="0"/>
+        </w:rPr>
+        <w:t xml:space="preserve">  testable </w:t>
+      </w:r>
+      <w:r>
+        <w:rPr>
+          <w:b/>
+        </w:rPr>
+        <w:t>problem statement</w:t>
+      </w:r>
+      <w:r>
+        <w:rPr>
+          <w:b w:val="0"/>
+        </w:rPr>
+        <w:t xml:space="preserve"> without a preselected solution</w:t>
+      </w:r>
+    </w:p>
+    <w:p>
+      <w:pPr>
+        <w:pStyle w:val="Heading3"/>
+      </w:pPr>
+      <w:r>
+        <w:t>Key idea</w:t>
+      </w:r>
+    </w:p>
+    <w:p>
+      <w:pPr>
+        <w:spacing w:line="336" w:lineRule="auto" w:after="180"/>
+        <w:shd w:fill="EDF7F3"/>
+      </w:pPr>
+      <w:r>
+        <w:rPr>
+          <w:b w:val="0"/>
+        </w:rPr>
+        <w:t xml:space="preserve">CORE IDEA  A strong project begins with a specific </w:t>
+      </w:r>
+      <w:r>
+        <w:rPr>
+          <w:b/>
+        </w:rPr>
+        <w:t>user</w:t>
+      </w:r>
+      <w:r>
+        <w:rPr>
+          <w:b w:val="0"/>
+        </w:rPr>
+        <w:t xml:space="preserve"> and observable </w:t>
+      </w:r>
+      <w:r>
+        <w:rPr>
+          <w:b/>
+        </w:rPr>
+        <w:t>need</w:t>
+      </w:r>
+      <w:r>
+        <w:rPr>
+          <w:b w:val="0"/>
+        </w:rPr>
+        <w:t>.</w:t>
+      </w:r>
+    </w:p>
+    <w:p>
+      <w:pPr>
+        <w:pStyle w:val="Heading3"/>
+      </w:pPr>
+      <w:r>
+        <w:t>How the mechanism works</w:t>
+      </w:r>
+    </w:p>
+    <w:p>
+      <w:pPr>
+        <w:spacing w:line="336" w:lineRule="auto" w:after="180"/>
+        <w:shd w:fill="F1F6F8"/>
+      </w:pPr>
+      <w:r>
+        <w:rPr>
+          <w:b w:val="0"/>
+        </w:rPr>
+        <w:t xml:space="preserve">UNDER THE HOOD  Problem framing separates </w:t>
+      </w:r>
+      <w:r>
+        <w:rPr>
+          <w:b/>
+        </w:rPr>
+        <w:t>evidence</w:t>
+      </w:r>
+      <w:r>
+        <w:rPr>
+          <w:b w:val="0"/>
+        </w:rPr>
+        <w:t xml:space="preserve"> about a </w:t>
+      </w:r>
+      <w:r>
+        <w:rPr>
+          <w:b/>
+        </w:rPr>
+        <w:t>user</w:t>
+      </w:r>
+      <w:r>
+        <w:rPr>
+          <w:b w:val="0"/>
+        </w:rPr>
+        <w:t xml:space="preserve">'s </w:t>
+      </w:r>
+      <w:r>
+        <w:rPr>
+          <w:b/>
+        </w:rPr>
+        <w:t>need</w:t>
+      </w:r>
+      <w:r>
+        <w:rPr>
+          <w:b w:val="0"/>
+        </w:rPr>
+        <w:t xml:space="preserve"> from assumptions about a solution. A strong statement identifies who, when, what observable difficulty occurs, and how improvement could be measured.</w:t>
+      </w:r>
+    </w:p>
+    <w:p>
+      <w:pPr>
+        <w:spacing w:line="336" w:lineRule="auto" w:after="180"/>
+      </w:pPr>
+      <w:r>
+        <w:rPr>
+          <w:b w:val="0"/>
+        </w:rPr>
         <w:t>Draw a fresh example with all three stages:</w:t>
       </w:r>
     </w:p>
@@ -663,13 +1392,83 @@
       </w:r>
     </w:p>
     <w:p>
-      <w:r>
-        <w:t>Our target outcome is a compatible suggestion when the catalogue contains one, and a clear no-match message when none fits. Compatibility means respecting the stated conditions; it does not mean that every pupil will enjoy the activity. We can check time and room conditions from a request and catalogue. Enjoyment would need different evidence.</w:t>
-      </w:r>
-    </w:p>
-    <w:p>
-      <w:r>
-        <w:t>Count compatible suggestions, incompatible suggestions and no-match messages separately. Otherwise a system could avoid every wrong suggestion by refusing to suggest anything. If a valid option existed, that refusal would still fail to provide the intended help. Record the total number of requests so a count has a clear denominator.</w:t>
+      <w:pPr>
+        <w:spacing w:line="336" w:lineRule="auto" w:after="180"/>
+      </w:pPr>
+      <w:r>
+        <w:rPr>
+          <w:b w:val="0"/>
+        </w:rPr>
+        <w:t xml:space="preserve">Our target </w:t>
+      </w:r>
+      <w:r>
+        <w:rPr>
+          <w:b/>
+        </w:rPr>
+        <w:t>outcome</w:t>
+      </w:r>
+      <w:r>
+        <w:rPr>
+          <w:b w:val="0"/>
+        </w:rPr>
+        <w:t xml:space="preserve"> is a compatible suggestion when the catalogue contains one, and a clear no-match message when none fits.</w:t>
+      </w:r>
+    </w:p>
+    <w:p>
+      <w:pPr>
+        <w:spacing w:line="336" w:lineRule="auto" w:after="180"/>
+      </w:pPr>
+      <w:r>
+        <w:rPr>
+          <w:b w:val="0"/>
+        </w:rPr>
+        <w:t xml:space="preserve">Compatibility means respecting the stated conditions; it does not mean that every pupil will enjoy the activity. We can check time and room conditions from a request and catalogue. Enjoyment would </w:t>
+      </w:r>
+      <w:r>
+        <w:rPr>
+          <w:b/>
+        </w:rPr>
+        <w:t>need</w:t>
+      </w:r>
+      <w:r>
+        <w:rPr>
+          <w:b w:val="0"/>
+        </w:rPr>
+        <w:t xml:space="preserve"> different </w:t>
+      </w:r>
+      <w:r>
+        <w:rPr>
+          <w:b/>
+        </w:rPr>
+        <w:t>evidence</w:t>
+      </w:r>
+      <w:r>
+        <w:rPr>
+          <w:b w:val="0"/>
+        </w:rPr>
+        <w:t>.</w:t>
+      </w:r>
+    </w:p>
+    <w:p>
+      <w:pPr>
+        <w:spacing w:line="336" w:lineRule="auto" w:after="180"/>
+      </w:pPr>
+      <w:r>
+        <w:rPr>
+          <w:b w:val="0"/>
+        </w:rPr>
+        <w:t>Count compatible suggestions, incompatible suggestions and no-match messages separately. Otherwise a system could avoid every wrong suggestion by refusing to suggest anything.</w:t>
+      </w:r>
+    </w:p>
+    <w:p>
+      <w:pPr>
+        <w:spacing w:line="336" w:lineRule="auto" w:after="180"/>
+      </w:pPr>
+      <w:r>
+        <w:rPr>
+          <w:b w:val="0"/>
+        </w:rPr>
+        <w:t>If a valid option existed, that refusal would still fail to provide the intended help. Record the total number of requests so a count has a clear denominator.</w:t>
       </w:r>
     </w:p>
     <w:p>
@@ -681,8 +1480,26 @@
       </w:r>
     </w:p>
     <w:p>
-      <w:r>
-        <w:t>Point to the input, the deciding step and the result in this week’s visual. Explain the same step in ordinary words. A picture helps when you can say what each part represents.</w:t>
+      <w:pPr>
+        <w:spacing w:line="336" w:lineRule="auto" w:after="180"/>
+      </w:pPr>
+      <w:r>
+        <w:rPr>
+          <w:b w:val="0"/>
+        </w:rPr>
+        <w:t xml:space="preserve">Point to the </w:t>
+      </w:r>
+      <w:r>
+        <w:rPr>
+          <w:b/>
+        </w:rPr>
+        <w:t>input</w:t>
+      </w:r>
+      <w:r>
+        <w:rPr>
+          <w:b w:val="0"/>
+        </w:rPr>
+        <w:t>, the deciding step and the result in this week’s visual. Explain the same step in ordinary words. A picture helps when you can say what each part represents.</w:t>
       </w:r>
     </w:p>
     <w:p>
@@ -695,6 +1512,17 @@
     </w:p>
     <w:p>
       <w:r>
+        <w:t>Compare the supplied cases for Find a Real Problem. Identify the detail that changes the conclusion.</w:t>
+      </w:r>
+    </w:p>
+    <w:p>
+      <w:pPr>
+        <w:spacing w:line="336" w:lineRule="auto" w:after="180"/>
+      </w:pPr>
+      <w:r>
+        <w:rPr>
+          <w:b/>
+        </w:rPr>
         <w:t>PICTURE GALLERY</w:t>
       </w:r>
     </w:p>
@@ -707,8 +1535,26 @@
       </w:r>
     </w:p>
     <w:p>
-      <w:r>
-        <w:t>Use the visual cue, then read the evidence carefully.</w:t>
+      <w:pPr>
+        <w:spacing w:line="336" w:lineRule="auto" w:after="180"/>
+      </w:pPr>
+      <w:r>
+        <w:rPr>
+          <w:b w:val="0"/>
+        </w:rPr>
+        <w:t xml:space="preserve">Use the visual cue, then read the </w:t>
+      </w:r>
+      <w:r>
+        <w:rPr>
+          <w:b/>
+        </w:rPr>
+        <w:t>evidence</w:t>
+      </w:r>
+      <w:r>
+        <w:rPr>
+          <w:b w:val="0"/>
+        </w:rPr>
+        <w:t xml:space="preserve"> carefully.</w:t>
       </w:r>
     </w:p>
     <w:p>
@@ -856,33 +1702,187 @@
       </w:r>
     </w:p>
     <w:p>
-      <w:r>
-        <w:t>CASE 1 — Students need AI  Clue: technology-first claim. Meaning: weak framing.</w:t>
-      </w:r>
-    </w:p>
-    <w:p>
-      <w:r>
-        <w:t>CASE 2 — Books are messy  Clue: vague judgment. Meaning: needs observation.</w:t>
-      </w:r>
-    </w:p>
-    <w:p>
-      <w:r>
-        <w:t>CASE 3 — Librarian re-sorts 20 books daily  Clue: specific burden. Meaning: testable need.</w:t>
-      </w:r>
-    </w:p>
-    <w:p>
-      <w:r>
-        <w:t>CASE 4 — One student opinion  Clue: useful but limited. Meaning: seek more evidence.</w:t>
-      </w:r>
-    </w:p>
-    <w:p>
-      <w:r>
+      <w:pPr>
+        <w:pStyle w:val="Heading3"/>
+      </w:pPr>
+      <w:r>
+        <w:t>The case to investigate</w:t>
+      </w:r>
+    </w:p>
+    <w:p>
+      <w:pPr>
+        <w:spacing w:line="336" w:lineRule="auto" w:after="180"/>
+        <w:shd w:fill="F1F6FC"/>
+      </w:pPr>
+      <w:r>
+        <w:rPr>
+          <w:b w:val="0"/>
+        </w:rPr>
+        <w:t xml:space="preserve">CASE 1 — Students </w:t>
+      </w:r>
+      <w:r>
+        <w:rPr>
+          <w:b/>
+        </w:rPr>
+        <w:t>need</w:t>
+      </w:r>
+      <w:r>
+        <w:rPr>
+          <w:b w:val="0"/>
+        </w:rPr>
+        <w:t xml:space="preserve"> AI  Clue: technology-first claim. Meaning: weak framing.</w:t>
+      </w:r>
+    </w:p>
+    <w:p>
+      <w:pPr>
+        <w:pStyle w:val="Heading3"/>
+      </w:pPr>
+      <w:r>
+        <w:t>The case to investigate</w:t>
+      </w:r>
+    </w:p>
+    <w:p>
+      <w:pPr>
+        <w:spacing w:line="336" w:lineRule="auto" w:after="180"/>
+        <w:shd w:fill="F1F6FC"/>
+      </w:pPr>
+      <w:r>
+        <w:rPr>
+          <w:b w:val="0"/>
+        </w:rPr>
+        <w:t xml:space="preserve">CASE 2 — Books are messy  Clue: vague judgment. Meaning: </w:t>
+      </w:r>
+      <w:r>
+        <w:rPr>
+          <w:b/>
+        </w:rPr>
+        <w:t>need</w:t>
+      </w:r>
+      <w:r>
+        <w:rPr>
+          <w:b w:val="0"/>
+        </w:rPr>
+        <w:t xml:space="preserve">s </w:t>
+      </w:r>
+      <w:r>
+        <w:rPr>
+          <w:b/>
+        </w:rPr>
+        <w:t>observation</w:t>
+      </w:r>
+      <w:r>
+        <w:rPr>
+          <w:b w:val="0"/>
+        </w:rPr>
+        <w:t>.</w:t>
+      </w:r>
+    </w:p>
+    <w:p>
+      <w:pPr>
+        <w:pStyle w:val="Heading3"/>
+      </w:pPr>
+      <w:r>
+        <w:t>The case to investigate</w:t>
+      </w:r>
+    </w:p>
+    <w:p>
+      <w:pPr>
+        <w:spacing w:line="336" w:lineRule="auto" w:after="180"/>
+        <w:shd w:fill="F1F6FC"/>
+      </w:pPr>
+      <w:r>
+        <w:rPr>
+          <w:b w:val="0"/>
+        </w:rPr>
+        <w:t xml:space="preserve">CASE 3 — Librarian re-sorts 20 books daily  Clue: specific burden. Meaning: testable </w:t>
+      </w:r>
+      <w:r>
+        <w:rPr>
+          <w:b/>
+        </w:rPr>
+        <w:t>need</w:t>
+      </w:r>
+      <w:r>
+        <w:rPr>
+          <w:b w:val="0"/>
+        </w:rPr>
+        <w:t>.</w:t>
+      </w:r>
+    </w:p>
+    <w:p>
+      <w:pPr>
+        <w:pStyle w:val="Heading3"/>
+      </w:pPr>
+      <w:r>
+        <w:t>The case to investigate</w:t>
+      </w:r>
+    </w:p>
+    <w:p>
+      <w:pPr>
+        <w:spacing w:line="336" w:lineRule="auto" w:after="180"/>
+        <w:shd w:fill="F1F6FC"/>
+      </w:pPr>
+      <w:r>
+        <w:rPr>
+          <w:b w:val="0"/>
+        </w:rPr>
+        <w:t xml:space="preserve">CASE 4 — One student opinion  Clue: useful but limited. Meaning: seek more </w:t>
+      </w:r>
+      <w:r>
+        <w:rPr>
+          <w:b/>
+        </w:rPr>
+        <w:t>evidence</w:t>
+      </w:r>
+      <w:r>
+        <w:rPr>
+          <w:b w:val="0"/>
+        </w:rPr>
+        <w:t>.</w:t>
+      </w:r>
+    </w:p>
+    <w:p>
+      <w:pPr>
+        <w:pStyle w:val="Heading3"/>
+      </w:pPr>
+      <w:r>
+        <w:t>Keep this boundary clear</w:t>
+      </w:r>
+    </w:p>
+    <w:p>
+      <w:pPr>
+        <w:spacing w:line="336" w:lineRule="auto" w:after="180"/>
+        <w:shd w:fill="FFF5E6"/>
+      </w:pPr>
+      <w:r>
+        <w:rPr>
+          <w:b w:val="0"/>
+        </w:rPr>
         <w:t>BOUNDARY  Do not collect personal stories unrelated to the design question.</w:t>
       </w:r>
     </w:p>
     <w:p>
-      <w:r>
-        <w:t>Which two pictures are easiest to confuse? What evidence separates them?</w:t>
+      <w:pPr>
+        <w:spacing w:line="336" w:lineRule="auto" w:after="180"/>
+        <w:shd w:fill="F5F1FB"/>
+      </w:pPr>
+      <w:r>
+        <w:rPr>
+          <w:b w:val="0"/>
+        </w:rPr>
+        <w:t xml:space="preserve">Which two pictures are easiest to confuse? What </w:t>
+      </w:r>
+      <w:r>
+        <w:rPr>
+          <w:b/>
+        </w:rPr>
+        <w:t>evidence</w:t>
+      </w:r>
+      <w:r>
+        <w:rPr>
+          <w:b w:val="0"/>
+        </w:rPr>
+        <w:t xml:space="preserve"> separates them?</w:t>
       </w:r>
     </w:p>
     <w:p>
@@ -894,17 +1894,68 @@
       </w:r>
     </w:p>
     <w:p>
-      <w:r>
+      <w:pPr>
+        <w:pStyle w:val="Heading3"/>
+      </w:pPr>
+      <w:r>
+        <w:t>Change one thing</w:t>
+      </w:r>
+    </w:p>
+    <w:p>
+      <w:pPr>
+        <w:spacing w:line="336" w:lineRule="auto" w:after="180"/>
+        <w:shd w:fill="F5F1FB"/>
+      </w:pPr>
+      <w:r>
+        <w:rPr>
+          <w:b w:val="0"/>
+        </w:rPr>
         <w:t>Change: The approved list contains no tray with every requested tool.</w:t>
       </w:r>
     </w:p>
     <w:p>
-      <w:r>
-        <w:t>Prediction: The finder should report no suitable tray rather than guess.</w:t>
-      </w:r>
-    </w:p>
-    <w:p>
-      <w:r>
+      <w:pPr>
+        <w:pStyle w:val="Heading3"/>
+      </w:pPr>
+      <w:r>
+        <w:t>Predicted result</w:t>
+      </w:r>
+    </w:p>
+    <w:p>
+      <w:pPr>
+        <w:spacing w:line="336" w:lineRule="auto" w:after="180"/>
+        <w:shd w:fill="F1F6FC"/>
+      </w:pPr>
+      <w:r>
+        <w:rPr>
+          <w:b/>
+        </w:rPr>
+        <w:t>Prediction</w:t>
+      </w:r>
+      <w:r>
+        <w:rPr>
+          <w:b w:val="0"/>
+        </w:rPr>
+        <w:t>: The finder should report no suitable tray rather than guess.</w:t>
+      </w:r>
+    </w:p>
+    <w:p>
+      <w:pPr>
+        <w:pStyle w:val="Heading3"/>
+      </w:pPr>
+      <w:r>
+        <w:t>Why the result follows</w:t>
+      </w:r>
+    </w:p>
+    <w:p>
+      <w:pPr>
+        <w:spacing w:line="336" w:lineRule="auto" w:after="180"/>
+        <w:shd w:fill="F1F6FC"/>
+      </w:pPr>
+      <w:r>
+        <w:rPr>
+          <w:b w:val="0"/>
+        </w:rPr>
         <w:t>Reason: Success includes honestly identifying unsatisfied requirements.</w:t>
       </w:r>
     </w:p>
@@ -918,6 +1969,17 @@
     </w:p>
     <w:p>
       <w:r>
+        <w:t>Use the vocabulary of Find a Real Problem to explain a concrete decision, rather than only memorising definitions.</w:t>
+      </w:r>
+    </w:p>
+    <w:p>
+      <w:pPr>
+        <w:spacing w:line="336" w:lineRule="auto" w:after="180"/>
+      </w:pPr>
+      <w:r>
+        <w:rPr>
+          <w:b/>
+        </w:rPr>
         <w:t>VOCABULARY</w:t>
       </w:r>
     </w:p>
@@ -930,7 +1992,13 @@
       </w:r>
     </w:p>
     <w:p>
-      <w:r>
+      <w:pPr>
+        <w:spacing w:line="336" w:lineRule="auto" w:after="180"/>
+      </w:pPr>
+      <w:r>
+        <w:rPr>
+          <w:b w:val="0"/>
+        </w:rPr>
         <w:t>The badge is a memory cue; the definition does the real thinking work.</w:t>
       </w:r>
     </w:p>
@@ -1254,17 +2322,57 @@
       </w:r>
     </w:p>
     <w:p>
-      <w:r>
+      <w:pPr>
+        <w:pStyle w:val="Heading3"/>
+      </w:pPr>
+      <w:r>
+        <w:t>Find the unsupported claim</w:t>
+      </w:r>
+    </w:p>
+    <w:p>
+      <w:pPr>
+        <w:spacing w:line="336" w:lineRule="auto" w:after="180"/>
+        <w:shd w:fill="F5F1FB"/>
+      </w:pPr>
+      <w:r>
+        <w:rPr>
+          <w:b w:val="0"/>
+        </w:rPr>
         <w:t>CLAIM TO REPAIR  A popular technology is proof of a real problem.</w:t>
       </w:r>
     </w:p>
     <w:p>
-      <w:r>
-        <w:t>Use one vocabulary word and one piece of evidence to repair it:</w:t>
-      </w:r>
-    </w:p>
-    <w:p>
-      <w:r>
+      <w:pPr>
+        <w:spacing w:line="336" w:lineRule="auto" w:after="180"/>
+      </w:pPr>
+      <w:r>
+        <w:rPr>
+          <w:b w:val="0"/>
+        </w:rPr>
+        <w:t xml:space="preserve">Use one vocabulary word and one piece of </w:t>
+      </w:r>
+      <w:r>
+        <w:rPr>
+          <w:b/>
+        </w:rPr>
+        <w:t>evidence</w:t>
+      </w:r>
+      <w:r>
+        <w:rPr>
+          <w:b w:val="0"/>
+        </w:rPr>
+        <w:t xml:space="preserve"> to repair it:</w:t>
+      </w:r>
+    </w:p>
+    <w:p>
+      <w:pPr>
+        <w:spacing w:line="336" w:lineRule="auto" w:after="180"/>
+        <w:shd w:fill="EDF7F3"/>
+      </w:pPr>
+      <w:r>
+        <w:rPr>
+          <w:b w:val="0"/>
+        </w:rPr>
         <w:t>WORD POWER  A strong definition helps you decide something in a new case.</w:t>
       </w:r>
     </w:p>
@@ -1410,6 +2518,17 @@
     </w:p>
     <w:p>
       <w:r>
+        <w:t>Follow the worked trace for Find a Real Problem, predict a step, then compare with its explanation.</w:t>
+      </w:r>
+    </w:p>
+    <w:p>
+      <w:pPr>
+        <w:spacing w:line="336" w:lineRule="auto" w:after="180"/>
+      </w:pPr>
+      <w:r>
+        <w:rPr>
+          <w:b/>
+        </w:rPr>
         <w:t>WORKED EXAMPLE</w:t>
       </w:r>
     </w:p>
@@ -1422,8 +2541,26 @@
       </w:r>
     </w:p>
     <w:p>
-      <w:r>
-        <w:t>Every step connects a claim to observable evidence.</w:t>
+      <w:pPr>
+        <w:spacing w:line="336" w:lineRule="auto" w:after="180"/>
+      </w:pPr>
+      <w:r>
+        <w:rPr>
+          <w:b w:val="0"/>
+        </w:rPr>
+        <w:t xml:space="preserve">Every step connects a claim to observable </w:t>
+      </w:r>
+      <w:r>
+        <w:rPr>
+          <w:b/>
+        </w:rPr>
+        <w:t>evidence</w:t>
+      </w:r>
+      <w:r>
+        <w:rPr>
+          <w:b w:val="0"/>
+        </w:rPr>
+        <w:t>.</w:t>
       </w:r>
     </w:p>
     <w:p>
@@ -1463,38 +2600,273 @@
       </w:r>
     </w:p>
     <w:p>
-      <w:r>
-        <w:t>CASE  'Students need AI' is not a problem statement; 'students spend five minutes finding misplaced supplies after art' is observable and testable.</w:t>
-      </w:r>
-    </w:p>
-    <w:p>
-      <w:r>
-        <w:t>STEP 1 — OBSERVE  observations and interview evidence</w:t>
-      </w:r>
-    </w:p>
-    <w:p>
-      <w:r>
-        <w:t>STEP 2 — TRACE  identify user, situation, need, and measurable effect</w:t>
-      </w:r>
-    </w:p>
-    <w:p>
-      <w:r>
-        <w:t>STEP 3 — CONCLUDE  testable problem statement without a preselected solution</w:t>
-      </w:r>
-    </w:p>
-    <w:p>
-      <w:r>
-        <w:t>MODEL REASONING  A strong statement names the user, context, observable difficulty, and desired improvement without requiring AI. Protect privacy, avoid leading questions, and distinguish what the user said from your inference.</w:t>
-      </w:r>
-    </w:p>
-    <w:p>
-      <w:r>
+      <w:pPr>
+        <w:pStyle w:val="Heading3"/>
+      </w:pPr>
+      <w:r>
+        <w:t>The case to investigate</w:t>
+      </w:r>
+    </w:p>
+    <w:p>
+      <w:pPr>
+        <w:spacing w:line="336" w:lineRule="auto" w:after="180"/>
+        <w:shd w:fill="F1F6FC"/>
+      </w:pPr>
+      <w:r>
+        <w:rPr>
+          <w:b w:val="0"/>
+        </w:rPr>
+        <w:t xml:space="preserve">CASE  'Students </w:t>
+      </w:r>
+      <w:r>
+        <w:rPr>
+          <w:b/>
+        </w:rPr>
+        <w:t>need</w:t>
+      </w:r>
+      <w:r>
+        <w:rPr>
+          <w:b w:val="0"/>
+        </w:rPr>
+        <w:t xml:space="preserve"> AI' is not a </w:t>
+      </w:r>
+      <w:r>
+        <w:rPr>
+          <w:b/>
+        </w:rPr>
+        <w:t>problem statement</w:t>
+      </w:r>
+      <w:r>
+        <w:rPr>
+          <w:b w:val="0"/>
+        </w:rPr>
+        <w:t>; 'students spend five minutes finding misplaced supplies after art' is observable and testable.</w:t>
+      </w:r>
+    </w:p>
+    <w:p>
+      <w:pPr>
+        <w:pStyle w:val="Heading3"/>
+      </w:pPr>
+      <w:r>
+        <w:t>Step 1</w:t>
+      </w:r>
+    </w:p>
+    <w:p>
+      <w:pPr>
+        <w:spacing w:line="336" w:lineRule="auto" w:after="180"/>
+        <w:shd w:fill="F4F9FC"/>
+      </w:pPr>
+      <w:r>
+        <w:rPr>
+          <w:b w:val="0"/>
+        </w:rPr>
+        <w:t xml:space="preserve">STEP 1 — OBSERVE  </w:t>
+      </w:r>
+      <w:r>
+        <w:rPr>
+          <w:b/>
+        </w:rPr>
+        <w:t>observation</w:t>
+      </w:r>
+      <w:r>
+        <w:rPr>
+          <w:b w:val="0"/>
+        </w:rPr>
+        <w:t xml:space="preserve">s and </w:t>
+      </w:r>
+      <w:r>
+        <w:rPr>
+          <w:b/>
+        </w:rPr>
+        <w:t>interview</w:t>
+      </w:r>
+      <w:r>
+        <w:rPr>
+          <w:b w:val="0"/>
+        </w:rPr>
+        <w:t xml:space="preserve"> </w:t>
+      </w:r>
+      <w:r>
+        <w:rPr>
+          <w:b/>
+        </w:rPr>
+        <w:t>evidence</w:t>
+      </w:r>
+    </w:p>
+    <w:p>
+      <w:pPr>
+        <w:pStyle w:val="Heading3"/>
+      </w:pPr>
+      <w:r>
+        <w:t>Step 2</w:t>
+      </w:r>
+    </w:p>
+    <w:p>
+      <w:pPr>
+        <w:spacing w:line="336" w:lineRule="auto" w:after="180"/>
+        <w:shd w:fill="F4F9FC"/>
+      </w:pPr>
+      <w:r>
+        <w:rPr>
+          <w:b w:val="0"/>
+        </w:rPr>
+        <w:t xml:space="preserve">STEP 2 — TRACE  identify </w:t>
+      </w:r>
+      <w:r>
+        <w:rPr>
+          <w:b/>
+        </w:rPr>
+        <w:t>user</w:t>
+      </w:r>
+      <w:r>
+        <w:rPr>
+          <w:b w:val="0"/>
+        </w:rPr>
+        <w:t xml:space="preserve">, situation, </w:t>
+      </w:r>
+      <w:r>
+        <w:rPr>
+          <w:b/>
+        </w:rPr>
+        <w:t>need</w:t>
+      </w:r>
+      <w:r>
+        <w:rPr>
+          <w:b w:val="0"/>
+        </w:rPr>
+        <w:t>, and measurable effect</w:t>
+      </w:r>
+    </w:p>
+    <w:p>
+      <w:pPr>
+        <w:pStyle w:val="Heading3"/>
+      </w:pPr>
+      <w:r>
+        <w:t>Step 3</w:t>
+      </w:r>
+    </w:p>
+    <w:p>
+      <w:pPr>
+        <w:spacing w:line="336" w:lineRule="auto" w:after="180"/>
+        <w:shd w:fill="F4F9FC"/>
+      </w:pPr>
+      <w:r>
+        <w:rPr>
+          <w:b w:val="0"/>
+        </w:rPr>
+        <w:t xml:space="preserve">STEP 3 — CONCLUDE  testable </w:t>
+      </w:r>
+      <w:r>
+        <w:rPr>
+          <w:b/>
+        </w:rPr>
+        <w:t>problem statement</w:t>
+      </w:r>
+      <w:r>
+        <w:rPr>
+          <w:b w:val="0"/>
+        </w:rPr>
+        <w:t xml:space="preserve"> without a preselected solution</w:t>
+      </w:r>
+    </w:p>
+    <w:p>
+      <w:pPr>
+        <w:pStyle w:val="Heading3"/>
+      </w:pPr>
+      <w:r>
+        <w:t>Model answer</w:t>
+      </w:r>
+    </w:p>
+    <w:p>
+      <w:pPr>
+        <w:spacing w:line="336" w:lineRule="auto" w:after="180"/>
+        <w:shd w:fill="F1F6FC"/>
+      </w:pPr>
+      <w:r>
+        <w:rPr>
+          <w:b w:val="0"/>
+        </w:rPr>
+        <w:t xml:space="preserve">MODEL REASONING  A strong statement names the </w:t>
+      </w:r>
+      <w:r>
+        <w:rPr>
+          <w:b/>
+        </w:rPr>
+        <w:t>user</w:t>
+      </w:r>
+      <w:r>
+        <w:rPr>
+          <w:b w:val="0"/>
+        </w:rPr>
+        <w:t>, context, observable difficulty, and desired improvement without requiring AI.</w:t>
+      </w:r>
+    </w:p>
+    <w:p>
+      <w:pPr>
+        <w:spacing w:line="336" w:lineRule="auto" w:after="180"/>
+        <w:shd w:fill="F1F6FC"/>
+      </w:pPr>
+      <w:r>
+        <w:rPr>
+          <w:b w:val="0"/>
+        </w:rPr>
+        <w:t xml:space="preserve">Protect privacy, avoid leading questions, and distinguish what the </w:t>
+      </w:r>
+      <w:r>
+        <w:rPr>
+          <w:b/>
+        </w:rPr>
+        <w:t>user</w:t>
+      </w:r>
+      <w:r>
+        <w:rPr>
+          <w:b w:val="0"/>
+        </w:rPr>
+        <w:t xml:space="preserve"> said from your inference.</w:t>
+      </w:r>
+    </w:p>
+    <w:p>
+      <w:pPr>
+        <w:pStyle w:val="Heading3"/>
+      </w:pPr>
+      <w:r>
+        <w:t>A claim to avoid</w:t>
+      </w:r>
+    </w:p>
+    <w:p>
+      <w:pPr>
+        <w:spacing w:line="336" w:lineRule="auto" w:after="180"/>
+        <w:shd w:fill="FFF5E6"/>
+      </w:pPr>
+      <w:r>
+        <w:rPr>
+          <w:b w:val="0"/>
+        </w:rPr>
         <w:t>DO NOT OVERCLAIM  Do not collect personal stories unrelated to the design question.</w:t>
       </w:r>
     </w:p>
     <w:p>
-      <w:r>
-        <w:t>What new evidence could change this answer?</w:t>
+      <w:pPr>
+        <w:spacing w:line="336" w:lineRule="auto" w:after="180"/>
+        <w:shd w:fill="F5F1FB"/>
+      </w:pPr>
+      <w:r>
+        <w:rPr>
+          <w:b w:val="0"/>
+        </w:rPr>
+        <w:t xml:space="preserve">What new </w:t>
+      </w:r>
+      <w:r>
+        <w:rPr>
+          <w:b/>
+        </w:rPr>
+        <w:t>evidence</w:t>
+      </w:r>
+      <w:r>
+        <w:rPr>
+          <w:b w:val="0"/>
+        </w:rPr>
+        <w:t xml:space="preserve"> could change this answer?</w:t>
       </w:r>
     </w:p>
     <w:p>
@@ -1681,25 +3053,133 @@
       </w:tr>
     </w:tbl>
     <w:p>
-      <w:r>
-        <w:t>The teacher permits a paper prototype using fictional requests and an approved catalogue. We do not need names, home details or a history of a pupil’s choices. A request can say “10 minutes, quiet room required” without identifying anyone. Use only the request information needed to test the intended outcome.</w:t>
-      </w:r>
-    </w:p>
-    <w:p>
-      <w:r>
-        <w:t>A clear catalogue or a short checklist may solve this problem. We will compare a proposed recommender with a simple starting method instead of assuming a more complicated system is better. This project can use explicit rules; it does not have to fit a machine-learning model. The choice should follow the problem, available evidence and limits of the task.</w:t>
-      </w:r>
-    </w:p>
-    <w:p>
       <w:pPr>
         <w:pStyle w:val="Heading3"/>
       </w:pPr>
       <w:r>
+        <w:t>Worked explanation · Find a Real Problem</w:t>
+      </w:r>
+    </w:p>
+    <w:p>
+      <w:pPr>
+        <w:spacing w:line="336" w:lineRule="auto" w:after="180"/>
+        <w:shd w:fill="F1F6FC"/>
+      </w:pPr>
+      <w:r>
+        <w:rPr>
+          <w:b w:val="0"/>
+        </w:rPr>
+        <w:t xml:space="preserve">The teacher permits a paper prototype using fictional requests and an approved catalogue. We do not </w:t>
+      </w:r>
+      <w:r>
+        <w:rPr>
+          <w:b/>
+        </w:rPr>
+        <w:t>need</w:t>
+      </w:r>
+      <w:r>
+        <w:rPr>
+          <w:b w:val="0"/>
+        </w:rPr>
+        <w:t xml:space="preserve"> names, home details or a history of a pupil’s choices.</w:t>
+      </w:r>
+    </w:p>
+    <w:p>
+      <w:pPr>
+        <w:spacing w:line="336" w:lineRule="auto" w:after="180"/>
+        <w:shd w:fill="F1F6FC"/>
+      </w:pPr>
+      <w:r>
+        <w:rPr>
+          <w:b w:val="0"/>
+        </w:rPr>
+        <w:t xml:space="preserve">A request can say “10 minutes, quiet room required” without identifying anyone. Use only the request information </w:t>
+      </w:r>
+      <w:r>
+        <w:rPr>
+          <w:b/>
+        </w:rPr>
+        <w:t>need</w:t>
+      </w:r>
+      <w:r>
+        <w:rPr>
+          <w:b w:val="0"/>
+        </w:rPr>
+        <w:t xml:space="preserve">ed to test the intended </w:t>
+      </w:r>
+      <w:r>
+        <w:rPr>
+          <w:b/>
+        </w:rPr>
+        <w:t>outcome</w:t>
+      </w:r>
+      <w:r>
+        <w:rPr>
+          <w:b w:val="0"/>
+        </w:rPr>
+        <w:t>.</w:t>
+      </w:r>
+    </w:p>
+    <w:p>
+      <w:pPr>
+        <w:pStyle w:val="Heading3"/>
+      </w:pPr>
+      <w:r>
+        <w:t>Worked explanation · Find a Real Problem</w:t>
+      </w:r>
+    </w:p>
+    <w:p>
+      <w:pPr>
+        <w:spacing w:line="336" w:lineRule="auto" w:after="180"/>
+        <w:shd w:fill="F1F6FC"/>
+      </w:pPr>
+      <w:r>
+        <w:rPr>
+          <w:b w:val="0"/>
+        </w:rPr>
+        <w:t>A clear catalogue or a short checklist may solve this problem. We will compare a proposed recommender with a simple starting method instead of assuming a more complicated system is better.</w:t>
+      </w:r>
+    </w:p>
+    <w:p>
+      <w:pPr>
+        <w:spacing w:line="336" w:lineRule="auto" w:after="180"/>
+        <w:shd w:fill="F1F6FC"/>
+      </w:pPr>
+      <w:r>
+        <w:rPr>
+          <w:b w:val="0"/>
+        </w:rPr>
+        <w:t xml:space="preserve">This project can use explicit rules; it does not have to fit a machine-learning model. The choice should follow the problem, available </w:t>
+      </w:r>
+      <w:r>
+        <w:rPr>
+          <w:b/>
+        </w:rPr>
+        <w:t>evidence</w:t>
+      </w:r>
+      <w:r>
+        <w:rPr>
+          <w:b w:val="0"/>
+        </w:rPr>
+        <w:t xml:space="preserve"> and limits of the task.</w:t>
+      </w:r>
+    </w:p>
+    <w:p>
+      <w:pPr>
+        <w:pStyle w:val="Heading3"/>
+      </w:pPr>
+      <w:r>
         <w:t>Learn from the worked case</w:t>
       </w:r>
     </w:p>
     <w:p>
-      <w:r>
+      <w:pPr>
+        <w:spacing w:line="336" w:lineRule="auto" w:after="180"/>
+      </w:pPr>
+      <w:r>
+        <w:rPr>
+          <w:b w:val="0"/>
+        </w:rPr>
         <w:t>Cover the result before checking it. Say what is given, choose the procedure, and follow one step at a time. Then uncover the result and explain your first mismatch. Ask why a step is allowed, not only what number it produces.</w:t>
       </w:r>
     </w:p>
@@ -1712,7 +3192,13 @@
       </w:r>
     </w:p>
     <w:p>
-      <w:r>
+      <w:pPr>
+        <w:spacing w:line="336" w:lineRule="auto" w:after="180"/>
+      </w:pPr>
+      <w:r>
+        <w:rPr>
+          <w:b w:val="0"/>
+        </w:rPr>
         <w:t>A fictional class loses time finding the correct craft tray.</w:t>
       </w:r>
     </w:p>
@@ -1725,12 +3211,42 @@
       </w:r>
     </w:p>
     <w:p>
-      <w:r>
+      <w:pPr>
+        <w:pStyle w:val="Heading3"/>
+      </w:pPr>
+      <w:r>
+        <w:t>Supplied facts</w:t>
+      </w:r>
+    </w:p>
+    <w:p>
+      <w:pPr>
+        <w:spacing w:line="336" w:lineRule="auto" w:after="180"/>
+        <w:shd w:fill="F1F6FC"/>
+      </w:pPr>
+      <w:r>
+        <w:rPr>
+          <w:b w:val="0"/>
+        </w:rPr>
         <w:t>In eight recorded requests, three selected trays lack a required tool; five match.</w:t>
       </w:r>
     </w:p>
     <w:p>
-      <w:r>
+      <w:pPr>
+        <w:pStyle w:val="Heading3"/>
+      </w:pPr>
+      <w:r>
+        <w:t>Supplied facts</w:t>
+      </w:r>
+    </w:p>
+    <w:p>
+      <w:pPr>
+        <w:spacing w:line="336" w:lineRule="auto" w:after="180"/>
+        <w:shd w:fill="F1F6FC"/>
+      </w:pPr>
+      <w:r>
+        <w:rPr>
+          <w:b w:val="0"/>
+        </w:rPr>
         <w:t>The teacher permits a paper finder using fictional requests and an approved tray list, with no pupil names.</w:t>
       </w:r>
     </w:p>
@@ -1916,30 +3432,126 @@
       </w:r>
     </w:p>
     <w:p>
-      <w:r>
-        <w:t>The mismatch record describes a concrete need. A measurable goal checks whether the chosen tray satisfies the request; calling the system smart would not tell us how to evaluate it. Start with a transparent paper baseline, and keep unsatisfied requests visible instead of selecting a near match without warning.</w:t>
-      </w:r>
-    </w:p>
-    <w:p>
       <w:pPr>
         <w:pStyle w:val="Heading3"/>
       </w:pPr>
       <w:r>
+        <w:t>Why the result follows</w:t>
+      </w:r>
+    </w:p>
+    <w:p>
+      <w:pPr>
+        <w:spacing w:line="336" w:lineRule="auto" w:after="180"/>
+        <w:shd w:fill="F1F6FC"/>
+      </w:pPr>
+      <w:r>
+        <w:rPr>
+          <w:b w:val="0"/>
+        </w:rPr>
+        <w:t xml:space="preserve">The mismatch record describes a concrete </w:t>
+      </w:r>
+      <w:r>
+        <w:rPr>
+          <w:b/>
+        </w:rPr>
+        <w:t>need</w:t>
+      </w:r>
+      <w:r>
+        <w:rPr>
+          <w:b w:val="0"/>
+        </w:rPr>
+        <w:t>. A measurable goal checks whether the chosen tray satisfies the request; calling the system smart would not tell us how to evaluate it.</w:t>
+      </w:r>
+    </w:p>
+    <w:p>
+      <w:pPr>
+        <w:spacing w:line="336" w:lineRule="auto" w:after="180"/>
+        <w:shd w:fill="F1F6FC"/>
+      </w:pPr>
+      <w:r>
+        <w:rPr>
+          <w:b w:val="0"/>
+        </w:rPr>
+        <w:t>Start with a transparent paper baseline, and keep unsatisfied requests visible instead of selecting a near match without warning.</w:t>
+      </w:r>
+    </w:p>
+    <w:p>
+      <w:pPr>
+        <w:pStyle w:val="Heading3"/>
+      </w:pPr>
+      <w:r>
         <w:t>What this example does not establish</w:t>
       </w:r>
     </w:p>
     <w:p>
-      <w:r>
+      <w:pPr>
+        <w:pStyle w:val="Heading3"/>
+      </w:pPr>
+      <w:r>
+        <w:t>Keep the stated limit</w:t>
+      </w:r>
+    </w:p>
+    <w:p>
+      <w:pPr>
+        <w:spacing w:line="336" w:lineRule="auto" w:after="180"/>
+        <w:shd w:fill="FFF5E6"/>
+      </w:pPr>
+      <w:r>
+        <w:rPr>
+          <w:b w:val="0"/>
+        </w:rPr>
         <w:t>Eight requests do not show the problem’s frequency across the entire school or prove AI is necessary.</w:t>
       </w:r>
     </w:p>
     <w:p>
-      <w:r>
-        <w:t>Read the labelled picture: Write a one-sentence project goal and say what evidence would count as a failure.</w:t>
-      </w:r>
-    </w:p>
-    <w:p>
-      <w:r>
+      <w:pPr>
+        <w:pStyle w:val="Heading3"/>
+      </w:pPr>
+      <w:r>
+        <w:t>Keep the stated limit</w:t>
+      </w:r>
+    </w:p>
+    <w:p>
+      <w:pPr>
+        <w:spacing w:line="336" w:lineRule="auto" w:after="180"/>
+        <w:shd w:fill="FFF5E6"/>
+      </w:pPr>
+      <w:r>
+        <w:rPr>
+          <w:b w:val="0"/>
+        </w:rPr>
+        <w:t xml:space="preserve">Read the labelled picture: Write a one-sentence project goal and say what </w:t>
+      </w:r>
+      <w:r>
+        <w:rPr>
+          <w:b/>
+        </w:rPr>
+        <w:t>evidence</w:t>
+      </w:r>
+      <w:r>
+        <w:rPr>
+          <w:b w:val="0"/>
+        </w:rPr>
+        <w:t xml:space="preserve"> would count as a failure.</w:t>
+      </w:r>
+    </w:p>
+    <w:p>
+      <w:pPr>
+        <w:pStyle w:val="Heading3"/>
+      </w:pPr>
+      <w:r>
+        <w:t>Keep the stated limit</w:t>
+      </w:r>
+    </w:p>
+    <w:p>
+      <w:pPr>
+        <w:spacing w:line="336" w:lineRule="auto" w:after="180"/>
+        <w:shd w:fill="FFF5E6"/>
+      </w:pPr>
+      <w:r>
+        <w:rPr>
+          <w:b w:val="0"/>
+        </w:rPr>
         <w:t>Change one thing: The approved list contains no tray with every requested tool. Predict the result before checking the explanation. What remains the same?</w:t>
       </w:r>
     </w:p>
@@ -1953,6 +3565,17 @@
     </w:p>
     <w:p>
       <w:r>
+        <w:t>Find the unsupported step in the Find a Real Problem claim and explain a repair using the supplied evidence.</w:t>
+      </w:r>
+    </w:p>
+    <w:p>
+      <w:pPr>
+        <w:spacing w:line="336" w:lineRule="auto" w:after="180"/>
+      </w:pPr>
+      <w:r>
+        <w:rPr>
+          <w:b/>
+        </w:rPr>
         <w:t>COMPARE</w:t>
       </w:r>
     </w:p>
@@ -1965,7 +3588,13 @@
       </w:r>
     </w:p>
     <w:p>
-      <w:r>
+      <w:pPr>
+        <w:spacing w:line="336" w:lineRule="auto" w:after="180"/>
+      </w:pPr>
+      <w:r>
+        <w:rPr>
+          <w:b w:val="0"/>
+        </w:rPr>
         <w:t>A comparison helps reveal the true concept boundary.</w:t>
       </w:r>
     </w:p>
@@ -2153,53 +3782,236 @@
       </w:r>
     </w:p>
     <w:p>
-      <w:r>
+      <w:pPr>
+        <w:pStyle w:val="Heading3"/>
+      </w:pPr>
+      <w:r>
+        <w:t>Challenge claim A</w:t>
+      </w:r>
+    </w:p>
+    <w:p>
+      <w:pPr>
+        <w:spacing w:line="336" w:lineRule="auto" w:after="180"/>
+        <w:shd w:fill="F5F1FB"/>
+      </w:pPr>
+      <w:r>
+        <w:rPr>
+          <w:b w:val="0"/>
+        </w:rPr>
         <w:t>CLAIM A  A popular technology is proof of a real problem.</w:t>
       </w:r>
     </w:p>
     <w:p>
-      <w:r>
+      <w:pPr>
+        <w:spacing w:line="336" w:lineRule="auto" w:after="180"/>
+      </w:pPr>
+      <w:r>
+        <w:rPr>
+          <w:b w:val="0"/>
+        </w:rPr>
         <w:t>Repair:</w:t>
       </w:r>
     </w:p>
     <w:p>
-      <w:r>
-        <w:t>CLAIM B  The first interview represents every user.</w:t>
-      </w:r>
-    </w:p>
-    <w:p>
-      <w:r>
+      <w:pPr>
+        <w:pStyle w:val="Heading3"/>
+      </w:pPr>
+      <w:r>
+        <w:t>Challenge claim B</w:t>
+      </w:r>
+    </w:p>
+    <w:p>
+      <w:pPr>
+        <w:spacing w:line="336" w:lineRule="auto" w:after="180"/>
+        <w:shd w:fill="F5F1FB"/>
+      </w:pPr>
+      <w:r>
+        <w:rPr>
+          <w:b w:val="0"/>
+        </w:rPr>
+        <w:t xml:space="preserve">CLAIM B  The first </w:t>
+      </w:r>
+      <w:r>
+        <w:rPr>
+          <w:b/>
+        </w:rPr>
+        <w:t>interview</w:t>
+      </w:r>
+      <w:r>
+        <w:rPr>
+          <w:b w:val="0"/>
+        </w:rPr>
+        <w:t xml:space="preserve"> represents every </w:t>
+      </w:r>
+      <w:r>
+        <w:rPr>
+          <w:b/>
+        </w:rPr>
+        <w:t>user</w:t>
+      </w:r>
+      <w:r>
+        <w:rPr>
+          <w:b w:val="0"/>
+        </w:rPr>
+        <w:t>.</w:t>
+      </w:r>
+    </w:p>
+    <w:p>
+      <w:pPr>
+        <w:spacing w:line="336" w:lineRule="auto" w:after="180"/>
+      </w:pPr>
+      <w:r>
+        <w:rPr>
+          <w:b w:val="0"/>
+        </w:rPr>
         <w:t>Repair:</w:t>
       </w:r>
     </w:p>
     <w:p>
-      <w:r>
-        <w:t>STRONG ANSWER FRAME  I claim ______ because the evidence shows ______. The process is ______. One limit is ______.</w:t>
-      </w:r>
-    </w:p>
-    <w:p>
       <w:pPr>
         <w:pStyle w:val="Heading3"/>
       </w:pPr>
       <w:r>
+        <w:t>A frame for explaining</w:t>
+      </w:r>
+    </w:p>
+    <w:p>
+      <w:pPr>
+        <w:spacing w:line="336" w:lineRule="auto" w:after="180"/>
+        <w:shd w:fill="F1F6FC"/>
+      </w:pPr>
+      <w:r>
+        <w:rPr>
+          <w:b w:val="0"/>
+        </w:rPr>
+        <w:t xml:space="preserve">STRONG ANSWER FRAME  I claim ______ because the </w:t>
+      </w:r>
+      <w:r>
+        <w:rPr>
+          <w:b/>
+        </w:rPr>
+        <w:t>evidence</w:t>
+      </w:r>
+      <w:r>
+        <w:rPr>
+          <w:b w:val="0"/>
+        </w:rPr>
+        <w:t xml:space="preserve"> shows ______. The </w:t>
+      </w:r>
+      <w:r>
+        <w:rPr>
+          <w:b/>
+        </w:rPr>
+        <w:t>process</w:t>
+      </w:r>
+      <w:r>
+        <w:rPr>
+          <w:b w:val="0"/>
+        </w:rPr>
+        <w:t xml:space="preserve"> is ______. One limit is ______.</w:t>
+      </w:r>
+    </w:p>
+    <w:p>
+      <w:pPr>
+        <w:pStyle w:val="Heading3"/>
+      </w:pPr>
+      <w:r>
         <w:t>A closer explanation</w:t>
       </w:r>
     </w:p>
     <w:p>
-      <w:r>
-        <w:t>Before building, say what would count against your idea. If a clear catalogue already produces compatible choices for all supplied cases, adding a recommender might offer little benefit on those cases. If the recommender hides valid options or produces unexplained no-match messages, revise it or keep the simpler method. A project can succeed as an investigation even when the evidence favours a simpler solution.</w:t>
-      </w:r>
-    </w:p>
-    <w:p>
-      <w:r>
-        <w:t>Keep the ten-request observation log separate from later evaluation records. It motivates the problem; it is not a fair test result for a tool that has not been built. Later weeks will introduce explicit requirements and test cases, including a reserved final set. Label plans as plans and measured results as results.</w:t>
-      </w:r>
-    </w:p>
-    <w:p>
       <w:pPr>
         <w:pStyle w:val="Heading3"/>
       </w:pPr>
       <w:r>
+        <w:t>Check the claim against the facts</w:t>
+      </w:r>
+    </w:p>
+    <w:p>
+      <w:pPr>
+        <w:spacing w:line="336" w:lineRule="auto" w:after="180"/>
+        <w:shd w:fill="FFF5E6"/>
+      </w:pPr>
+      <w:r>
+        <w:rPr>
+          <w:b w:val="0"/>
+        </w:rPr>
+        <w:t>Before building, say what would count against your idea. If a clear catalogue already produces compatible choices for all supplied cases, adding a recommender might offer little benefit on those cases.</w:t>
+      </w:r>
+    </w:p>
+    <w:p>
+      <w:pPr>
+        <w:spacing w:line="336" w:lineRule="auto" w:after="180"/>
+        <w:shd w:fill="FFF5E6"/>
+      </w:pPr>
+      <w:r>
+        <w:rPr>
+          <w:b w:val="0"/>
+        </w:rPr>
+        <w:t xml:space="preserve">If the recommender hides valid options or produces unexplained no-match messages, revise it or keep the simpler method. A project can succeed as an investigation even when the </w:t>
+      </w:r>
+      <w:r>
+        <w:rPr>
+          <w:b/>
+        </w:rPr>
+        <w:t>evidence</w:t>
+      </w:r>
+      <w:r>
+        <w:rPr>
+          <w:b w:val="0"/>
+        </w:rPr>
+        <w:t xml:space="preserve"> favours a simpler solution.</w:t>
+      </w:r>
+    </w:p>
+    <w:p>
+      <w:pPr>
+        <w:pStyle w:val="Heading3"/>
+      </w:pPr>
+      <w:r>
+        <w:t>Check the claim against the facts</w:t>
+      </w:r>
+    </w:p>
+    <w:p>
+      <w:pPr>
+        <w:spacing w:line="336" w:lineRule="auto" w:after="180"/>
+        <w:shd w:fill="FFF5E6"/>
+      </w:pPr>
+      <w:r>
+        <w:rPr>
+          <w:b w:val="0"/>
+        </w:rPr>
+        <w:t xml:space="preserve">Keep the ten-request </w:t>
+      </w:r>
+      <w:r>
+        <w:rPr>
+          <w:b/>
+        </w:rPr>
+        <w:t>observation</w:t>
+      </w:r>
+      <w:r>
+        <w:rPr>
+          <w:b w:val="0"/>
+        </w:rPr>
+        <w:t xml:space="preserve"> log separate from later evaluation records. It motivates the problem; it is not a fair test result for a tool that has not been built.</w:t>
+      </w:r>
+    </w:p>
+    <w:p>
+      <w:pPr>
+        <w:spacing w:line="336" w:lineRule="auto" w:after="180"/>
+        <w:shd w:fill="FFF5E6"/>
+      </w:pPr>
+      <w:r>
+        <w:rPr>
+          <w:b w:val="0"/>
+        </w:rPr>
+        <w:t>Later weeks will introduce explicit requirements and test cases, including a reserved final set. Label plans as plans and measured results as results.</w:t>
+      </w:r>
+    </w:p>
+    <w:p>
+      <w:pPr>
+        <w:pStyle w:val="Heading3"/>
+      </w:pPr>
+      <w:r>
         <w:t>A proposed system always says “Ask the teacher”. It never suggests an incompatible activity. Has this alone demonstrated the intended benefit? Explain which additional result you would need to check</w:t>
       </w:r>
     </w:p>
@@ -2233,6 +4045,17 @@
     </w:p>
     <w:p>
       <w:r>
+        <w:t>Practise Find a Real Problem with support, then explain the deciding step in your own words.</w:t>
+      </w:r>
+    </w:p>
+    <w:p>
+      <w:pPr>
+        <w:spacing w:line="336" w:lineRule="auto" w:after="180"/>
+      </w:pPr>
+      <w:r>
+        <w:rPr>
+          <w:b/>
+        </w:rPr>
         <w:t>GUIDED PRACTICE</w:t>
       </w:r>
     </w:p>
@@ -2245,7 +4068,13 @@
       </w:r>
     </w:p>
     <w:p>
-      <w:r>
+      <w:pPr>
+        <w:spacing w:line="336" w:lineRule="auto" w:after="180"/>
+      </w:pPr>
+      <w:r>
+        <w:rPr>
+          <w:b w:val="0"/>
+        </w:rPr>
         <w:t>Use support now so you can succeed independently later.</w:t>
       </w:r>
     </w:p>
@@ -2286,46 +4115,216 @@
       </w:r>
     </w:p>
     <w:p>
-      <w:r>
-        <w:t>Explain how the picture story demonstrates this idea: A strong project begins with a specific user and observable need.</w:t>
-      </w:r>
-    </w:p>
-    <w:p>
-      <w:r>
-        <w:t>Use a fresh example to explain user.</w:t>
-      </w:r>
-    </w:p>
-    <w:p>
-      <w:r>
-        <w:t>Trace a new input → process → output example.</w:t>
-      </w:r>
-    </w:p>
-    <w:p>
-      <w:r>
-        <w:t>Find and repair the error in: The first interview represents every user.</w:t>
-      </w:r>
-    </w:p>
-    <w:p>
-      <w:r>
+      <w:pPr>
+        <w:spacing w:line="336" w:lineRule="auto" w:after="180"/>
+      </w:pPr>
+      <w:r>
+        <w:rPr>
+          <w:b w:val="0"/>
+        </w:rPr>
+        <w:t xml:space="preserve">Explain how the picture story demonstrates this idea: A strong project begins with a specific </w:t>
+      </w:r>
+      <w:r>
+        <w:rPr>
+          <w:b/>
+        </w:rPr>
+        <w:t>user</w:t>
+      </w:r>
+      <w:r>
+        <w:rPr>
+          <w:b w:val="0"/>
+        </w:rPr>
+        <w:t xml:space="preserve"> and observable </w:t>
+      </w:r>
+      <w:r>
+        <w:rPr>
+          <w:b/>
+        </w:rPr>
+        <w:t>need</w:t>
+      </w:r>
+      <w:r>
+        <w:rPr>
+          <w:b w:val="0"/>
+        </w:rPr>
+        <w:t>.</w:t>
+      </w:r>
+    </w:p>
+    <w:p>
+      <w:pPr>
+        <w:spacing w:line="336" w:lineRule="auto" w:after="180"/>
+      </w:pPr>
+      <w:r>
+        <w:rPr>
+          <w:b w:val="0"/>
+        </w:rPr>
+        <w:t xml:space="preserve">Use a fresh example to explain </w:t>
+      </w:r>
+      <w:r>
+        <w:rPr>
+          <w:b/>
+        </w:rPr>
+        <w:t>user</w:t>
+      </w:r>
+      <w:r>
+        <w:rPr>
+          <w:b w:val="0"/>
+        </w:rPr>
+        <w:t>.</w:t>
+      </w:r>
+    </w:p>
+    <w:p>
+      <w:pPr>
+        <w:spacing w:line="336" w:lineRule="auto" w:after="180"/>
+      </w:pPr>
+      <w:r>
+        <w:rPr>
+          <w:b w:val="0"/>
+        </w:rPr>
+        <w:t xml:space="preserve">Trace a new </w:t>
+      </w:r>
+      <w:r>
+        <w:rPr>
+          <w:b/>
+        </w:rPr>
+        <w:t>input</w:t>
+      </w:r>
+      <w:r>
+        <w:rPr>
+          <w:b w:val="0"/>
+        </w:rPr>
+        <w:t xml:space="preserve"> → </w:t>
+      </w:r>
+      <w:r>
+        <w:rPr>
+          <w:b/>
+        </w:rPr>
+        <w:t>process</w:t>
+      </w:r>
+      <w:r>
+        <w:rPr>
+          <w:b w:val="0"/>
+        </w:rPr>
+        <w:t xml:space="preserve"> → </w:t>
+      </w:r>
+      <w:r>
+        <w:rPr>
+          <w:b/>
+        </w:rPr>
+        <w:t>output</w:t>
+      </w:r>
+      <w:r>
+        <w:rPr>
+          <w:b w:val="0"/>
+        </w:rPr>
+        <w:t xml:space="preserve"> example.</w:t>
+      </w:r>
+    </w:p>
+    <w:p>
+      <w:pPr>
+        <w:spacing w:line="336" w:lineRule="auto" w:after="180"/>
+      </w:pPr>
+      <w:r>
+        <w:rPr>
+          <w:b w:val="0"/>
+        </w:rPr>
+        <w:t xml:space="preserve">Find and repair the error in: The first </w:t>
+      </w:r>
+      <w:r>
+        <w:rPr>
+          <w:b/>
+        </w:rPr>
+        <w:t>interview</w:t>
+      </w:r>
+      <w:r>
+        <w:rPr>
+          <w:b w:val="0"/>
+        </w:rPr>
+        <w:t xml:space="preserve"> represents every </w:t>
+      </w:r>
+      <w:r>
+        <w:rPr>
+          <w:b/>
+        </w:rPr>
+        <w:t>user</w:t>
+      </w:r>
+      <w:r>
+        <w:rPr>
+          <w:b w:val="0"/>
+        </w:rPr>
+        <w:t>.</w:t>
+      </w:r>
+    </w:p>
+    <w:p>
+      <w:pPr>
+        <w:spacing w:line="336" w:lineRule="auto" w:after="180"/>
+      </w:pPr>
+      <w:r>
+        <w:rPr>
+          <w:b w:val="0"/>
+        </w:rPr>
         <w:t>Invent one edge case and name the safe response.</w:t>
       </w:r>
     </w:p>
     <w:p>
-      <w:r>
-        <w:t>PARTNER CHECK  Point to the evidence. Do not accept an answer that only repeats the vocabulary word.</w:t>
-      </w:r>
-    </w:p>
-    <w:p>
       <w:pPr>
         <w:pStyle w:val="Heading3"/>
       </w:pPr>
       <w:r>
+        <w:t>Check with a partner</w:t>
+      </w:r>
+    </w:p>
+    <w:p>
+      <w:pPr>
+        <w:spacing w:line="336" w:lineRule="auto" w:after="180"/>
+        <w:shd w:fill="F5F1FB"/>
+      </w:pPr>
+      <w:r>
+        <w:rPr>
+          <w:b w:val="0"/>
+        </w:rPr>
+        <w:t xml:space="preserve">PARTNER CHECK  Point to the </w:t>
+      </w:r>
+      <w:r>
+        <w:rPr>
+          <w:b/>
+        </w:rPr>
+        <w:t>evidence</w:t>
+      </w:r>
+      <w:r>
+        <w:rPr>
+          <w:b w:val="0"/>
+        </w:rPr>
+        <w:t>. Do not accept an answer that only repeats the vocabulary word.</w:t>
+      </w:r>
+    </w:p>
+    <w:p>
+      <w:pPr>
+        <w:pStyle w:val="Heading3"/>
+      </w:pPr>
+      <w:r>
         <w:t>A closer explanation</w:t>
       </w:r>
     </w:p>
     <w:p>
-      <w:r>
-        <w:t>Suppose a team writes “All pupils hate the catalogue because it is too long.” The supplied log says nothing about every pupil’s feelings or the cause of the mismatches. A more careful note is “Four of ten first choices were incompatible; the cause is not yet known.” A hypothesis such as “the time information may be hard to find” is something to investigate, not an established finding.</w:t>
+      <w:pPr>
+        <w:spacing w:line="336" w:lineRule="auto" w:after="180"/>
+      </w:pPr>
+      <w:r>
+        <w:rPr>
+          <w:b w:val="0"/>
+        </w:rPr>
+        <w:t>Suppose a team writes “All pupils hate the catalogue because it is too long.” The supplied log says nothing about every pupil’s feelings or the cause of the mismatches.</w:t>
+      </w:r>
+    </w:p>
+    <w:p>
+      <w:pPr>
+        <w:spacing w:line="336" w:lineRule="auto" w:after="180"/>
+      </w:pPr>
+      <w:r>
+        <w:rPr>
+          <w:b w:val="0"/>
+        </w:rPr>
+        <w:t>A more careful note is “Four of ten first choices were incompatible; the cause is not yet known.” A hypothesis such as “the time information may be hard to find” is something to investigate, not an established finding.</w:t>
       </w:r>
     </w:p>
     <w:p>
@@ -2372,8 +4371,37 @@
       </w:r>
     </w:p>
     <w:p>
-      <w:r>
-        <w:t>If we later investigate the cause, we could inspect where compatibility information appears in the catalogue or have a teacher organise a permitted comparison of clearer formats. Do not quietly collect real pupils’ data just because it might help. For this sequence, the supplied fictional records are enough to build and test a paper process.</w:t>
+      <w:pPr>
+        <w:spacing w:line="336" w:lineRule="auto" w:after="180"/>
+      </w:pPr>
+      <w:r>
+        <w:rPr>
+          <w:b w:val="0"/>
+        </w:rPr>
+        <w:t>If we later investigate the cause, we could inspect where compatibility information appears in the catalogue or have a teacher organise a permitted comparison of clearer formats.</w:t>
+      </w:r>
+    </w:p>
+    <w:p>
+      <w:pPr>
+        <w:spacing w:line="336" w:lineRule="auto" w:after="180"/>
+      </w:pPr>
+      <w:r>
+        <w:rPr>
+          <w:b w:val="0"/>
+        </w:rPr>
+        <w:t xml:space="preserve">Do not quietly collect real pupils’ data just because it might help. For this sequence, the supplied fictional records are enough to build and test a paper </w:t>
+      </w:r>
+      <w:r>
+        <w:rPr>
+          <w:b/>
+        </w:rPr>
+        <w:t>process</w:t>
+      </w:r>
+      <w:r>
+        <w:rPr>
+          <w:b w:val="0"/>
+        </w:rPr>
+        <w:t>.</w:t>
       </w:r>
     </w:p>
     <w:p>
@@ -2385,8 +4413,26 @@
       </w:r>
     </w:p>
     <w:p>
-      <w:r>
-        <w:t>Use workbook W2 for the connected example “A problem worth solving”. First fill the input and rule boxes. Try the middle steps before asking for a hint. After a hint, try the next step yourself.</w:t>
+      <w:pPr>
+        <w:spacing w:line="336" w:lineRule="auto" w:after="180"/>
+      </w:pPr>
+      <w:r>
+        <w:rPr>
+          <w:b w:val="0"/>
+        </w:rPr>
+        <w:t xml:space="preserve">Use workbook W2 for the connected example “A problem worth solving”. First fill the </w:t>
+      </w:r>
+      <w:r>
+        <w:rPr>
+          <w:b/>
+        </w:rPr>
+        <w:t>input</w:t>
+      </w:r>
+      <w:r>
+        <w:rPr>
+          <w:b w:val="0"/>
+        </w:rPr>
+        <w:t xml:space="preserve"> and rule boxes. Try the middle steps before asking for a hint. After a hint, try the next step yourself.</w:t>
       </w:r>
     </w:p>
     <w:tbl>
@@ -2469,7 +4515,13 @@
       </w:tr>
     </w:tbl>
     <w:p>
-      <w:r>
+      <w:pPr>
+        <w:spacing w:line="336" w:lineRule="auto" w:after="180"/>
+      </w:pPr>
+      <w:r>
+        <w:rPr>
+          <w:b w:val="0"/>
+        </w:rPr>
         <w:t>Explain your trace to a partner. Your partner points to one step to check. Swap roles on the next case. Each person writes their own explanation.</w:t>
       </w:r>
     </w:p>
@@ -2482,13 +4534,72 @@
       </w:r>
     </w:p>
     <w:p>
-      <w:r>
-        <w:t>Use the worked case for A problem worth solving. Proposed explanation: “Using AI is itself the outcome”. Decide whether this explanation is supported. Point to the step or supplied fact that decides; explain your repair if needed.</w:t>
-      </w:r>
-    </w:p>
-    <w:p>
-      <w:r>
-        <w:t>Answer on your own before discussion. If you are unsure, say which step you need help with.</w:t>
+      <w:pPr>
+        <w:spacing w:line="336" w:lineRule="auto" w:after="180"/>
+      </w:pPr>
+      <w:r>
+        <w:rPr>
+          <w:b w:val="0"/>
+        </w:rPr>
+        <w:t xml:space="preserve">Use the worked case for A problem worth solving. Proposed explanation: “Using AI is itself the </w:t>
+      </w:r>
+      <w:r>
+        <w:rPr>
+          <w:b/>
+        </w:rPr>
+        <w:t>outcome</w:t>
+      </w:r>
+      <w:r>
+        <w:rPr>
+          <w:b w:val="0"/>
+        </w:rPr>
+        <w:t>”. Decide whether this explanation is supported.</w:t>
+      </w:r>
+    </w:p>
+    <w:p>
+      <w:pPr>
+        <w:spacing w:line="336" w:lineRule="auto" w:after="180"/>
+      </w:pPr>
+      <w:r>
+        <w:rPr>
+          <w:b w:val="0"/>
+        </w:rPr>
+        <w:t xml:space="preserve">Point to the step or supplied fact that decides; explain your repair if </w:t>
+      </w:r>
+      <w:r>
+        <w:rPr>
+          <w:b/>
+        </w:rPr>
+        <w:t>need</w:t>
+      </w:r>
+      <w:r>
+        <w:rPr>
+          <w:b w:val="0"/>
+        </w:rPr>
+        <w:t>ed.</w:t>
+      </w:r>
+    </w:p>
+    <w:p>
+      <w:pPr>
+        <w:spacing w:line="336" w:lineRule="auto" w:after="180"/>
+      </w:pPr>
+      <w:r>
+        <w:rPr>
+          <w:b w:val="0"/>
+        </w:rPr>
+        <w:t xml:space="preserve">Answer on your own before discussion. If you are unsure, say which step you </w:t>
+      </w:r>
+      <w:r>
+        <w:rPr>
+          <w:b/>
+        </w:rPr>
+        <w:t>need</w:t>
+      </w:r>
+      <w:r>
+        <w:rPr>
+          <w:b w:val="0"/>
+        </w:rPr>
+        <w:t xml:space="preserve"> help with.</w:t>
       </w:r>
     </w:p>
     <w:p>
@@ -2500,8 +4611,26 @@
       </w:r>
     </w:p>
     <w:p>
-      <w:r>
-        <w:t>Write a one-sentence project goal and say what evidence would count as a failure.</w:t>
+      <w:pPr>
+        <w:spacing w:line="336" w:lineRule="auto" w:after="180"/>
+      </w:pPr>
+      <w:r>
+        <w:rPr>
+          <w:b w:val="0"/>
+        </w:rPr>
+        <w:t xml:space="preserve">Write a one-sentence project goal and say what </w:t>
+      </w:r>
+      <w:r>
+        <w:rPr>
+          <w:b/>
+        </w:rPr>
+        <w:t>evidence</w:t>
+      </w:r>
+      <w:r>
+        <w:rPr>
+          <w:b w:val="0"/>
+        </w:rPr>
+        <w:t xml:space="preserve"> would count as a failure.</w:t>
       </w:r>
     </w:p>
     <w:p>
@@ -2533,7 +4662,13 @@
       </w:r>
     </w:p>
     <w:p>
-      <w:r>
+      <w:pPr>
+        <w:spacing w:line="336" w:lineRule="auto" w:after="180"/>
+      </w:pPr>
+      <w:r>
+        <w:rPr>
+          <w:b w:val="0"/>
+        </w:rPr>
         <w:t>This is supported practice. Keep the separately named independent case for an attempt before feedback.</w:t>
       </w:r>
     </w:p>
@@ -2547,6 +4682,17 @@
     </w:p>
     <w:p>
       <w:r>
+        <w:t>Investigate Find a Real Problem. Record the prediction, actual observation or labelled paper trace, explanation and next test separately.</w:t>
+      </w:r>
+    </w:p>
+    <w:p>
+      <w:pPr>
+        <w:spacing w:line="336" w:lineRule="auto" w:after="180"/>
+      </w:pPr>
+      <w:r>
+        <w:rPr>
+          <w:b/>
+        </w:rPr>
         <w:t>EXPLORER LAB</w:t>
       </w:r>
     </w:p>
@@ -2559,8 +4705,26 @@
       </w:r>
     </w:p>
     <w:p>
-      <w:r>
-        <w:t>Predict first, test honestly, and explain what the evidence means.</w:t>
+      <w:pPr>
+        <w:spacing w:line="336" w:lineRule="auto" w:after="180"/>
+      </w:pPr>
+      <w:r>
+        <w:rPr>
+          <w:b w:val="0"/>
+        </w:rPr>
+        <w:t xml:space="preserve">Predict first, test honestly, and explain what the </w:t>
+      </w:r>
+      <w:r>
+        <w:rPr>
+          <w:b/>
+        </w:rPr>
+        <w:t>evidence</w:t>
+      </w:r>
+      <w:r>
+        <w:rPr>
+          <w:b w:val="0"/>
+        </w:rPr>
+        <w:t xml:space="preserve"> means.</w:t>
       </w:r>
     </w:p>
     <w:p>
@@ -2600,27 +4764,150 @@
       </w:r>
     </w:p>
     <w:p>
-      <w:r>
-        <w:t>State your prediction before the result is known.</w:t>
-      </w:r>
-    </w:p>
-    <w:p>
-      <w:r>
-        <w:t>Complete the task: Interview a classmate and write one testable need statement.</w:t>
-      </w:r>
-    </w:p>
-    <w:p>
-      <w:r>
+      <w:pPr>
+        <w:pStyle w:val="Heading3"/>
+      </w:pPr>
+      <w:r>
+        <w:t>1. Predict</w:t>
+      </w:r>
+    </w:p>
+    <w:p>
+      <w:pPr>
+        <w:spacing w:line="336" w:lineRule="auto" w:after="180"/>
+        <w:shd w:fill="F4F9FC"/>
+      </w:pPr>
+      <w:r>
+        <w:rPr>
+          <w:b w:val="0"/>
+        </w:rPr>
+        <w:t xml:space="preserve">State your </w:t>
+      </w:r>
+      <w:r>
+        <w:rPr>
+          <w:b/>
+        </w:rPr>
+        <w:t>prediction</w:t>
+      </w:r>
+      <w:r>
+        <w:rPr>
+          <w:b w:val="0"/>
+        </w:rPr>
+        <w:t xml:space="preserve"> before the result is known.</w:t>
+      </w:r>
+    </w:p>
+    <w:p>
+      <w:pPr>
+        <w:pStyle w:val="Heading3"/>
+      </w:pPr>
+      <w:r>
+        <w:t>2. Investigate</w:t>
+      </w:r>
+    </w:p>
+    <w:p>
+      <w:pPr>
+        <w:spacing w:line="336" w:lineRule="auto" w:after="180"/>
+        <w:shd w:fill="F4F9FC"/>
+      </w:pPr>
+      <w:r>
+        <w:rPr>
+          <w:b w:val="0"/>
+        </w:rPr>
+        <w:t xml:space="preserve">Complete the task: </w:t>
+      </w:r>
+      <w:r>
+        <w:rPr>
+          <w:b/>
+        </w:rPr>
+        <w:t>Interview</w:t>
+      </w:r>
+      <w:r>
+        <w:rPr>
+          <w:b w:val="0"/>
+        </w:rPr>
+        <w:t xml:space="preserve"> a classmate and write one testable </w:t>
+      </w:r>
+      <w:r>
+        <w:rPr>
+          <w:b/>
+        </w:rPr>
+        <w:t>need</w:t>
+      </w:r>
+      <w:r>
+        <w:rPr>
+          <w:b w:val="0"/>
+        </w:rPr>
+        <w:t xml:space="preserve"> statement.</w:t>
+      </w:r>
+    </w:p>
+    <w:p>
+      <w:pPr>
+        <w:pStyle w:val="Heading3"/>
+      </w:pPr>
+      <w:r>
+        <w:t>3. Compare cases</w:t>
+      </w:r>
+    </w:p>
+    <w:p>
+      <w:pPr>
+        <w:spacing w:line="336" w:lineRule="auto" w:after="180"/>
+        <w:shd w:fill="F4F9FC"/>
+      </w:pPr>
+      <w:r>
+        <w:rPr>
+          <w:b w:val="0"/>
+        </w:rPr>
         <w:t>Keep a normal case and an edge case clearly separated.</w:t>
       </w:r>
     </w:p>
     <w:p>
-      <w:r>
-        <w:t>Record what happened—even when it does not match your prediction.</w:t>
-      </w:r>
-    </w:p>
-    <w:p>
-      <w:r>
+      <w:pPr>
+        <w:pStyle w:val="Heading3"/>
+      </w:pPr>
+      <w:r>
+        <w:t>4. Record honestly</w:t>
+      </w:r>
+    </w:p>
+    <w:p>
+      <w:pPr>
+        <w:spacing w:line="336" w:lineRule="auto" w:after="180"/>
+        <w:shd w:fill="F4F9FC"/>
+      </w:pPr>
+      <w:r>
+        <w:rPr>
+          <w:b w:val="0"/>
+        </w:rPr>
+        <w:t xml:space="preserve">Record what happened—even when it does not match your </w:t>
+      </w:r>
+      <w:r>
+        <w:rPr>
+          <w:b/>
+        </w:rPr>
+        <w:t>prediction</w:t>
+      </w:r>
+      <w:r>
+        <w:rPr>
+          <w:b w:val="0"/>
+        </w:rPr>
+        <w:t>.</w:t>
+      </w:r>
+    </w:p>
+    <w:p>
+      <w:pPr>
+        <w:pStyle w:val="Heading3"/>
+      </w:pPr>
+      <w:r>
+        <w:t>5. Explain and plan the next test</w:t>
+      </w:r>
+    </w:p>
+    <w:p>
+      <w:pPr>
+        <w:spacing w:line="336" w:lineRule="auto" w:after="180"/>
+        <w:shd w:fill="F4F9FC"/>
+      </w:pPr>
+      <w:r>
+        <w:rPr>
+          <w:b w:val="0"/>
+        </w:rPr>
         <w:t>Explain the result, one limitation, and the next useful test.</w:t>
       </w:r>
     </w:p>
@@ -2755,7 +5042,22 @@
       </w:tr>
     </w:tbl>
     <w:p>
-      <w:r>
+      <w:pPr>
+        <w:pStyle w:val="Heading3"/>
+      </w:pPr>
+      <w:r>
+        <w:t>Use a fresh case after support</w:t>
+      </w:r>
+    </w:p>
+    <w:p>
+      <w:pPr>
+        <w:spacing w:line="336" w:lineRule="auto" w:after="180"/>
+        <w:shd w:fill="FFF5E6"/>
+      </w:pPr>
+      <w:r>
+        <w:rPr>
+          <w:b w:val="0"/>
+        </w:rPr>
         <w:t>INDEPENDENCE  After support is removed, repeat the proof with a fresh case.</w:t>
       </w:r>
     </w:p>
@@ -2768,7 +5070,13 @@
       </w:r>
     </w:p>
     <w:p>
-      <w:r>
+      <w:pPr>
+        <w:spacing w:line="336" w:lineRule="auto" w:after="180"/>
+      </w:pPr>
+      <w:r>
+        <w:rPr>
+          <w:b w:val="0"/>
+        </w:rPr>
         <w:t>Before trying: what do I expect, and why? While trying: which step could first go wrong? Afterwards: what did I actually observe, and what should change? Keep “not run” if you only traced the procedure.</w:t>
       </w:r>
     </w:p>
@@ -2782,6 +5090,17 @@
     </w:p>
     <w:p>
       <w:r>
+        <w:t>Move from recall to tracing, diagnosis and transfer in Find a Real Problem. Explain why each step is justified.</w:t>
+      </w:r>
+    </w:p>
+    <w:p>
+      <w:pPr>
+        <w:spacing w:line="336" w:lineRule="auto" w:after="180"/>
+      </w:pPr>
+      <w:r>
+        <w:rPr>
+          <w:b/>
+        </w:rPr>
         <w:t>PRACTICE LADDER</w:t>
       </w:r>
     </w:p>
@@ -2794,7 +5113,13 @@
       </w:r>
     </w:p>
     <w:p>
-      <w:r>
+      <w:pPr>
+        <w:spacing w:line="336" w:lineRule="auto" w:after="180"/>
+      </w:pPr>
+      <w:r>
+        <w:rPr>
+          <w:b w:val="0"/>
+        </w:rPr>
         <w:t>Each step asks for a stronger kind of understanding.</w:t>
       </w:r>
     </w:p>
@@ -2835,42 +5160,202 @@
       </w:r>
     </w:p>
     <w:p>
-      <w:r>
-        <w:t>RECALL  Define user.</w:t>
-      </w:r>
-    </w:p>
-    <w:p>
-      <w:r>
-        <w:t>EXPLAIN  A strong project begins with a specific user and observable need.</w:t>
-      </w:r>
-    </w:p>
-    <w:p>
-      <w:r>
-        <w:t>TRACE  Show the input, process, and output.</w:t>
-      </w:r>
-    </w:p>
-    <w:p>
-      <w:r>
+      <w:pPr>
+        <w:spacing w:line="336" w:lineRule="auto" w:after="180"/>
+        <w:shd w:fill="F4F9FC"/>
+      </w:pPr>
+      <w:r>
+        <w:rPr>
+          <w:b w:val="0"/>
+        </w:rPr>
+        <w:t xml:space="preserve">RECALL  Define </w:t>
+      </w:r>
+      <w:r>
+        <w:rPr>
+          <w:b/>
+        </w:rPr>
+        <w:t>user</w:t>
+      </w:r>
+      <w:r>
+        <w:rPr>
+          <w:b w:val="0"/>
+        </w:rPr>
+        <w:t>.</w:t>
+      </w:r>
+    </w:p>
+    <w:p>
+      <w:pPr>
+        <w:spacing w:line="336" w:lineRule="auto" w:after="180"/>
+        <w:shd w:fill="F4F9FC"/>
+      </w:pPr>
+      <w:r>
+        <w:rPr>
+          <w:b w:val="0"/>
+        </w:rPr>
+        <w:t xml:space="preserve">EXPLAIN  A strong project begins with a specific </w:t>
+      </w:r>
+      <w:r>
+        <w:rPr>
+          <w:b/>
+        </w:rPr>
+        <w:t>user</w:t>
+      </w:r>
+      <w:r>
+        <w:rPr>
+          <w:b w:val="0"/>
+        </w:rPr>
+        <w:t xml:space="preserve"> and observable </w:t>
+      </w:r>
+      <w:r>
+        <w:rPr>
+          <w:b/>
+        </w:rPr>
+        <w:t>need</w:t>
+      </w:r>
+      <w:r>
+        <w:rPr>
+          <w:b w:val="0"/>
+        </w:rPr>
+        <w:t>.</w:t>
+      </w:r>
+    </w:p>
+    <w:p>
+      <w:pPr>
+        <w:spacing w:line="336" w:lineRule="auto" w:after="180"/>
+        <w:shd w:fill="F4F9FC"/>
+      </w:pPr>
+      <w:r>
+        <w:rPr>
+          <w:b w:val="0"/>
+        </w:rPr>
+        <w:t xml:space="preserve">TRACE  Show the </w:t>
+      </w:r>
+      <w:r>
+        <w:rPr>
+          <w:b/>
+        </w:rPr>
+        <w:t>input</w:t>
+      </w:r>
+      <w:r>
+        <w:rPr>
+          <w:b w:val="0"/>
+        </w:rPr>
+        <w:t xml:space="preserve">, </w:t>
+      </w:r>
+      <w:r>
+        <w:rPr>
+          <w:b/>
+        </w:rPr>
+        <w:t>process</w:t>
+      </w:r>
+      <w:r>
+        <w:rPr>
+          <w:b w:val="0"/>
+        </w:rPr>
+        <w:t xml:space="preserve">, and </w:t>
+      </w:r>
+      <w:r>
+        <w:rPr>
+          <w:b/>
+        </w:rPr>
+        <w:t>output</w:t>
+      </w:r>
+      <w:r>
+        <w:rPr>
+          <w:b w:val="0"/>
+        </w:rPr>
+        <w:t>.</w:t>
+      </w:r>
+    </w:p>
+    <w:p>
+      <w:pPr>
+        <w:spacing w:line="336" w:lineRule="auto" w:after="180"/>
+        <w:shd w:fill="F4F9FC"/>
+      </w:pPr>
+      <w:r>
+        <w:rPr>
+          <w:b w:val="0"/>
+        </w:rPr>
         <w:t>DIAGNOSE  Repair: A popular technology is proof of a real problem.</w:t>
       </w:r>
     </w:p>
     <w:p>
-      <w:r>
+      <w:pPr>
+        <w:spacing w:line="336" w:lineRule="auto" w:after="180"/>
+        <w:shd w:fill="F4F9FC"/>
+      </w:pPr>
+      <w:r>
+        <w:rPr>
+          <w:b w:val="0"/>
+        </w:rPr>
         <w:t>TRANSFER  Apply the idea to a new home or classroom case.</w:t>
       </w:r>
     </w:p>
     <w:p>
-      <w:r>
+      <w:pPr>
+        <w:spacing w:line="336" w:lineRule="auto" w:after="180"/>
+        <w:shd w:fill="F4F9FC"/>
+      </w:pPr>
+      <w:r>
+        <w:rPr>
+          <w:b w:val="0"/>
+        </w:rPr>
         <w:t>CREATE  Design one revealing test.</w:t>
       </w:r>
     </w:p>
     <w:p>
-      <w:r>
-        <w:t>DEFEND  Give a claim, evidence, mechanism, limit, and safe action.</w:t>
-      </w:r>
-    </w:p>
-    <w:p>
-      <w:r>
+      <w:pPr>
+        <w:spacing w:line="336" w:lineRule="auto" w:after="180"/>
+        <w:shd w:fill="F4F9FC"/>
+      </w:pPr>
+      <w:r>
+        <w:rPr>
+          <w:b w:val="0"/>
+        </w:rPr>
+        <w:t xml:space="preserve">DEFEND  Give a claim, </w:t>
+      </w:r>
+      <w:r>
+        <w:rPr>
+          <w:b/>
+        </w:rPr>
+        <w:t>evidence</w:t>
+      </w:r>
+      <w:r>
+        <w:rPr>
+          <w:b w:val="0"/>
+        </w:rPr>
+        <w:t xml:space="preserve">, </w:t>
+      </w:r>
+      <w:r>
+        <w:rPr>
+          <w:b/>
+        </w:rPr>
+        <w:t>mechanism</w:t>
+      </w:r>
+      <w:r>
+        <w:rPr>
+          <w:b w:val="0"/>
+        </w:rPr>
+        <w:t>, limit, and safe action.</w:t>
+      </w:r>
+    </w:p>
+    <w:p>
+      <w:pPr>
+        <w:pStyle w:val="Heading3"/>
+      </w:pPr>
+      <w:r>
+        <w:t>When to retry</w:t>
+      </w:r>
+    </w:p>
+    <w:p>
+      <w:pPr>
+        <w:spacing w:line="336" w:lineRule="auto" w:after="180"/>
+        <w:shd w:fill="F1F6F8"/>
+      </w:pPr>
+      <w:r>
+        <w:rPr>
+          <w:b w:val="0"/>
+        </w:rPr>
         <w:t>RETRY RULE  A coached answer becomes mastery only after you solve a different case independently.</w:t>
       </w:r>
     </w:p>
@@ -2884,6 +5369,17 @@
     </w:p>
     <w:p>
       <w:r>
+        <w:t>Apply this week’s idea to Helpful Classroom Sorter. Keep an annotated decision and the evidence supporting it.</w:t>
+      </w:r>
+    </w:p>
+    <w:p>
+      <w:pPr>
+        <w:spacing w:line="336" w:lineRule="auto" w:after="180"/>
+      </w:pPr>
+      <w:r>
+        <w:rPr>
+          <w:b/>
+        </w:rPr>
         <w:t>PROJECT</w:t>
       </w:r>
     </w:p>
@@ -2896,8 +5392,26 @@
       </w:r>
     </w:p>
     <w:p>
-      <w:r>
-        <w:t>Build one coherent system across the year, one evidence-based decision at a time.</w:t>
+      <w:pPr>
+        <w:spacing w:line="336" w:lineRule="auto" w:after="180"/>
+      </w:pPr>
+      <w:r>
+        <w:rPr>
+          <w:b w:val="0"/>
+        </w:rPr>
+        <w:t xml:space="preserve">Build one coherent system across the year, one </w:t>
+      </w:r>
+      <w:r>
+        <w:rPr>
+          <w:b/>
+        </w:rPr>
+        <w:t>evidence</w:t>
+      </w:r>
+      <w:r>
+        <w:rPr>
+          <w:b w:val="0"/>
+        </w:rPr>
+        <w:t>-based decision at a time.</w:t>
       </w:r>
     </w:p>
     <w:p>
@@ -2937,32 +5451,122 @@
       </w:r>
     </w:p>
     <w:p>
-      <w:r>
-        <w:t>THIS WEEK'S CHECKPOINT  Choose the Classroom Sorter's real user and measurable need; keep an AI-free solution option open.</w:t>
-      </w:r>
-    </w:p>
-    <w:p>
-      <w:r>
-        <w:t>What real classroom need does this serve?</w:t>
-      </w:r>
-    </w:p>
-    <w:p>
-      <w:r>
+      <w:pPr>
+        <w:spacing w:line="336" w:lineRule="auto" w:after="180"/>
+        <w:shd w:fill="EDF7F3"/>
+      </w:pPr>
+      <w:r>
+        <w:rPr>
+          <w:b w:val="0"/>
+        </w:rPr>
+        <w:t xml:space="preserve">THIS WEEK'S CHECKPOINT  Choose the Classroom Sorter's real </w:t>
+      </w:r>
+      <w:r>
+        <w:rPr>
+          <w:b/>
+        </w:rPr>
+        <w:t>user</w:t>
+      </w:r>
+      <w:r>
+        <w:rPr>
+          <w:b w:val="0"/>
+        </w:rPr>
+        <w:t xml:space="preserve"> and measurable </w:t>
+      </w:r>
+      <w:r>
+        <w:rPr>
+          <w:b/>
+        </w:rPr>
+        <w:t>need</w:t>
+      </w:r>
+      <w:r>
+        <w:rPr>
+          <w:b w:val="0"/>
+        </w:rPr>
+        <w:t>; keep an AI-free solution option open.</w:t>
+      </w:r>
+    </w:p>
+    <w:p>
+      <w:pPr>
+        <w:spacing w:line="336" w:lineRule="auto" w:after="180"/>
+        <w:shd w:fill="F5F1FB"/>
+      </w:pPr>
+      <w:r>
+        <w:rPr>
+          <w:b w:val="0"/>
+        </w:rPr>
+        <w:t xml:space="preserve">What real classroom </w:t>
+      </w:r>
+      <w:r>
+        <w:rPr>
+          <w:b/>
+        </w:rPr>
+        <w:t>need</w:t>
+      </w:r>
+      <w:r>
+        <w:rPr>
+          <w:b w:val="0"/>
+        </w:rPr>
+        <w:t xml:space="preserve"> does this serve?</w:t>
+      </w:r>
+    </w:p>
+    <w:p>
+      <w:pPr>
+        <w:spacing w:line="336" w:lineRule="auto" w:after="180"/>
+        <w:shd w:fill="F5F1FB"/>
+      </w:pPr>
+      <w:r>
+        <w:rPr>
+          <w:b w:val="0"/>
+        </w:rPr>
         <w:t>What information is necessary—and what should stay private?</w:t>
       </w:r>
     </w:p>
     <w:p>
-      <w:r>
-        <w:t>What happens inside the process?</w:t>
-      </w:r>
-    </w:p>
-    <w:p>
-      <w:r>
+      <w:pPr>
+        <w:spacing w:line="336" w:lineRule="auto" w:after="180"/>
+        <w:shd w:fill="F5F1FB"/>
+      </w:pPr>
+      <w:r>
+        <w:rPr>
+          <w:b w:val="0"/>
+        </w:rPr>
+        <w:t xml:space="preserve">What happens inside the </w:t>
+      </w:r>
+      <w:r>
+        <w:rPr>
+          <w:b/>
+        </w:rPr>
+        <w:t>process</w:t>
+      </w:r>
+      <w:r>
+        <w:rPr>
+          <w:b w:val="0"/>
+        </w:rPr>
+        <w:t>?</w:t>
+      </w:r>
+    </w:p>
+    <w:p>
+      <w:pPr>
+        <w:spacing w:line="336" w:lineRule="auto" w:after="180"/>
+        <w:shd w:fill="F5F1FB"/>
+      </w:pPr>
+      <w:r>
+        <w:rPr>
+          <w:b w:val="0"/>
+        </w:rPr>
         <w:t>What normal and edge cases will you test?</w:t>
       </w:r>
     </w:p>
     <w:p>
-      <w:r>
+      <w:pPr>
+        <w:spacing w:line="336" w:lineRule="auto" w:after="180"/>
+        <w:shd w:fill="F5F1FB"/>
+      </w:pPr>
+      <w:r>
+        <w:rPr>
+          <w:b w:val="0"/>
+        </w:rPr>
         <w:t>When should it say not sure or ask a person?</w:t>
       </w:r>
     </w:p>
@@ -3003,12 +5607,33 @@
       </w:r>
     </w:p>
     <w:p>
-      <w:r>
+      <w:pPr>
+        <w:pStyle w:val="Heading3"/>
+      </w:pPr>
+      <w:r>
+        <w:t>Responsible design</w:t>
+      </w:r>
+    </w:p>
+    <w:p>
+      <w:pPr>
+        <w:spacing w:line="336" w:lineRule="auto" w:after="180"/>
+        <w:shd w:fill="FFF5E6"/>
+      </w:pPr>
+      <w:r>
+        <w:rPr>
+          <w:b w:val="0"/>
+        </w:rPr>
         <w:t>RESPONSIBLE DESIGN  Do not collect personal stories unrelated to the design question.</w:t>
       </w:r>
     </w:p>
     <w:p>
-      <w:r>
+      <w:pPr>
+        <w:spacing w:line="336" w:lineRule="auto" w:after="180"/>
+      </w:pPr>
+      <w:r>
+        <w:rPr>
+          <w:b w:val="0"/>
+        </w:rPr>
         <w:t>My project decision:</w:t>
       </w:r>
     </w:p>
@@ -3021,7 +5646,13 @@
       </w:r>
     </w:p>
     <w:p>
-      <w:r>
+      <w:pPr>
+        <w:spacing w:line="336" w:lineRule="auto" w:after="180"/>
+      </w:pPr>
+      <w:r>
+        <w:rPr>
+          <w:b w:val="0"/>
+        </w:rPr>
         <w:t>For the Helpful Classroom Sorter, retain the problem record, permitted scope, baseline and observable acceptance criteria.</w:t>
       </w:r>
     </w:p>
@@ -3035,6 +5666,17 @@
     </w:p>
     <w:p>
       <w:r>
+        <w:t>Use a genuinely new case for independent evidence. Previously discussed examples remain practice; use the separately named independent case before feedback.</w:t>
+      </w:r>
+    </w:p>
+    <w:p>
+      <w:pPr>
+        <w:spacing w:line="336" w:lineRule="auto" w:after="180"/>
+      </w:pPr>
+      <w:r>
+        <w:rPr>
+          <w:b/>
+        </w:rPr>
         <w:t>MASTERY</w:t>
       </w:r>
     </w:p>
@@ -3047,7 +5689,13 @@
       </w:r>
     </w:p>
     <w:p>
-      <w:r>
+      <w:pPr>
+        <w:spacing w:line="336" w:lineRule="auto" w:after="180"/>
+      </w:pPr>
+      <w:r>
+        <w:rPr>
+          <w:b w:val="0"/>
+        </w:rPr>
         <w:t>Complete this after teaching and guided practice have ended.</w:t>
       </w:r>
     </w:p>
@@ -3088,53 +5736,308 @@
       </w:r>
     </w:p>
     <w:p>
-      <w:r>
-        <w:t>REQUIRED PROOF  Interview a classmate and write one testable user-need statement supported by an observation or quote.</w:t>
-      </w:r>
-    </w:p>
-    <w:p>
-      <w:r>
+      <w:pPr>
+        <w:pStyle w:val="Heading3"/>
+      </w:pPr>
+      <w:r>
+        <w:t>What success looks like</w:t>
+      </w:r>
+    </w:p>
+    <w:p>
+      <w:pPr>
+        <w:spacing w:line="336" w:lineRule="auto" w:after="180"/>
+        <w:shd w:fill="EDF7F3"/>
+      </w:pPr>
+      <w:r>
+        <w:rPr>
+          <w:b w:val="0"/>
+        </w:rPr>
+        <w:t xml:space="preserve">REQUIRED PROOF  </w:t>
+      </w:r>
+      <w:r>
+        <w:rPr>
+          <w:b/>
+        </w:rPr>
+        <w:t>Interview</w:t>
+      </w:r>
+      <w:r>
+        <w:rPr>
+          <w:b w:val="0"/>
+        </w:rPr>
+        <w:t xml:space="preserve"> a classmate and write one testable </w:t>
+      </w:r>
+      <w:r>
+        <w:rPr>
+          <w:b/>
+        </w:rPr>
+        <w:t>user</w:t>
+      </w:r>
+      <w:r>
+        <w:rPr>
+          <w:b w:val="0"/>
+        </w:rPr>
+        <w:t>-</w:t>
+      </w:r>
+      <w:r>
+        <w:rPr>
+          <w:b/>
+        </w:rPr>
+        <w:t>need</w:t>
+      </w:r>
+      <w:r>
+        <w:rPr>
+          <w:b w:val="0"/>
+        </w:rPr>
+        <w:t xml:space="preserve"> statement supported by an </w:t>
+      </w:r>
+      <w:r>
+        <w:rPr>
+          <w:b/>
+        </w:rPr>
+        <w:t>observation</w:t>
+      </w:r>
+      <w:r>
+        <w:rPr>
+          <w:b w:val="0"/>
+        </w:rPr>
+        <w:t xml:space="preserve"> or quote.</w:t>
+      </w:r>
+    </w:p>
+    <w:p>
+      <w:pPr>
+        <w:spacing w:line="336" w:lineRule="auto" w:after="180"/>
+      </w:pPr>
+      <w:r>
+        <w:rPr>
+          <w:b w:val="0"/>
+        </w:rPr>
         <w:t>□ Name or draw the fresh case.</w:t>
       </w:r>
     </w:p>
     <w:p>
-      <w:r>
-        <w:t>□ Trace input, process, and output.</w:t>
-      </w:r>
-    </w:p>
-    <w:p>
-      <w:r>
-        <w:t>□ State the conclusion and strongest evidence.</w:t>
-      </w:r>
-    </w:p>
-    <w:p>
-      <w:r>
+      <w:pPr>
+        <w:spacing w:line="336" w:lineRule="auto" w:after="180"/>
+      </w:pPr>
+      <w:r>
+        <w:rPr>
+          <w:b w:val="0"/>
+        </w:rPr>
+        <w:t xml:space="preserve">□ Trace </w:t>
+      </w:r>
+      <w:r>
+        <w:rPr>
+          <w:b/>
+        </w:rPr>
+        <w:t>input</w:t>
+      </w:r>
+      <w:r>
+        <w:rPr>
+          <w:b w:val="0"/>
+        </w:rPr>
+        <w:t xml:space="preserve">, </w:t>
+      </w:r>
+      <w:r>
+        <w:rPr>
+          <w:b/>
+        </w:rPr>
+        <w:t>process</w:t>
+      </w:r>
+      <w:r>
+        <w:rPr>
+          <w:b w:val="0"/>
+        </w:rPr>
+        <w:t xml:space="preserve">, and </w:t>
+      </w:r>
+      <w:r>
+        <w:rPr>
+          <w:b/>
+        </w:rPr>
+        <w:t>output</w:t>
+      </w:r>
+      <w:r>
+        <w:rPr>
+          <w:b w:val="0"/>
+        </w:rPr>
+        <w:t>.</w:t>
+      </w:r>
+    </w:p>
+    <w:p>
+      <w:pPr>
+        <w:spacing w:line="336" w:lineRule="auto" w:after="180"/>
+      </w:pPr>
+      <w:r>
+        <w:rPr>
+          <w:b w:val="0"/>
+        </w:rPr>
+        <w:t xml:space="preserve">□ State the conclusion and strongest </w:t>
+      </w:r>
+      <w:r>
+        <w:rPr>
+          <w:b/>
+        </w:rPr>
+        <w:t>evidence</w:t>
+      </w:r>
+      <w:r>
+        <w:rPr>
+          <w:b w:val="0"/>
+        </w:rPr>
+        <w:t>.</w:t>
+      </w:r>
+    </w:p>
+    <w:p>
+      <w:pPr>
+        <w:spacing w:line="336" w:lineRule="auto" w:after="180"/>
+      </w:pPr>
+      <w:r>
+        <w:rPr>
+          <w:b w:val="0"/>
+        </w:rPr>
         <w:t>□ Name one limit, failure, missing clue, or fairness/privacy concern.</w:t>
       </w:r>
     </w:p>
     <w:p>
-      <w:r>
+      <w:pPr>
+        <w:spacing w:line="336" w:lineRule="auto" w:after="180"/>
+      </w:pPr>
+      <w:r>
+        <w:rPr>
+          <w:b w:val="0"/>
+        </w:rPr>
         <w:t>□ Explain one safe next action or improvement.</w:t>
       </w:r>
     </w:p>
     <w:p>
-      <w:r>
-        <w:t>Independent evidence:</w:t>
-      </w:r>
-    </w:p>
-    <w:p>
-      <w:r>
-        <w:t>SELF-CHECK  A strong statement names the user, context, observable difficulty, and desired improvement without requiring AI. Protect privacy, avoid leading questions, and distinguish what the user said from your inference.</w:t>
-      </w:r>
-    </w:p>
-    <w:p>
-      <w:r>
+      <w:pPr>
+        <w:spacing w:line="336" w:lineRule="auto" w:after="180"/>
+      </w:pPr>
+      <w:r>
+        <w:rPr>
+          <w:b w:val="0"/>
+        </w:rPr>
+        <w:t xml:space="preserve">Independent </w:t>
+      </w:r>
+      <w:r>
+        <w:rPr>
+          <w:b/>
+        </w:rPr>
+        <w:t>evidence</w:t>
+      </w:r>
+      <w:r>
+        <w:rPr>
+          <w:b w:val="0"/>
+        </w:rPr>
+        <w:t>:</w:t>
+      </w:r>
+    </w:p>
+    <w:p>
+      <w:pPr>
+        <w:pStyle w:val="Heading3"/>
+      </w:pPr>
+      <w:r>
+        <w:t>Check your explanation</w:t>
+      </w:r>
+    </w:p>
+    <w:p>
+      <w:pPr>
+        <w:spacing w:line="336" w:lineRule="auto" w:after="180"/>
+        <w:shd w:fill="F5F1FB"/>
+      </w:pPr>
+      <w:r>
+        <w:rPr>
+          <w:b w:val="0"/>
+        </w:rPr>
+        <w:t xml:space="preserve">SELF-CHECK  A strong statement names the </w:t>
+      </w:r>
+      <w:r>
+        <w:rPr>
+          <w:b/>
+        </w:rPr>
+        <w:t>user</w:t>
+      </w:r>
+      <w:r>
+        <w:rPr>
+          <w:b w:val="0"/>
+        </w:rPr>
+        <w:t xml:space="preserve">, context, observable difficulty, and desired improvement without requiring AI. Protect privacy, avoid leading questions, and distinguish what the </w:t>
+      </w:r>
+      <w:r>
+        <w:rPr>
+          <w:b/>
+        </w:rPr>
+        <w:t>user</w:t>
+      </w:r>
+      <w:r>
+        <w:rPr>
+          <w:b w:val="0"/>
+        </w:rPr>
+        <w:t xml:space="preserve"> said from your inference.</w:t>
+      </w:r>
+    </w:p>
+    <w:p>
+      <w:pPr>
+        <w:spacing w:line="336" w:lineRule="auto" w:after="180"/>
+      </w:pPr>
+      <w:r>
+        <w:rPr>
+          <w:b w:val="0"/>
+        </w:rPr>
         <w:t>My level:  □ Not yet  □ With one hint  □ Independently  □ I can teach it</w:t>
       </w:r>
     </w:p>
     <w:p>
-      <w:r>
-        <w:t>NEXT BRIDGE  Carry today's evidence habit into: Choose Inputs and Outputs.</w:t>
+      <w:pPr>
+        <w:pStyle w:val="Heading3"/>
+      </w:pPr>
+      <w:r>
+        <w:t>Connect to the next lesson</w:t>
+      </w:r>
+    </w:p>
+    <w:p>
+      <w:pPr>
+        <w:spacing w:line="336" w:lineRule="auto" w:after="180"/>
+        <w:shd w:fill="F1F6F8"/>
+      </w:pPr>
+      <w:r>
+        <w:rPr>
+          <w:b w:val="0"/>
+        </w:rPr>
+        <w:t xml:space="preserve">NEXT BRIDGE  Carry today's </w:t>
+      </w:r>
+      <w:r>
+        <w:rPr>
+          <w:b/>
+        </w:rPr>
+        <w:t>evidence</w:t>
+      </w:r>
+      <w:r>
+        <w:rPr>
+          <w:b w:val="0"/>
+        </w:rPr>
+        <w:t xml:space="preserve"> habit into: Choose </w:t>
+      </w:r>
+      <w:r>
+        <w:rPr>
+          <w:b/>
+        </w:rPr>
+        <w:t>Input</w:t>
+      </w:r>
+      <w:r>
+        <w:rPr>
+          <w:b w:val="0"/>
+        </w:rPr>
+        <w:t xml:space="preserve">s and </w:t>
+      </w:r>
+      <w:r>
+        <w:rPr>
+          <w:b/>
+        </w:rPr>
+        <w:t>Output</w:t>
+      </w:r>
+      <w:r>
+        <w:rPr>
+          <w:b w:val="0"/>
+        </w:rPr>
+        <w:t>s.</w:t>
       </w:r>
     </w:p>
     <w:p>
@@ -3146,6 +6049,11 @@
       </w:r>
     </w:p>
     <w:p>
+      <w:r>
+        <w:t>Revisit the complete Find a Real Problem case for supported practice. Repeated examples do not become fresh assessments.</w:t>
+      </w:r>
+    </w:p>
+    <w:p>
       <w:pPr>
         <w:pStyle w:val="Heading3"/>
       </w:pPr>
@@ -3154,7 +6062,13 @@
       </w:r>
     </w:p>
     <w:p>
-      <w:r>
+      <w:pPr>
+        <w:spacing w:line="336" w:lineRule="auto" w:after="180"/>
+      </w:pPr>
+      <w:r>
+        <w:rPr>
+          <w:b w:val="0"/>
+        </w:rPr>
         <w:t>Use the supplied details to practise the weekly concept before attempting the independent question. This case extends the illustrated lesson.</w:t>
       </w:r>
     </w:p>
@@ -3167,7 +6081,13 @@
       </w:r>
     </w:p>
     <w:p>
-      <w:r>
+      <w:pPr>
+        <w:spacing w:line="336" w:lineRule="auto" w:after="180"/>
+      </w:pPr>
+      <w:r>
+        <w:rPr>
+          <w:b w:val="0"/>
+        </w:rPr>
         <w:t>Shared markers are often lost because tray labels are unclear.</w:t>
       </w:r>
     </w:p>
@@ -3180,8 +6100,26 @@
       </w:r>
     </w:p>
     <w:p>
-      <w:r>
-        <w:t>State the need before selecting AI.</w:t>
+      <w:pPr>
+        <w:spacing w:line="336" w:lineRule="auto" w:after="180"/>
+      </w:pPr>
+      <w:r>
+        <w:rPr>
+          <w:b w:val="0"/>
+        </w:rPr>
+        <w:t xml:space="preserve">State the </w:t>
+      </w:r>
+      <w:r>
+        <w:rPr>
+          <w:b/>
+        </w:rPr>
+        <w:t>need</w:t>
+      </w:r>
+      <w:r>
+        <w:rPr>
+          <w:b w:val="0"/>
+        </w:rPr>
+        <w:t xml:space="preserve"> before selecting AI.</w:t>
       </w:r>
     </w:p>
     <w:p>
@@ -3193,8 +6131,26 @@
       </w:r>
     </w:p>
     <w:p>
-      <w:r>
-        <w:t>Students need to return markers correctly and quickly. Test clearer labels before proposing a model.</w:t>
+      <w:pPr>
+        <w:spacing w:line="336" w:lineRule="auto" w:after="180"/>
+      </w:pPr>
+      <w:r>
+        <w:rPr>
+          <w:b w:val="0"/>
+        </w:rPr>
+        <w:t xml:space="preserve">Students </w:t>
+      </w:r>
+      <w:r>
+        <w:rPr>
+          <w:b/>
+        </w:rPr>
+        <w:t>need</w:t>
+      </w:r>
+      <w:r>
+        <w:rPr>
+          <w:b w:val="0"/>
+        </w:rPr>
+        <w:t xml:space="preserve"> to return markers correctly and quickly. Test clearer labels before proposing a model.</w:t>
       </w:r>
     </w:p>
     <w:p>
@@ -3206,7 +6162,14 @@
       </w:r>
     </w:p>
     <w:p>
-      <w:r>
+      <w:pPr>
+        <w:spacing w:line="336" w:lineRule="auto" w:after="180"/>
+        <w:shd w:fill="F5F1FB"/>
+      </w:pPr>
+      <w:r>
+        <w:rPr>
+          <w:b w:val="0"/>
+        </w:rPr>
         <w:t>Which detail supports the answer, and why does it matter?</w:t>
       </w:r>
     </w:p>
@@ -3384,18 +6347,60 @@
       </w:tr>
     </w:tbl>
     <w:p>
-      <w:r>
+      <w:pPr>
+        <w:spacing w:line="336" w:lineRule="auto" w:after="180"/>
+      </w:pPr>
+      <w:r>
+        <w:rPr>
+          <w:b w:val="0"/>
+        </w:rPr>
         <w:t>Shared markers are often lost because tray labels are unclear.</w:t>
       </w:r>
     </w:p>
     <w:p>
-      <w:r>
-        <w:t>State the need before selecting AI.</w:t>
-      </w:r>
-    </w:p>
-    <w:p>
-      <w:r>
-        <w:t>Students need to return markers correctly and quickly. Test clearer labels before proposing a model.</w:t>
+      <w:pPr>
+        <w:spacing w:line="336" w:lineRule="auto" w:after="180"/>
+      </w:pPr>
+      <w:r>
+        <w:rPr>
+          <w:b w:val="0"/>
+        </w:rPr>
+        <w:t xml:space="preserve">State the </w:t>
+      </w:r>
+      <w:r>
+        <w:rPr>
+          <w:b/>
+        </w:rPr>
+        <w:t>need</w:t>
+      </w:r>
+      <w:r>
+        <w:rPr>
+          <w:b w:val="0"/>
+        </w:rPr>
+        <w:t xml:space="preserve"> before selecting AI.</w:t>
+      </w:r>
+    </w:p>
+    <w:p>
+      <w:pPr>
+        <w:spacing w:line="336" w:lineRule="auto" w:after="180"/>
+      </w:pPr>
+      <w:r>
+        <w:rPr>
+          <w:b w:val="0"/>
+        </w:rPr>
+        <w:t xml:space="preserve">Students </w:t>
+      </w:r>
+      <w:r>
+        <w:rPr>
+          <w:b/>
+        </w:rPr>
+        <w:t>need</w:t>
+      </w:r>
+      <w:r>
+        <w:rPr>
+          <w:b w:val="0"/>
+        </w:rPr>
+        <w:t xml:space="preserve"> to return markers correctly and quickly. Test clearer labels before proposing a model.</w:t>
       </w:r>
     </w:p>
     <w:p>
@@ -3407,6 +6412,11 @@
       </w:r>
     </w:p>
     <w:p>
+      <w:r>
+        <w:t>Attempt the reserved new case before feedback. Record support; the earlier examples below remain additional practice.</w:t>
+      </w:r>
+    </w:p>
+    <w:p>
       <w:pPr>
         <w:pStyle w:val="Heading3"/>
       </w:pPr>
@@ -3415,8 +6425,72 @@
       </w:r>
     </w:p>
     <w:p>
-      <w:r>
-        <w:t>In a fictional equipment cupboard exercise, eight teams choose a box from a list. Three boxes do not contain the items required by the corresponding request; five do. The teacher permits a paper box-finder using fictional item requests and an inventory. Write a brief naming the user difficulty, evidence, desired outcome, necessary information, an excluded action and a simple alternative. Identify one cause or benefit that these counts do not establish.</w:t>
+      <w:pPr>
+        <w:spacing w:line="336" w:lineRule="auto" w:after="180"/>
+      </w:pPr>
+      <w:r>
+        <w:rPr>
+          <w:b w:val="0"/>
+        </w:rPr>
+        <w:t>In a fictional equipment cupboard exercise, eight teams choose a box from a list. Three boxes do not contain the items required by the corresponding request; five do.</w:t>
+      </w:r>
+    </w:p>
+    <w:p>
+      <w:pPr>
+        <w:spacing w:line="336" w:lineRule="auto" w:after="180"/>
+      </w:pPr>
+      <w:r>
+        <w:rPr>
+          <w:b w:val="0"/>
+        </w:rPr>
+        <w:t xml:space="preserve">The teacher permits a paper box-finder using fictional item requests and an inventory. Write a brief naming the </w:t>
+      </w:r>
+      <w:r>
+        <w:rPr>
+          <w:b/>
+        </w:rPr>
+        <w:t>user</w:t>
+      </w:r>
+      <w:r>
+        <w:rPr>
+          <w:b w:val="0"/>
+        </w:rPr>
+        <w:t xml:space="preserve"> difficulty, </w:t>
+      </w:r>
+      <w:r>
+        <w:rPr>
+          <w:b/>
+        </w:rPr>
+        <w:t>evidence</w:t>
+      </w:r>
+      <w:r>
+        <w:rPr>
+          <w:b w:val="0"/>
+        </w:rPr>
+        <w:t xml:space="preserve">, desired </w:t>
+      </w:r>
+      <w:r>
+        <w:rPr>
+          <w:b/>
+        </w:rPr>
+        <w:t>outcome</w:t>
+      </w:r>
+      <w:r>
+        <w:rPr>
+          <w:b w:val="0"/>
+        </w:rPr>
+        <w:t>, necessary information, an excluded action and a simple alternative.</w:t>
+      </w:r>
+    </w:p>
+    <w:p>
+      <w:pPr>
+        <w:spacing w:line="336" w:lineRule="auto" w:after="180"/>
+      </w:pPr>
+      <w:r>
+        <w:rPr>
+          <w:b w:val="0"/>
+        </w:rPr>
+        <w:t>Identify one cause or benefit that these counts do not establish.</w:t>
       </w:r>
     </w:p>
     <w:p>
@@ -3463,7 +6537,13 @@
       </w:r>
     </w:p>
     <w:p>
-      <w:r>
+      <w:pPr>
+        <w:spacing w:line="336" w:lineRule="auto" w:after="180"/>
+      </w:pPr>
+      <w:r>
+        <w:rPr>
+          <w:b w:val="0"/>
+        </w:rPr>
         <w:t>Attempt this case before feedback. Record any help. Earlier examples below are further practice; a case already practised with feedback cannot establish fresh transfer.</w:t>
       </w:r>
     </w:p>
@@ -3476,18 +6556,42 @@
       </w:r>
     </w:p>
     <w:p>
-      <w:r>
+      <w:pPr>
+        <w:spacing w:line="336" w:lineRule="auto" w:after="180"/>
+      </w:pPr>
+      <w:r>
+        <w:rPr>
+          <w:b w:val="0"/>
+        </w:rPr>
         <w:t>Close the worked explanation. Apply the idea to this different question without copying.</w:t>
       </w:r>
     </w:p>
     <w:p>
-      <w:r>
+      <w:pPr>
+        <w:spacing w:line="336" w:lineRule="auto" w:after="180"/>
+      </w:pPr>
+      <w:r>
+        <w:rPr>
+          <w:b w:val="0"/>
+        </w:rPr>
         <w:t>Learners often cannot find borrowed classroom books. Define the problem before choosing an AI tool. Suggest one simple solution to compare with AI.</w:t>
       </w:r>
     </w:p>
     <w:p>
-      <w:r>
-        <w:t>My answer, with a trace, calculation or supporting evidence</w:t>
+      <w:pPr>
+        <w:spacing w:line="336" w:lineRule="auto" w:after="180"/>
+      </w:pPr>
+      <w:r>
+        <w:rPr>
+          <w:b w:val="0"/>
+        </w:rPr>
+        <w:t xml:space="preserve">My answer, with a trace, calculation or supporting </w:t>
+      </w:r>
+      <w:r>
+        <w:rPr>
+          <w:b/>
+        </w:rPr>
+        <w:t>evidence</w:t>
       </w:r>
     </w:p>
     <w:p>
@@ -3532,13 +6636,37 @@
       </w:r>
     </w:p>
     <w:p>
-      <w:r>
+      <w:pPr>
+        <w:spacing w:line="336" w:lineRule="auto" w:after="180"/>
+      </w:pPr>
+      <w:r>
+        <w:rPr>
+          <w:b w:val="0"/>
+        </w:rPr>
         <w:t>Change one relevant detail. Predict the result before testing. Include a boundary or missing-information case when it helps reveal a limit.</w:t>
       </w:r>
     </w:p>
     <w:p>
-      <w:r>
-        <w:t>My changed input and expected result</w:t>
+      <w:pPr>
+        <w:spacing w:line="336" w:lineRule="auto" w:after="180"/>
+      </w:pPr>
+      <w:r>
+        <w:rPr>
+          <w:b w:val="0"/>
+        </w:rPr>
+        <w:t xml:space="preserve">My changed </w:t>
+      </w:r>
+      <w:r>
+        <w:rPr>
+          <w:b/>
+        </w:rPr>
+        <w:t>input</w:t>
+      </w:r>
+      <w:r>
+        <w:rPr>
+          <w:b w:val="0"/>
+        </w:rPr>
+        <w:t xml:space="preserve"> and expected result</w:t>
       </w:r>
     </w:p>
     <w:p>
@@ -3583,13 +6711,61 @@
       </w:r>
     </w:p>
     <w:p>
-      <w:r>
-        <w:t>Choose the Classroom Sorter's real user and measurable need; keep an AI-free solution option open.</w:t>
-      </w:r>
-    </w:p>
-    <w:p>
-      <w:r>
-        <w:t>The evidence I will keep</w:t>
+      <w:pPr>
+        <w:spacing w:line="336" w:lineRule="auto" w:after="180"/>
+      </w:pPr>
+      <w:r>
+        <w:rPr>
+          <w:b w:val="0"/>
+        </w:rPr>
+        <w:t xml:space="preserve">Choose the Classroom Sorter's real </w:t>
+      </w:r>
+      <w:r>
+        <w:rPr>
+          <w:b/>
+        </w:rPr>
+        <w:t>user</w:t>
+      </w:r>
+      <w:r>
+        <w:rPr>
+          <w:b w:val="0"/>
+        </w:rPr>
+        <w:t xml:space="preserve"> and measurable </w:t>
+      </w:r>
+      <w:r>
+        <w:rPr>
+          <w:b/>
+        </w:rPr>
+        <w:t>need</w:t>
+      </w:r>
+      <w:r>
+        <w:rPr>
+          <w:b w:val="0"/>
+        </w:rPr>
+        <w:t>; keep an AI-free solution option open.</w:t>
+      </w:r>
+    </w:p>
+    <w:p>
+      <w:pPr>
+        <w:spacing w:line="336" w:lineRule="auto" w:after="180"/>
+      </w:pPr>
+      <w:r>
+        <w:rPr>
+          <w:b w:val="0"/>
+        </w:rPr>
+        <w:t xml:space="preserve">The </w:t>
+      </w:r>
+      <w:r>
+        <w:rPr>
+          <w:b/>
+        </w:rPr>
+        <w:t>evidence</w:t>
+      </w:r>
+      <w:r>
+        <w:rPr>
+          <w:b w:val="0"/>
+        </w:rPr>
+        <w:t xml:space="preserve"> I will keep</w:t>
       </w:r>
     </w:p>
     <w:p>
@@ -3626,8 +6802,26 @@
       </w:r>
     </w:p>
     <w:p>
-      <w:r>
-        <w:t>Your teacher has the independent answer and scoring criteria. Complete the matching workbook week to keep your practice evidence together.</w:t>
+      <w:pPr>
+        <w:spacing w:line="336" w:lineRule="auto" w:after="180"/>
+      </w:pPr>
+      <w:r>
+        <w:rPr>
+          <w:b w:val="0"/>
+        </w:rPr>
+        <w:t xml:space="preserve">Your teacher has the independent answer and scoring criteria. Complete the matching workbook week to keep your practice </w:t>
+      </w:r>
+      <w:r>
+        <w:rPr>
+          <w:b/>
+        </w:rPr>
+        <w:t>evidence</w:t>
+      </w:r>
+      <w:r>
+        <w:rPr>
+          <w:b w:val="0"/>
+        </w:rPr>
+        <w:t xml:space="preserve"> together.</w:t>
       </w:r>
     </w:p>
     <w:p>
@@ -3639,7 +6833,13 @@
       </w:r>
     </w:p>
     <w:p>
-      <w:r>
+      <w:pPr>
+        <w:spacing w:line="336" w:lineRule="auto" w:after="180"/>
+      </w:pPr>
+      <w:r>
+        <w:rPr>
+          <w:b w:val="0"/>
+        </w:rPr>
         <w:t>Students spend three minutes finding returned books. Compare shelf labels with an AI locator. Define one fair success test before choosing a solution.</w:t>
       </w:r>
     </w:p>
@@ -3695,8 +6895,25 @@
       </w:r>
     </w:p>
     <w:p>
-      <w:r>
-        <w:t>Attempt the independent case before hints. Record whether you worked alone, used a hint or followed a model. After feedback, fix the first unsupported step and explain why it changed. A later check uses a changed case, not a copied answer.</w:t>
+      <w:pPr>
+        <w:spacing w:line="336" w:lineRule="auto" w:after="180"/>
+      </w:pPr>
+      <w:r>
+        <w:rPr>
+          <w:b w:val="0"/>
+        </w:rPr>
+        <w:t>Attempt the independent case before hints. Record whether you worked alone, used a hint or followed a model. After feedback, fix the first unsupported step and explain why it changed.</w:t>
+      </w:r>
+    </w:p>
+    <w:p>
+      <w:pPr>
+        <w:spacing w:line="336" w:lineRule="auto" w:after="180"/>
+      </w:pPr>
+      <w:r>
+        <w:rPr>
+          <w:b w:val="0"/>
+        </w:rPr>
+        <w:t>A later check uses a changed case, not a copied answer.</w:t>
       </w:r>
     </w:p>
     <w:p>
@@ -3709,6 +6926,17 @@
     </w:p>
     <w:p>
       <w:r>
+        <w:t>Use this map to navigate Find a Real Problem, connect the goals to tasks and keep one evidence record for each attempt.</w:t>
+      </w:r>
+    </w:p>
+    <w:p>
+      <w:pPr>
+        <w:spacing w:line="336" w:lineRule="auto" w:after="180"/>
+      </w:pPr>
+      <w:r>
+        <w:rPr>
+          <w:b w:val="0"/>
+        </w:rPr>
         <w:t>Start with this question: A fictional class loses time finding the correct craft tray.</w:t>
       </w:r>
     </w:p>
@@ -3815,13 +7043,61 @@
       </w:tr>
     </w:tbl>
     <w:p>
-      <w:r>
-        <w:t>Remember → watch and explain → try with help → investigate → try independently → keep project evidence. Your teacher may spread this lesson across several classes.</w:t>
-      </w:r>
-    </w:p>
-    <w:p>
-      <w:r>
-        <w:t>Keep your first prediction. Compare it with what the evidence shows and explain any change.</w:t>
+      <w:pPr>
+        <w:spacing w:line="336" w:lineRule="auto" w:after="180"/>
+      </w:pPr>
+      <w:r>
+        <w:rPr>
+          <w:b w:val="0"/>
+        </w:rPr>
+        <w:t xml:space="preserve">Remember → watch and explain → try with help → investigate → try independently → keep project </w:t>
+      </w:r>
+      <w:r>
+        <w:rPr>
+          <w:b/>
+        </w:rPr>
+        <w:t>evidence</w:t>
+      </w:r>
+      <w:r>
+        <w:rPr>
+          <w:b w:val="0"/>
+        </w:rPr>
+        <w:t>. Your teacher may spread this lesson across several classes.</w:t>
+      </w:r>
+    </w:p>
+    <w:p>
+      <w:pPr>
+        <w:spacing w:line="336" w:lineRule="auto" w:after="180"/>
+      </w:pPr>
+      <w:r>
+        <w:rPr>
+          <w:b w:val="0"/>
+        </w:rPr>
+        <w:t xml:space="preserve">Keep your first </w:t>
+      </w:r>
+      <w:r>
+        <w:rPr>
+          <w:b/>
+        </w:rPr>
+        <w:t>prediction</w:t>
+      </w:r>
+      <w:r>
+        <w:rPr>
+          <w:b w:val="0"/>
+        </w:rPr>
+        <w:t xml:space="preserve">. Compare it with what the </w:t>
+      </w:r>
+      <w:r>
+        <w:rPr>
+          <w:b/>
+        </w:rPr>
+        <w:t>evidence</w:t>
+      </w:r>
+      <w:r>
+        <w:rPr>
+          <w:b w:val="0"/>
+        </w:rPr>
+        <w:t xml:space="preserve"> shows and explain any change.</w:t>
       </w:r>
     </w:p>
     <w:p>
@@ -3834,7 +7110,42 @@
     </w:p>
     <w:p>
       <w:r>
-        <w:t>Close your notes. Explain this goal in your own words: Describe a specific user difficulty using supplied evidence without inventing its cause</w:t>
+        <w:t>Explain Find a Real Problem without notes, identify a remaining question and plan a later check with a changed case.</w:t>
+      </w:r>
+    </w:p>
+    <w:p>
+      <w:pPr>
+        <w:spacing w:line="336" w:lineRule="auto" w:after="180"/>
+      </w:pPr>
+      <w:r>
+        <w:rPr>
+          <w:b w:val="0"/>
+        </w:rPr>
+        <w:t xml:space="preserve">Close your notes. Explain this goal in your own words: Describe a specific </w:t>
+      </w:r>
+      <w:r>
+        <w:rPr>
+          <w:b/>
+        </w:rPr>
+        <w:t>user</w:t>
+      </w:r>
+      <w:r>
+        <w:rPr>
+          <w:b w:val="0"/>
+        </w:rPr>
+        <w:t xml:space="preserve"> difficulty using supplied </w:t>
+      </w:r>
+      <w:r>
+        <w:rPr>
+          <w:b/>
+        </w:rPr>
+        <w:t>evidence</w:t>
+      </w:r>
+      <w:r>
+        <w:rPr>
+          <w:b w:val="0"/>
+        </w:rPr>
+        <w:t xml:space="preserve"> without inventing its cause</w:t>
       </w:r>
     </w:p>
     <w:p>
@@ -3871,13 +7182,61 @@
       </w:r>
     </w:p>
     <w:p>
-      <w:r>
-        <w:t>If you are unsure, return to the worked picture and explain one arrow. If you are ready, change an input or assumption and justify your prediction.</w:t>
-      </w:r>
-    </w:p>
-    <w:p>
-      <w:r>
-        <w:t>Save your workbook evidence. At the next review, try a different case before opening your old answer.</w:t>
+      <w:pPr>
+        <w:spacing w:line="336" w:lineRule="auto" w:after="180"/>
+      </w:pPr>
+      <w:r>
+        <w:rPr>
+          <w:b w:val="0"/>
+        </w:rPr>
+        <w:t xml:space="preserve">If you are unsure, return to the worked picture and explain one arrow. If you are ready, change an </w:t>
+      </w:r>
+      <w:r>
+        <w:rPr>
+          <w:b/>
+        </w:rPr>
+        <w:t>input</w:t>
+      </w:r>
+      <w:r>
+        <w:rPr>
+          <w:b w:val="0"/>
+        </w:rPr>
+        <w:t xml:space="preserve"> or assumption and justify your </w:t>
+      </w:r>
+      <w:r>
+        <w:rPr>
+          <w:b/>
+        </w:rPr>
+        <w:t>prediction</w:t>
+      </w:r>
+      <w:r>
+        <w:rPr>
+          <w:b w:val="0"/>
+        </w:rPr>
+        <w:t>.</w:t>
+      </w:r>
+    </w:p>
+    <w:p>
+      <w:pPr>
+        <w:spacing w:line="336" w:lineRule="auto" w:after="180"/>
+      </w:pPr>
+      <w:r>
+        <w:rPr>
+          <w:b w:val="0"/>
+        </w:rPr>
+        <w:t xml:space="preserve">Save your workbook </w:t>
+      </w:r>
+      <w:r>
+        <w:rPr>
+          <w:b/>
+        </w:rPr>
+        <w:t>evidence</w:t>
+      </w:r>
+      <w:r>
+        <w:rPr>
+          <w:b w:val="0"/>
+        </w:rPr>
+        <w:t>. At the next review, try a different case before opening your old answer.</w:t>
       </w:r>
     </w:p>
     <w:p>
@@ -3890,11 +7249,28 @@
     </w:p>
     <w:p>
       <w:r>
+        <w:t>Attempt supported questions before using hints or feedback. Review a missing building block, then keep the completed work.</w:t>
+      </w:r>
+    </w:p>
+    <w:p>
+      <w:pPr>
+        <w:spacing w:line="336" w:lineRule="auto" w:after="180"/>
+      </w:pPr>
+      <w:r>
+        <w:rPr>
+          <w:b w:val="0"/>
+        </w:rPr>
         <w:t>Use this supported practice once, in the browser or on paper. Keep the reserved independent assessment for a separate first attempt before teacher feedback.</w:t>
       </w:r>
     </w:p>
     <w:p>
-      <w:r>
+      <w:pPr>
+        <w:spacing w:line="336" w:lineRule="auto" w:after="180"/>
+      </w:pPr>
+      <w:r>
+        <w:rPr>
+          <w:b w:val="0"/>
+        </w:rPr>
         <w:t>A fictional class loses time finding the correct craft tray.</w:t>
       </w:r>
     </w:p>
@@ -3907,28 +7283,68 @@
       </w:r>
     </w:p>
     <w:p>
-      <w:r>
+      <w:pPr>
+        <w:spacing w:line="336" w:lineRule="auto" w:after="180"/>
+      </w:pPr>
+      <w:r>
+        <w:rPr>
+          <w:b w:val="0"/>
+        </w:rPr>
         <w:t>Which labelled step matches this detail? Use fictional tool requests; do not collect identity or purchase equipment.</w:t>
       </w:r>
     </w:p>
     <w:p>
-      <w:r>
+      <w:pPr>
+        <w:spacing w:line="336" w:lineRule="auto" w:after="180"/>
+        <w:shd w:fill="F4F9FC"/>
+      </w:pPr>
+      <w:r>
+        <w:rPr>
+          <w:b w:val="0"/>
+        </w:rPr>
         <w:t>1. Bound the project</w:t>
       </w:r>
     </w:p>
     <w:p>
-      <w:r>
+      <w:pPr>
+        <w:spacing w:line="336" w:lineRule="auto" w:after="180"/>
+        <w:shd w:fill="F4F9FC"/>
+      </w:pPr>
+      <w:r>
+        <w:rPr>
+          <w:b w:val="0"/>
+        </w:rPr>
         <w:t>2. Observe problem</w:t>
       </w:r>
     </w:p>
     <w:p>
-      <w:r>
+      <w:pPr>
+        <w:spacing w:line="336" w:lineRule="auto" w:after="180"/>
+        <w:shd w:fill="F4F9FC"/>
+      </w:pPr>
+      <w:r>
+        <w:rPr>
+          <w:b w:val="0"/>
+        </w:rPr>
         <w:t>3. Set success test</w:t>
       </w:r>
     </w:p>
     <w:p>
-      <w:r>
-        <w:t>4. Define need</w:t>
+      <w:pPr>
+        <w:spacing w:line="336" w:lineRule="auto" w:after="180"/>
+        <w:shd w:fill="F4F9FC"/>
+      </w:pPr>
+      <w:r>
+        <w:rPr>
+          <w:b w:val="0"/>
+        </w:rPr>
+        <w:t xml:space="preserve">4. Define </w:t>
+      </w:r>
+      <w:r>
+        <w:rPr>
+          <w:b/>
+        </w:rPr>
+        <w:t>need</w:t>
       </w:r>
     </w:p>
     <w:p>
@@ -3965,41 +7381,179 @@
       </w:r>
     </w:p>
     <w:p>
-      <w:r>
-        <w:t>Hint if needed: Read the steps in the pictorial case. Match the supplied detail to the stage that performs or records it.</w:t>
-      </w:r>
-    </w:p>
-    <w:p>
-      <w:r>
-        <w:t>After your attempt, compare with the supported explanation: Bound the project Use fictional tool requests; do not collect identity or purchase equipment. The mismatch record describes a concrete need. A measurable goal checks whether the chosen tray satisfies the request; calling the system smart would not tell us how to evaluate it. Start with a transparent paper baseline, and keep unsatisfied requests visible instead of selecting a near match without warning.</w:t>
-      </w:r>
-    </w:p>
-    <w:p>
       <w:pPr>
         <w:pStyle w:val="Heading3"/>
       </w:pPr>
       <w:r>
+        <w:t>Hint · try first</w:t>
+      </w:r>
+    </w:p>
+    <w:p>
+      <w:pPr>
+        <w:spacing w:line="336" w:lineRule="auto" w:after="180"/>
+        <w:shd w:fill="F1F6F8"/>
+      </w:pPr>
+      <w:r>
+        <w:rPr>
+          <w:b w:val="0"/>
+        </w:rPr>
+        <w:t xml:space="preserve">Hint if </w:t>
+      </w:r>
+      <w:r>
+        <w:rPr>
+          <w:b/>
+        </w:rPr>
+        <w:t>need</w:t>
+      </w:r>
+      <w:r>
+        <w:rPr>
+          <w:b w:val="0"/>
+        </w:rPr>
+        <w:t>ed: Read the steps in the pictorial case. Match the supplied detail to the stage that performs or records it.</w:t>
+      </w:r>
+    </w:p>
+    <w:p>
+      <w:pPr>
+        <w:pStyle w:val="Heading3"/>
+      </w:pPr>
+      <w:r>
+        <w:t>Feedback · compare after trying</w:t>
+      </w:r>
+    </w:p>
+    <w:p>
+      <w:pPr>
+        <w:spacing w:line="336" w:lineRule="auto" w:after="180"/>
+        <w:shd w:fill="F1F6FC"/>
+      </w:pPr>
+      <w:r>
+        <w:rPr>
+          <w:b w:val="0"/>
+        </w:rPr>
+        <w:t xml:space="preserve">After your attempt, compare with the supported explanation: Bound the project Use fictional tool requests; do not collect identity or purchase equipment. The mismatch record describes a concrete </w:t>
+      </w:r>
+      <w:r>
+        <w:rPr>
+          <w:b/>
+        </w:rPr>
+        <w:t>need</w:t>
+      </w:r>
+      <w:r>
+        <w:rPr>
+          <w:b w:val="0"/>
+        </w:rPr>
+        <w:t>.</w:t>
+      </w:r>
+    </w:p>
+    <w:p>
+      <w:pPr>
+        <w:spacing w:line="336" w:lineRule="auto" w:after="180"/>
+        <w:shd w:fill="F1F6FC"/>
+      </w:pPr>
+      <w:r>
+        <w:rPr>
+          <w:b w:val="0"/>
+        </w:rPr>
+        <w:t>A measurable goal checks whether the chosen tray satisfies the request; calling the system smart would not tell us how to evaluate it.</w:t>
+      </w:r>
+    </w:p>
+    <w:p>
+      <w:pPr>
+        <w:spacing w:line="336" w:lineRule="auto" w:after="180"/>
+        <w:shd w:fill="F1F6FC"/>
+      </w:pPr>
+      <w:r>
+        <w:rPr>
+          <w:b w:val="0"/>
+        </w:rPr>
+        <w:t>Start with a transparent paper baseline, and keep unsatisfied requests visible instead of selecting a near match without warning.</w:t>
+      </w:r>
+    </w:p>
+    <w:p>
+      <w:pPr>
+        <w:pStyle w:val="Heading3"/>
+      </w:pPr>
+      <w:r>
         <w:t>Practice 2: explain the deciding evidence</w:t>
       </w:r>
     </w:p>
     <w:p>
-      <w:r>
+      <w:pPr>
+        <w:pStyle w:val="Heading3"/>
+      </w:pPr>
+      <w:r>
+        <w:t>Changed case · predict first</w:t>
+      </w:r>
+    </w:p>
+    <w:p>
+      <w:pPr>
+        <w:spacing w:line="336" w:lineRule="auto" w:after="180"/>
+        <w:shd w:fill="F5F1FB"/>
+      </w:pPr>
+      <w:r>
+        <w:rPr>
+          <w:b w:val="0"/>
+        </w:rPr>
         <w:t>Changed-case practice: The approved list contains no tray with every requested tool. Which conclusion is supported by the supplied facts?</w:t>
       </w:r>
     </w:p>
     <w:p>
-      <w:r>
-        <w:t>1. We can decide the result without examining the changed input or the procedure.</w:t>
-      </w:r>
-    </w:p>
-    <w:p>
-      <w:r>
+      <w:pPr>
+        <w:spacing w:line="336" w:lineRule="auto" w:after="180"/>
+        <w:shd w:fill="F4F9FC"/>
+      </w:pPr>
+      <w:r>
+        <w:rPr>
+          <w:b w:val="0"/>
+        </w:rPr>
+        <w:t xml:space="preserve">1. We can decide the result without examining the changed </w:t>
+      </w:r>
+      <w:r>
+        <w:rPr>
+          <w:b/>
+        </w:rPr>
+        <w:t>input</w:t>
+      </w:r>
+      <w:r>
+        <w:rPr>
+          <w:b w:val="0"/>
+        </w:rPr>
+        <w:t xml:space="preserve"> or the procedure.</w:t>
+      </w:r>
+    </w:p>
+    <w:p>
+      <w:pPr>
+        <w:spacing w:line="336" w:lineRule="auto" w:after="180"/>
+        <w:shd w:fill="F4F9FC"/>
+      </w:pPr>
+      <w:r>
+        <w:rPr>
+          <w:b w:val="0"/>
+        </w:rPr>
         <w:t>2. The finder should report no suitable tray rather than guess.</w:t>
       </w:r>
     </w:p>
     <w:p>
-      <w:r>
-        <w:t>3. This one example guarantees correct results for every future input.</w:t>
+      <w:pPr>
+        <w:spacing w:line="336" w:lineRule="auto" w:after="180"/>
+        <w:shd w:fill="F4F9FC"/>
+      </w:pPr>
+      <w:r>
+        <w:rPr>
+          <w:b w:val="0"/>
+        </w:rPr>
+        <w:t xml:space="preserve">3. This one example guarantees correct results for every future </w:t>
+      </w:r>
+      <w:r>
+        <w:rPr>
+          <w:b/>
+        </w:rPr>
+        <w:t>input</w:t>
+      </w:r>
+      <w:r>
+        <w:rPr>
+          <w:b w:val="0"/>
+        </w:rPr>
+        <w:t>.</w:t>
       </w:r>
     </w:p>
     <w:p>
@@ -4036,12 +7590,54 @@
       </w:r>
     </w:p>
     <w:p>
-      <w:r>
-        <w:t>Hint if needed: Use the changed condition and the deciding step in the pictorial trace. The answer must say what follows from those facts.</w:t>
-      </w:r>
-    </w:p>
-    <w:p>
-      <w:r>
+      <w:pPr>
+        <w:pStyle w:val="Heading3"/>
+      </w:pPr>
+      <w:r>
+        <w:t>Hint · try first</w:t>
+      </w:r>
+    </w:p>
+    <w:p>
+      <w:pPr>
+        <w:spacing w:line="336" w:lineRule="auto" w:after="180"/>
+        <w:shd w:fill="F1F6F8"/>
+      </w:pPr>
+      <w:r>
+        <w:rPr>
+          <w:b w:val="0"/>
+        </w:rPr>
+        <w:t xml:space="preserve">Hint if </w:t>
+      </w:r>
+      <w:r>
+        <w:rPr>
+          <w:b/>
+        </w:rPr>
+        <w:t>need</w:t>
+      </w:r>
+      <w:r>
+        <w:rPr>
+          <w:b w:val="0"/>
+        </w:rPr>
+        <w:t>ed: Use the changed condition and the deciding step in the pictorial trace. The answer must say what follows from those facts.</w:t>
+      </w:r>
+    </w:p>
+    <w:p>
+      <w:pPr>
+        <w:pStyle w:val="Heading3"/>
+      </w:pPr>
+      <w:r>
+        <w:t>Feedback · compare after trying</w:t>
+      </w:r>
+    </w:p>
+    <w:p>
+      <w:pPr>
+        <w:spacing w:line="336" w:lineRule="auto" w:after="180"/>
+        <w:shd w:fill="F1F6FC"/>
+      </w:pPr>
+      <w:r>
+        <w:rPr>
+          <w:b w:val="0"/>
+        </w:rPr>
         <w:t>After your attempt, compare with the supported explanation: The finder should report no suitable tray rather than guess. Success includes honestly identifying unsatisfied requirements.</w:t>
       </w:r>
     </w:p>
@@ -4054,18 +7650,117 @@
       </w:r>
     </w:p>
     <w:p>
-      <w:r>
-        <w:t>Review Humans Set Boundaries (ai-1/28). Goal: Distinguish a system’s capability, the correctness of its output and permission to take an action. Short practice: Which original proposal is authorised? Why do the other two need separate approval?. Return to this week and explain what you changed.</w:t>
-      </w:r>
-    </w:p>
-    <w:p>
-      <w:r>
-        <w:t>Review Prompts Are Design Instructions (ai-1/26). Goal: Write a prompt with a clear task, supplied evidence and checkable output requirements. Short practice: What must happen if B instead conflicts with another equally authoritative duration record?. Return to this week and explain what you changed.</w:t>
-      </w:r>
-    </w:p>
-    <w:p>
-      <w:r>
-        <w:t>Review Fair for Whom? (ai-1/23). Goal: Compute a correct-out-of-assessed fraction and explain its denominator. Short practice: Which group loses performance under N, and can total improvement erase that fact?. Return to this week and explain what you changed.</w:t>
+      <w:pPr>
+        <w:spacing w:line="336" w:lineRule="auto" w:after="180"/>
+      </w:pPr>
+      <w:r>
+        <w:rPr>
+          <w:b w:val="0"/>
+        </w:rPr>
+        <w:t xml:space="preserve">Review Humans Set Boundaries (ai-1/28). Goal: Distinguish a system’s capability, the correctness of its </w:t>
+      </w:r>
+      <w:r>
+        <w:rPr>
+          <w:b/>
+        </w:rPr>
+        <w:t>output</w:t>
+      </w:r>
+      <w:r>
+        <w:rPr>
+          <w:b w:val="0"/>
+        </w:rPr>
+        <w:t xml:space="preserve"> and permission to take an action. Short practice: Which original proposal is authorised?</w:t>
+      </w:r>
+    </w:p>
+    <w:p>
+      <w:pPr>
+        <w:spacing w:line="336" w:lineRule="auto" w:after="180"/>
+      </w:pPr>
+      <w:r>
+        <w:rPr>
+          <w:b w:val="0"/>
+        </w:rPr>
+        <w:t xml:space="preserve">Why do the other two </w:t>
+      </w:r>
+      <w:r>
+        <w:rPr>
+          <w:b/>
+        </w:rPr>
+        <w:t>need</w:t>
+      </w:r>
+      <w:r>
+        <w:rPr>
+          <w:b w:val="0"/>
+        </w:rPr>
+        <w:t xml:space="preserve"> separate approval?. Return to this week and explain what you changed.</w:t>
+      </w:r>
+    </w:p>
+    <w:p>
+      <w:pPr>
+        <w:spacing w:line="336" w:lineRule="auto" w:after="180"/>
+      </w:pPr>
+      <w:r>
+        <w:rPr>
+          <w:b w:val="0"/>
+        </w:rPr>
+        <w:t xml:space="preserve">Review Prompts Are Design Instructions (ai-1/26). Goal: Write a prompt with a clear task, supplied </w:t>
+      </w:r>
+      <w:r>
+        <w:rPr>
+          <w:b/>
+        </w:rPr>
+        <w:t>evidence</w:t>
+      </w:r>
+      <w:r>
+        <w:rPr>
+          <w:b w:val="0"/>
+        </w:rPr>
+        <w:t xml:space="preserve"> and checkable </w:t>
+      </w:r>
+      <w:r>
+        <w:rPr>
+          <w:b/>
+        </w:rPr>
+        <w:t>output</w:t>
+      </w:r>
+      <w:r>
+        <w:rPr>
+          <w:b w:val="0"/>
+        </w:rPr>
+        <w:t xml:space="preserve"> requirements.</w:t>
+      </w:r>
+    </w:p>
+    <w:p>
+      <w:pPr>
+        <w:spacing w:line="336" w:lineRule="auto" w:after="180"/>
+      </w:pPr>
+      <w:r>
+        <w:rPr>
+          <w:b w:val="0"/>
+        </w:rPr>
+        <w:t>Short practice: What must happen if B instead conflicts with another equally authoritative duration record?. Return to this week and explain what you changed.</w:t>
+      </w:r>
+    </w:p>
+    <w:p>
+      <w:pPr>
+        <w:spacing w:line="336" w:lineRule="auto" w:after="180"/>
+      </w:pPr>
+      <w:r>
+        <w:rPr>
+          <w:b w:val="0"/>
+        </w:rPr>
+        <w:t>Review Fair for Whom? (ai-1/23). Goal: Compute a correct-out-of-assessed fraction and explain its denominator. Short practice: Which group loses performance under N, and can total improvement erase that fact?.</w:t>
+      </w:r>
+    </w:p>
+    <w:p>
+      <w:pPr>
+        <w:spacing w:line="336" w:lineRule="auto" w:after="180"/>
+      </w:pPr>
+      <w:r>
+        <w:rPr>
+          <w:b w:val="0"/>
+        </w:rPr>
+        <w:t>Return to this week and explain what you changed.</w:t>
       </w:r>
     </w:p>
     <w:p>
@@ -4077,8 +7772,662 @@
       </w:r>
     </w:p>
     <w:p>
-      <w:r>
-        <w:t>Use Download completed work in the hosted lesson to export your answers, reflections, practice feedback and code-run evidence. Open the HTML copy to read or print it. Drafts stay in this browser when storage is available; clear drafts on a shared device.</w:t>
+      <w:pPr>
+        <w:spacing w:line="336" w:lineRule="auto" w:after="180"/>
+      </w:pPr>
+      <w:r>
+        <w:rPr>
+          <w:b w:val="0"/>
+        </w:rPr>
+        <w:t xml:space="preserve">Use Download completed work in the hosted lesson to export your answers, reflections, practice feedback and code-run </w:t>
+      </w:r>
+      <w:r>
+        <w:rPr>
+          <w:b/>
+        </w:rPr>
+        <w:t>evidence</w:t>
+      </w:r>
+      <w:r>
+        <w:rPr>
+          <w:b w:val="0"/>
+        </w:rPr>
+        <w:t>. Open the HTML copy to read or print it.</w:t>
+      </w:r>
+    </w:p>
+    <w:p>
+      <w:pPr>
+        <w:spacing w:line="336" w:lineRule="auto" w:after="180"/>
+      </w:pPr>
+      <w:r>
+        <w:rPr>
+          <w:b w:val="0"/>
+        </w:rPr>
+        <w:t>Drafts stay in this browser when storage is available; clear drafts on a shared device.</w:t>
+      </w:r>
+    </w:p>
+    <w:p>
+      <w:pPr>
+        <w:pStyle w:val="Heading1"/>
+      </w:pPr>
+      <w:r>
+        <w:t>18. Visual concept journey</w:t>
+      </w:r>
+    </w:p>
+    <w:p>
+      <w:r>
+        <w:t>Explain each Find a Real Problem graphic using its labels, deciding evidence and relevant limitation.</w:t>
+      </w:r>
+    </w:p>
+    <w:p>
+      <w:pPr>
+        <w:pStyle w:val="Heading3"/>
+      </w:pPr>
+      <w:r>
+        <w:t>01. Find a Real Problem: the case</w:t>
+      </w:r>
+    </w:p>
+    <w:p>
+      <w:r>
+        <w:drawing>
+          <wp:inline xmlns:a="http://schemas.openxmlformats.org/drawingml/2006/main" xmlns:pic="http://schemas.openxmlformats.org/drawingml/2006/picture">
+            <wp:extent cx="5486400" cy="2840736"/>
+            <wp:docPr id="22" name="Picture 22" descr="A fictional class loses time finding the correct craft tray. Supplied facts: In eight recorded requests, three selected trays lack a required tool; five match. The teacher permits a paper finder using fictional requests and an approved tray list, with no pupil names."/>
+            <wp:cNvGraphicFramePr>
+              <a:graphicFrameLocks noChangeAspect="1"/>
+            </wp:cNvGraphicFramePr>
+            <a:graphic>
+              <a:graphicData uri="http://schemas.openxmlformats.org/drawingml/2006/picture">
+                <pic:pic>
+                  <pic:nvPicPr>
+                    <pic:cNvPr id="0" name="academy-story-ai-1-29-01.png"/>
+                    <pic:cNvPicPr/>
+                  </pic:nvPicPr>
+                  <pic:blipFill>
+                    <a:blip r:embed="rId30"/>
+                    <a:stretch>
+                      <a:fillRect/>
+                    </a:stretch>
+                  </pic:blipFill>
+                  <pic:spPr>
+                    <a:xfrm>
+                      <a:off x="0" y="0"/>
+                      <a:ext cx="5486400" cy="2840736"/>
+                    </a:xfrm>
+                    <a:prstGeom prst="rect"/>
+                  </pic:spPr>
+                </pic:pic>
+              </a:graphicData>
+            </a:graphic>
+          </wp:inline>
+        </w:drawing>
+      </w:r>
+    </w:p>
+    <w:p>
+      <w:pPr>
+        <w:spacing w:line="336" w:lineRule="auto" w:after="180"/>
+      </w:pPr>
+      <w:r>
+        <w:rPr>
+          <w:b w:val="0"/>
+        </w:rPr>
+        <w:t>A fictional class loses time finding the correct craft tray. Supplied facts: In eight recorded requests, three selected trays lack a required tool; five match.</w:t>
+      </w:r>
+    </w:p>
+    <w:p>
+      <w:pPr>
+        <w:spacing w:line="336" w:lineRule="auto" w:after="180"/>
+      </w:pPr>
+      <w:r>
+        <w:rPr>
+          <w:b w:val="0"/>
+        </w:rPr>
+        <w:t>The teacher permits a paper finder using fictional requests and an approved tray list, with no pupil names.</w:t>
+      </w:r>
+    </w:p>
+    <w:p>
+      <w:pPr>
+        <w:spacing w:line="336" w:lineRule="auto" w:after="180"/>
+        <w:shd w:fill="F5F1FB"/>
+      </w:pPr>
+      <w:r>
+        <w:rPr>
+          <w:b w:val="0"/>
+        </w:rPr>
+        <w:t>Point to the given fact that matters most. Explain why it matters.</w:t>
+      </w:r>
+    </w:p>
+    <w:p>
+      <w:pPr>
+        <w:pStyle w:val="Heading3"/>
+      </w:pPr>
+      <w:r>
+        <w:t>02. Follow the deciding steps</w:t>
+      </w:r>
+    </w:p>
+    <w:p>
+      <w:r>
+        <w:drawing>
+          <wp:inline xmlns:a="http://schemas.openxmlformats.org/drawingml/2006/main" xmlns:pic="http://schemas.openxmlformats.org/drawingml/2006/picture">
+            <wp:extent cx="5486400" cy="4005072"/>
+            <wp:docPr id="23" name="Picture 23" descr="Observe problem: Three mismatches are recorded out of eight requests. → Define need: Help users choose a tray containing every requested tool. → Set success test: Compare selected tray against the approved inventory for each new case. → Bound the project: Use fictional tool requests; do not collect identity or purchase equipment."/>
+            <wp:cNvGraphicFramePr>
+              <a:graphicFrameLocks noChangeAspect="1"/>
+            </wp:cNvGraphicFramePr>
+            <a:graphic>
+              <a:graphicData uri="http://schemas.openxmlformats.org/drawingml/2006/picture">
+                <pic:pic>
+                  <pic:nvPicPr>
+                    <pic:cNvPr id="0" name="academy-story-ai-1-29-02.png"/>
+                    <pic:cNvPicPr/>
+                  </pic:nvPicPr>
+                  <pic:blipFill>
+                    <a:blip r:embed="rId31"/>
+                    <a:stretch>
+                      <a:fillRect/>
+                    </a:stretch>
+                  </pic:blipFill>
+                  <pic:spPr>
+                    <a:xfrm>
+                      <a:off x="0" y="0"/>
+                      <a:ext cx="5486400" cy="4005072"/>
+                    </a:xfrm>
+                    <a:prstGeom prst="rect"/>
+                  </pic:spPr>
+                </pic:pic>
+              </a:graphicData>
+            </a:graphic>
+          </wp:inline>
+        </w:drawing>
+      </w:r>
+    </w:p>
+    <w:p>
+      <w:pPr>
+        <w:spacing w:line="336" w:lineRule="auto" w:after="180"/>
+      </w:pPr>
+      <w:r>
+        <w:rPr>
+          <w:b w:val="0"/>
+        </w:rPr>
+        <w:t xml:space="preserve">Observe problem: Three mismatches are recorded out of eight requests. → Define </w:t>
+      </w:r>
+      <w:r>
+        <w:rPr>
+          <w:b/>
+        </w:rPr>
+        <w:t>need</w:t>
+      </w:r>
+      <w:r>
+        <w:rPr>
+          <w:b w:val="0"/>
+        </w:rPr>
+        <w:t xml:space="preserve">: Help </w:t>
+      </w:r>
+      <w:r>
+        <w:rPr>
+          <w:b/>
+        </w:rPr>
+        <w:t>user</w:t>
+      </w:r>
+      <w:r>
+        <w:rPr>
+          <w:b w:val="0"/>
+        </w:rPr>
+        <w:t>s choose a tray containing every requested tool. → Set success test: Compare selected tray against the approved inventory for each new case. → Bound the project: Use fictional tool requests; do not collect identity or purchase equipment.</w:t>
+      </w:r>
+    </w:p>
+    <w:p>
+      <w:pPr>
+        <w:spacing w:line="336" w:lineRule="auto" w:after="180"/>
+        <w:shd w:fill="F5F1FB"/>
+      </w:pPr>
+      <w:r>
+        <w:rPr>
+          <w:b w:val="0"/>
+        </w:rPr>
+        <w:t xml:space="preserve">Point to each numbered stage and explain which recorded </w:t>
+      </w:r>
+      <w:r>
+        <w:rPr>
+          <w:b/>
+        </w:rPr>
+        <w:t>input</w:t>
+      </w:r>
+      <w:r>
+        <w:rPr>
+          <w:b w:val="0"/>
+        </w:rPr>
+        <w:t xml:space="preserve"> it uses.</w:t>
+      </w:r>
+    </w:p>
+    <w:p>
+      <w:pPr>
+        <w:pStyle w:val="Heading3"/>
+      </w:pPr>
+      <w:r>
+        <w:t>03. From an observed difficulty to a testable goal</w:t>
+      </w:r>
+    </w:p>
+    <w:p>
+      <w:r>
+        <w:drawing>
+          <wp:inline xmlns:a="http://schemas.openxmlformats.org/drawingml/2006/main" xmlns:pic="http://schemas.openxmlformats.org/drawingml/2006/picture">
+            <wp:extent cx="5486400" cy="2834640"/>
+            <wp:docPr id="24" name="Picture 24" descr="From an observed difficulty to a testable goal. 4 of 10 choices mismatch | Some re-selection occurred | Cause is not established. Need a compatible choice | Check time and conditions | User can still decline. Paper suggestion process | Small permitted prototype | Benefit needs a comparison. Measure fit and coverage | Observe useful outcomes | Do not hide no-result cases"/>
+            <wp:cNvGraphicFramePr>
+              <a:graphicFrameLocks noChangeAspect="1"/>
+            </wp:cNvGraphicFramePr>
+            <a:graphic>
+              <a:graphicData uri="http://schemas.openxmlformats.org/drawingml/2006/picture">
+                <pic:pic>
+                  <pic:nvPicPr>
+                    <pic:cNvPr id="0" name="academy-story-ai-1-29-03.png"/>
+                    <pic:cNvPicPr/>
+                  </pic:nvPicPr>
+                  <pic:blipFill>
+                    <a:blip r:embed="rId32"/>
+                    <a:stretch>
+                      <a:fillRect/>
+                    </a:stretch>
+                  </pic:blipFill>
+                  <pic:spPr>
+                    <a:xfrm>
+                      <a:off x="0" y="0"/>
+                      <a:ext cx="5486400" cy="2834640"/>
+                    </a:xfrm>
+                    <a:prstGeom prst="rect"/>
+                  </pic:spPr>
+                </pic:pic>
+              </a:graphicData>
+            </a:graphic>
+          </wp:inline>
+        </w:drawing>
+      </w:r>
+    </w:p>
+    <w:p>
+      <w:pPr>
+        <w:spacing w:line="336" w:lineRule="auto" w:after="180"/>
+      </w:pPr>
+      <w:r>
+        <w:rPr>
+          <w:b w:val="0"/>
+        </w:rPr>
+        <w:t xml:space="preserve">From an observed difficulty to a testable goal. 4 of 10 choices mismatch | Some re-selection occurred | Cause is not established. </w:t>
+      </w:r>
+      <w:r>
+        <w:rPr>
+          <w:b/>
+        </w:rPr>
+        <w:t>Need</w:t>
+      </w:r>
+      <w:r>
+        <w:rPr>
+          <w:b w:val="0"/>
+        </w:rPr>
+        <w:t xml:space="preserve"> a compatible choice | Check time and conditions | </w:t>
+      </w:r>
+      <w:r>
+        <w:rPr>
+          <w:b/>
+        </w:rPr>
+        <w:t>User</w:t>
+      </w:r>
+      <w:r>
+        <w:rPr>
+          <w:b w:val="0"/>
+        </w:rPr>
+        <w:t xml:space="preserve"> can still decline.</w:t>
+      </w:r>
+    </w:p>
+    <w:p>
+      <w:pPr>
+        <w:spacing w:line="336" w:lineRule="auto" w:after="180"/>
+      </w:pPr>
+      <w:r>
+        <w:rPr>
+          <w:b w:val="0"/>
+        </w:rPr>
+        <w:t xml:space="preserve">Paper suggestion </w:t>
+      </w:r>
+      <w:r>
+        <w:rPr>
+          <w:b/>
+        </w:rPr>
+        <w:t>process</w:t>
+      </w:r>
+      <w:r>
+        <w:rPr>
+          <w:b w:val="0"/>
+        </w:rPr>
+        <w:t xml:space="preserve"> | Small permitted prototype | Benefit </w:t>
+      </w:r>
+      <w:r>
+        <w:rPr>
+          <w:b/>
+        </w:rPr>
+        <w:t>need</w:t>
+      </w:r>
+      <w:r>
+        <w:rPr>
+          <w:b w:val="0"/>
+        </w:rPr>
+        <w:t xml:space="preserve">s a comparison. Measure fit and coverage | Observe useful </w:t>
+      </w:r>
+      <w:r>
+        <w:rPr>
+          <w:b/>
+        </w:rPr>
+        <w:t>outcome</w:t>
+      </w:r>
+      <w:r>
+        <w:rPr>
+          <w:b w:val="0"/>
+        </w:rPr>
+        <w:t>s | Do not hide no-result cases</w:t>
+      </w:r>
+    </w:p>
+    <w:p>
+      <w:pPr>
+        <w:spacing w:line="336" w:lineRule="auto" w:after="180"/>
+        <w:shd w:fill="F5F1FB"/>
+      </w:pPr>
+      <w:r>
+        <w:rPr>
+          <w:b w:val="0"/>
+        </w:rPr>
+        <w:t>Read the labels and values. Explain the relationship the model shows.</w:t>
+      </w:r>
+    </w:p>
+    <w:p>
+      <w:pPr>
+        <w:pStyle w:val="Heading3"/>
+      </w:pPr>
+      <w:r>
+        <w:t>04. Change one thing. Trace what follows.</w:t>
+      </w:r>
+    </w:p>
+    <w:p>
+      <w:r>
+        <w:drawing>
+          <wp:inline xmlns:a="http://schemas.openxmlformats.org/drawingml/2006/main" xmlns:pic="http://schemas.openxmlformats.org/drawingml/2006/picture">
+            <wp:extent cx="5486400" cy="3026664"/>
+            <wp:docPr id="25" name="Picture 25" descr="Original case: Use fictional tool requests; do not collect identity or purchase equipment. Changed condition: The approved list contains no tray with every requested tool. Expected result: The finder should report no suitable tray rather than guess. Reason: Success includes honestly identifying unsatisfied requirements."/>
+            <wp:cNvGraphicFramePr>
+              <a:graphicFrameLocks noChangeAspect="1"/>
+            </wp:cNvGraphicFramePr>
+            <a:graphic>
+              <a:graphicData uri="http://schemas.openxmlformats.org/drawingml/2006/picture">
+                <pic:pic>
+                  <pic:nvPicPr>
+                    <pic:cNvPr id="0" name="academy-story-ai-1-29-04.png"/>
+                    <pic:cNvPicPr/>
+                  </pic:nvPicPr>
+                  <pic:blipFill>
+                    <a:blip r:embed="rId33"/>
+                    <a:stretch>
+                      <a:fillRect/>
+                    </a:stretch>
+                  </pic:blipFill>
+                  <pic:spPr>
+                    <a:xfrm>
+                      <a:off x="0" y="0"/>
+                      <a:ext cx="5486400" cy="3026664"/>
+                    </a:xfrm>
+                    <a:prstGeom prst="rect"/>
+                  </pic:spPr>
+                </pic:pic>
+              </a:graphicData>
+            </a:graphic>
+          </wp:inline>
+        </w:drawing>
+      </w:r>
+    </w:p>
+    <w:p>
+      <w:pPr>
+        <w:spacing w:line="336" w:lineRule="auto" w:after="180"/>
+      </w:pPr>
+      <w:r>
+        <w:rPr>
+          <w:b w:val="0"/>
+        </w:rPr>
+        <w:t>Original case: Use fictional tool requests; do not collect identity or purchase equipment. Changed condition: The approved list contains no tray with every requested tool.</w:t>
+      </w:r>
+    </w:p>
+    <w:p>
+      <w:pPr>
+        <w:spacing w:line="336" w:lineRule="auto" w:after="180"/>
+      </w:pPr>
+      <w:r>
+        <w:rPr>
+          <w:b w:val="0"/>
+        </w:rPr>
+        <w:t>Expected result: The finder should report no suitable tray rather than guess. Reason: Success includes honestly identifying unsatisfied requirements.</w:t>
+      </w:r>
+    </w:p>
+    <w:p>
+      <w:pPr>
+        <w:spacing w:line="336" w:lineRule="auto" w:after="180"/>
+        <w:shd w:fill="F5F1FB"/>
+      </w:pPr>
+      <w:r>
+        <w:rPr>
+          <w:b w:val="0"/>
+        </w:rPr>
+        <w:t>Predict before checking the worked changed-case result. Name what changed and what the supplied facts allow you to conclude.</w:t>
+      </w:r>
+    </w:p>
+    <w:p>
+      <w:pPr>
+        <w:pStyle w:val="Heading3"/>
+      </w:pPr>
+      <w:r>
+        <w:t>05. Connect the explanation to its limit</w:t>
+      </w:r>
+    </w:p>
+    <w:p>
+      <w:r>
+        <w:drawing>
+          <wp:inline xmlns:a="http://schemas.openxmlformats.org/drawingml/2006/main" xmlns:pic="http://schemas.openxmlformats.org/drawingml/2006/picture">
+            <wp:extent cx="5486400" cy="2834640"/>
+            <wp:docPr id="26" name="Picture 26" descr="The mismatch record describes a concrete need. A measurable goal checks whether the chosen tray satisfies the request; calling the system smart would not tell us how to evaluate it. Start with a transparent paper baseline, and keep unsatisfied requests visible instead of selecting a near match without warning. Limit: Eight requests do not show the problem’s frequency across the entire school or prove AI is necessary."/>
+            <wp:cNvGraphicFramePr>
+              <a:graphicFrameLocks noChangeAspect="1"/>
+            </wp:cNvGraphicFramePr>
+            <a:graphic>
+              <a:graphicData uri="http://schemas.openxmlformats.org/drawingml/2006/picture">
+                <pic:pic>
+                  <pic:nvPicPr>
+                    <pic:cNvPr id="0" name="academy-story-ai-1-29-05.png"/>
+                    <pic:cNvPicPr/>
+                  </pic:nvPicPr>
+                  <pic:blipFill>
+                    <a:blip r:embed="rId34"/>
+                    <a:stretch>
+                      <a:fillRect/>
+                    </a:stretch>
+                  </pic:blipFill>
+                  <pic:spPr>
+                    <a:xfrm>
+                      <a:off x="0" y="0"/>
+                      <a:ext cx="5486400" cy="2834640"/>
+                    </a:xfrm>
+                    <a:prstGeom prst="rect"/>
+                  </pic:spPr>
+                </pic:pic>
+              </a:graphicData>
+            </a:graphic>
+          </wp:inline>
+        </w:drawing>
+      </w:r>
+    </w:p>
+    <w:p>
+      <w:pPr>
+        <w:spacing w:line="336" w:lineRule="auto" w:after="180"/>
+      </w:pPr>
+      <w:r>
+        <w:rPr>
+          <w:b w:val="0"/>
+        </w:rPr>
+        <w:t xml:space="preserve">The mismatch record describes a concrete </w:t>
+      </w:r>
+      <w:r>
+        <w:rPr>
+          <w:b/>
+        </w:rPr>
+        <w:t>need</w:t>
+      </w:r>
+      <w:r>
+        <w:rPr>
+          <w:b w:val="0"/>
+        </w:rPr>
+        <w:t>. A measurable goal checks whether the chosen tray satisfies the request; calling the system smart would not tell us how to evaluate it.</w:t>
+      </w:r>
+    </w:p>
+    <w:p>
+      <w:pPr>
+        <w:spacing w:line="336" w:lineRule="auto" w:after="180"/>
+      </w:pPr>
+      <w:r>
+        <w:rPr>
+          <w:b w:val="0"/>
+        </w:rPr>
+        <w:t>Start with a transparent paper baseline, and keep unsatisfied requests visible instead of selecting a near match without warning.</w:t>
+      </w:r>
+    </w:p>
+    <w:p>
+      <w:pPr>
+        <w:spacing w:line="336" w:lineRule="auto" w:after="180"/>
+      </w:pPr>
+      <w:r>
+        <w:rPr>
+          <w:b w:val="0"/>
+        </w:rPr>
+        <w:t>Limit: Eight requests do not show the problem’s frequency across the entire school or prove AI is necessary.</w:t>
+      </w:r>
+    </w:p>
+    <w:p>
+      <w:pPr>
+        <w:spacing w:line="336" w:lineRule="auto" w:after="180"/>
+        <w:shd w:fill="F5F1FB"/>
+      </w:pPr>
+      <w:r>
+        <w:rPr>
+          <w:b w:val="0"/>
+        </w:rPr>
+        <w:t>Explain the case, then point to a limit on the claim.</w:t>
+      </w:r>
+    </w:p>
+    <w:p>
+      <w:pPr>
+        <w:pStyle w:val="Heading3"/>
+      </w:pPr>
+      <w:r>
+        <w:t>06. Make the idea visible in your project</w:t>
+      </w:r>
+    </w:p>
+    <w:p>
+      <w:r>
+        <w:drawing>
+          <wp:inline xmlns:a="http://schemas.openxmlformats.org/drawingml/2006/main" xmlns:pic="http://schemas.openxmlformats.org/drawingml/2006/picture">
+            <wp:extent cx="5486400" cy="3380232"/>
+            <wp:docPr id="27" name="Picture 27" descr="For the Helpful Classroom Sorter, retain the problem record, permitted scope, baseline and observable acceptance criteria. Draw your input, deciding step, result and limit. Supported question: Write a one-sentence project goal and say what evidence would count as a failure."/>
+            <wp:cNvGraphicFramePr>
+              <a:graphicFrameLocks noChangeAspect="1"/>
+            </wp:cNvGraphicFramePr>
+            <a:graphic>
+              <a:graphicData uri="http://schemas.openxmlformats.org/drawingml/2006/picture">
+                <pic:pic>
+                  <pic:nvPicPr>
+                    <pic:cNvPr id="0" name="academy-story-ai-1-29-06.png"/>
+                    <pic:cNvPicPr/>
+                  </pic:nvPicPr>
+                  <pic:blipFill>
+                    <a:blip r:embed="rId35"/>
+                    <a:stretch>
+                      <a:fillRect/>
+                    </a:stretch>
+                  </pic:blipFill>
+                  <pic:spPr>
+                    <a:xfrm>
+                      <a:off x="0" y="0"/>
+                      <a:ext cx="5486400" cy="3380232"/>
+                    </a:xfrm>
+                    <a:prstGeom prst="rect"/>
+                  </pic:spPr>
+                </pic:pic>
+              </a:graphicData>
+            </a:graphic>
+          </wp:inline>
+        </w:drawing>
+      </w:r>
+    </w:p>
+    <w:p>
+      <w:pPr>
+        <w:spacing w:line="336" w:lineRule="auto" w:after="180"/>
+      </w:pPr>
+      <w:r>
+        <w:rPr>
+          <w:b w:val="0"/>
+        </w:rPr>
+        <w:t xml:space="preserve">For the Helpful Classroom Sorter, retain the problem record, permitted scope, baseline and observable acceptance criteria. Draw your </w:t>
+      </w:r>
+      <w:r>
+        <w:rPr>
+          <w:b/>
+        </w:rPr>
+        <w:t>input</w:t>
+      </w:r>
+      <w:r>
+        <w:rPr>
+          <w:b w:val="0"/>
+        </w:rPr>
+        <w:t>, deciding step, result and limit.</w:t>
+      </w:r>
+    </w:p>
+    <w:p>
+      <w:pPr>
+        <w:spacing w:line="336" w:lineRule="auto" w:after="180"/>
+      </w:pPr>
+      <w:r>
+        <w:rPr>
+          <w:b w:val="0"/>
+        </w:rPr>
+        <w:t xml:space="preserve">Supported question: Write a one-sentence project goal and say what </w:t>
+      </w:r>
+      <w:r>
+        <w:rPr>
+          <w:b/>
+        </w:rPr>
+        <w:t>evidence</w:t>
+      </w:r>
+      <w:r>
+        <w:rPr>
+          <w:b w:val="0"/>
+        </w:rPr>
+        <w:t xml:space="preserve"> would count as a failure.</w:t>
+      </w:r>
+    </w:p>
+    <w:p>
+      <w:pPr>
+        <w:spacing w:line="336" w:lineRule="auto" w:after="180"/>
+        <w:shd w:fill="F5F1FB"/>
+      </w:pPr>
+      <w:r>
+        <w:rPr>
+          <w:b w:val="0"/>
+        </w:rPr>
+        <w:t xml:space="preserve">Draw your project trace and justify the deciding step using </w:t>
+      </w:r>
+      <w:r>
+        <w:rPr>
+          <w:b/>
+        </w:rPr>
+        <w:t>evidence</w:t>
+      </w:r>
+      <w:r>
+        <w:rPr>
+          <w:b w:val="0"/>
+        </w:rPr>
+        <w:t>.</w:t>
       </w:r>
     </w:p>
     <w:sectPr>
